--- a/data mining/lab/Lab Experiment-7.docx
+++ b/data mining/lab/Lab Experiment-7.docx
@@ -48,7 +48,7 @@
           <w:szCs w:val="40"/>
           <w:lang w:val="en-US"/>
         </w:rPr>
-        <w:t>7</w:t>
+        <w:t>08</w:t>
       </w:r>
     </w:p>
     <w:p>
@@ -63,7 +63,7 @@
           <w:b/>
           <w:bCs/>
           <w:szCs w:val="24"/>
-          <w:lang w:val="en-US" w:eastAsia="en-GB" w:bidi="hi-IN"/>
+          <w:lang w:eastAsia="en-GB" w:bidi="hi-IN"/>
         </w:rPr>
       </w:pPr>
       <w:r>
@@ -101,10 +101,24 @@
           <w:b/>
           <w:bCs/>
           <w:szCs w:val="24"/>
+          <w:lang w:eastAsia="en-GB" w:bidi="hi-IN"/>
+        </w:rPr>
+        <w:t>Predicting Output of Variables Using Prediction Model</w:t>
+      </w:r>
+    </w:p>
+    <w:p>
+      <w:pPr>
+        <w:tabs>
+          <w:tab w:val="left" w:pos="1440"/>
+        </w:tabs>
+        <w:rPr>
+          <w:rFonts w:ascii="Times New Roman" w:eastAsia="Times New Roman" w:hAnsi="Times New Roman" w:cs="Times New Roman"/>
+          <w:b/>
+          <w:bCs/>
+          <w:szCs w:val="24"/>
           <w:lang w:val="en-US" w:eastAsia="en-GB" w:bidi="hi-IN"/>
         </w:rPr>
-        <w:t>MongoDB install and Run command</w:t>
-      </w:r>
+      </w:pPr>
     </w:p>
     <w:p>
       <w:pPr>
@@ -384,7 +398,7 @@
           <w:szCs w:val="24"/>
           <w:lang w:val="en-US"/>
         </w:rPr>
-        <w:t>4</w:t>
+        <w:t>5</w:t>
       </w:r>
       <w:r>
         <w:rPr>
@@ -447,7 +461,7 @@
                     <pic:cNvPicPr preferRelativeResize="0"/>
                   </pic:nvPicPr>
                   <pic:blipFill>
-                    <a:blip r:embed="rId4"/>
+                    <a:blip r:embed="rId5"/>
                     <a:srcRect/>
                     <a:stretch>
                       <a:fillRect/>
@@ -1486,870 +1500,5491 @@
         </w:tc>
       </w:tr>
     </w:tbl>
-    <w:p/>
-    <w:p>
-      <w:r>
-        <w:rPr>
+    <w:p>
+      <w:pPr>
+        <w:spacing w:before="100" w:beforeAutospacing="1" w:after="100" w:afterAutospacing="1"/>
+        <w:outlineLvl w:val="0"/>
+        <w:rPr>
+          <w:rFonts w:ascii="Times New Roman" w:eastAsia="Times New Roman" w:hAnsi="Times New Roman" w:cs="Times New Roman"/>
+          <w:b/>
+          <w:bCs/>
+          <w:kern w:val="36"/>
+          <w:sz w:val="48"/>
+          <w:szCs w:val="48"/>
+          <w:lang w:eastAsia="en-GB" w:bidi="hi-IN"/>
+          <w14:ligatures w14:val="none"/>
+        </w:rPr>
+      </w:pPr>
+      <w:r>
+        <w:rPr>
+          <w:rFonts w:ascii="Times New Roman" w:eastAsia="Times New Roman" w:hAnsi="Times New Roman" w:cs="Times New Roman"/>
+          <w:b/>
+          <w:bCs/>
+          <w:kern w:val="36"/>
+          <w:sz w:val="48"/>
+          <w:szCs w:val="48"/>
+          <w:lang w:eastAsia="en-GB" w:bidi="hi-IN"/>
+          <w14:ligatures w14:val="none"/>
+        </w:rPr>
+        <w:lastRenderedPageBreak/>
+        <w:t>1. Experiment Name</w:t>
+      </w:r>
+    </w:p>
+    <w:p>
+      <w:pPr>
+        <w:spacing w:before="100" w:beforeAutospacing="1" w:after="100" w:afterAutospacing="1"/>
+        <w:rPr>
+          <w:rFonts w:ascii="Times New Roman" w:eastAsia="Times New Roman" w:hAnsi="Times New Roman" w:cs="Times New Roman"/>
+          <w:kern w:val="0"/>
+          <w:szCs w:val="24"/>
+          <w:lang w:eastAsia="en-GB" w:bidi="hi-IN"/>
+          <w14:ligatures w14:val="none"/>
+        </w:rPr>
+      </w:pPr>
+      <w:r>
+        <w:rPr>
+          <w:rFonts w:ascii="Times New Roman" w:eastAsia="Times New Roman" w:hAnsi="Times New Roman" w:cs="Times New Roman"/>
+          <w:b/>
+          <w:bCs/>
+          <w:kern w:val="0"/>
+          <w:szCs w:val="24"/>
+          <w:lang w:eastAsia="en-GB" w:bidi="hi-IN"/>
+          <w14:ligatures w14:val="none"/>
+        </w:rPr>
+        <w:t>Predicting Output of Variables Using a Prediction Model</w:t>
+      </w:r>
+    </w:p>
+    <w:p>
+      <w:pPr>
+        <w:rPr>
+          <w:rFonts w:ascii="Times New Roman" w:eastAsia="Times New Roman" w:hAnsi="Times New Roman" w:cs="Times New Roman"/>
+          <w:kern w:val="0"/>
+          <w:szCs w:val="24"/>
+          <w:lang w:eastAsia="en-GB" w:bidi="hi-IN"/>
+          <w14:ligatures w14:val="none"/>
+        </w:rPr>
+      </w:pPr>
+      <w:r>
+        <w:rPr>
+          <w:rFonts w:ascii="Times New Roman" w:eastAsia="Times New Roman" w:hAnsi="Times New Roman" w:cs="Times New Roman"/>
           <w:noProof/>
+          <w:kern w:val="0"/>
+          <w:szCs w:val="24"/>
+          <w:lang w:eastAsia="en-GB" w:bidi="hi-IN"/>
+        </w:rPr>
+        <w:pict>
+          <v:rect id="_x0000_i1037" alt="" style="width:451.3pt;height:.05pt;mso-width-percent:0;mso-height-percent:0;mso-width-percent:0;mso-height-percent:0" o:hralign="center" o:hrstd="t" o:hr="t" fillcolor="#a0a0a0" stroked="f"/>
+        </w:pict>
+      </w:r>
+    </w:p>
+    <w:p>
+      <w:pPr>
+        <w:spacing w:before="100" w:beforeAutospacing="1" w:after="100" w:afterAutospacing="1"/>
+        <w:outlineLvl w:val="0"/>
+        <w:rPr>
+          <w:rFonts w:ascii="Times New Roman" w:eastAsia="Times New Roman" w:hAnsi="Times New Roman" w:cs="Times New Roman"/>
+          <w:b/>
+          <w:bCs/>
+          <w:kern w:val="36"/>
+          <w:sz w:val="48"/>
+          <w:szCs w:val="48"/>
+          <w:lang w:eastAsia="en-GB" w:bidi="hi-IN"/>
+          <w14:ligatures w14:val="none"/>
+        </w:rPr>
+      </w:pPr>
+      <w:r>
+        <w:rPr>
+          <w:rFonts w:ascii="Times New Roman" w:eastAsia="Times New Roman" w:hAnsi="Times New Roman" w:cs="Times New Roman"/>
+          <w:b/>
+          <w:bCs/>
+          <w:kern w:val="36"/>
+          <w:sz w:val="48"/>
+          <w:szCs w:val="48"/>
+          <w:lang w:eastAsia="en-GB" w:bidi="hi-IN"/>
+          <w14:ligatures w14:val="none"/>
+        </w:rPr>
+        <w:t>2. Objective</w:t>
+      </w:r>
+    </w:p>
+    <w:p>
+      <w:pPr>
+        <w:spacing w:before="100" w:beforeAutospacing="1" w:after="100" w:afterAutospacing="1"/>
+        <w:rPr>
+          <w:rFonts w:ascii="Times New Roman" w:eastAsia="Times New Roman" w:hAnsi="Times New Roman" w:cs="Times New Roman"/>
+          <w:kern w:val="0"/>
+          <w:szCs w:val="24"/>
+          <w:lang w:eastAsia="en-GB" w:bidi="hi-IN"/>
+          <w14:ligatures w14:val="none"/>
+        </w:rPr>
+      </w:pPr>
+      <w:r>
+        <w:rPr>
+          <w:rFonts w:ascii="Times New Roman" w:eastAsia="Times New Roman" w:hAnsi="Times New Roman" w:cs="Times New Roman"/>
+          <w:kern w:val="0"/>
+          <w:szCs w:val="24"/>
+          <w:lang w:eastAsia="en-GB" w:bidi="hi-IN"/>
+          <w14:ligatures w14:val="none"/>
+        </w:rPr>
+        <w:t>The objective of this experiment is to develop a prediction model that can learn from historical data and predict missing or unknown output values based on given input variables. The model identifies relationships between input features and the target variable to make accurate predictions.</w:t>
+      </w:r>
+    </w:p>
+    <w:p>
+      <w:pPr>
+        <w:rPr>
+          <w:rFonts w:ascii="Times New Roman" w:eastAsia="Times New Roman" w:hAnsi="Times New Roman" w:cs="Times New Roman"/>
+          <w:kern w:val="0"/>
+          <w:szCs w:val="24"/>
+          <w:lang w:eastAsia="en-GB" w:bidi="hi-IN"/>
+          <w14:ligatures w14:val="none"/>
+        </w:rPr>
+      </w:pPr>
+      <w:r>
+        <w:rPr>
+          <w:rFonts w:ascii="Times New Roman" w:eastAsia="Times New Roman" w:hAnsi="Times New Roman" w:cs="Times New Roman"/>
+          <w:noProof/>
+          <w:kern w:val="0"/>
+          <w:szCs w:val="24"/>
+          <w:lang w:eastAsia="en-GB" w:bidi="hi-IN"/>
+        </w:rPr>
+        <w:pict>
+          <v:rect id="_x0000_i1036" alt="" style="width:451.3pt;height:.05pt;mso-width-percent:0;mso-height-percent:0;mso-width-percent:0;mso-height-percent:0" o:hralign="center" o:hrstd="t" o:hr="t" fillcolor="#a0a0a0" stroked="f"/>
+        </w:pict>
+      </w:r>
+    </w:p>
+    <w:p>
+      <w:pPr>
+        <w:spacing w:before="100" w:beforeAutospacing="1" w:after="100" w:afterAutospacing="1"/>
+        <w:outlineLvl w:val="0"/>
+        <w:rPr>
+          <w:rFonts w:ascii="Times New Roman" w:eastAsia="Times New Roman" w:hAnsi="Times New Roman" w:cs="Times New Roman"/>
+          <w:b/>
+          <w:bCs/>
+          <w:kern w:val="36"/>
+          <w:sz w:val="48"/>
+          <w:szCs w:val="48"/>
+          <w:lang w:eastAsia="en-GB" w:bidi="hi-IN"/>
+          <w14:ligatures w14:val="none"/>
+        </w:rPr>
+      </w:pPr>
+      <w:r>
+        <w:rPr>
+          <w:rFonts w:ascii="Times New Roman" w:eastAsia="Times New Roman" w:hAnsi="Times New Roman" w:cs="Times New Roman"/>
+          <w:b/>
+          <w:bCs/>
+          <w:kern w:val="36"/>
+          <w:sz w:val="48"/>
+          <w:szCs w:val="48"/>
+          <w:lang w:eastAsia="en-GB" w:bidi="hi-IN"/>
+          <w14:ligatures w14:val="none"/>
+        </w:rPr>
+        <w:t>3. Introduction</w:t>
+      </w:r>
+    </w:p>
+    <w:p>
+      <w:pPr>
+        <w:spacing w:before="100" w:beforeAutospacing="1" w:after="100" w:afterAutospacing="1"/>
+        <w:rPr>
+          <w:rFonts w:ascii="Times New Roman" w:eastAsia="Times New Roman" w:hAnsi="Times New Roman" w:cs="Times New Roman"/>
+          <w:kern w:val="0"/>
+          <w:szCs w:val="24"/>
+          <w:lang w:eastAsia="en-GB" w:bidi="hi-IN"/>
+          <w14:ligatures w14:val="none"/>
+        </w:rPr>
+      </w:pPr>
+      <w:r>
+        <w:rPr>
+          <w:rFonts w:ascii="Times New Roman" w:eastAsia="Times New Roman" w:hAnsi="Times New Roman" w:cs="Times New Roman"/>
+          <w:kern w:val="0"/>
+          <w:szCs w:val="24"/>
+          <w:lang w:eastAsia="en-GB" w:bidi="hi-IN"/>
+          <w14:ligatures w14:val="none"/>
+        </w:rPr>
+        <w:t>Prediction is one of the most important tasks in Data Mining and Machine Learning. It is a supervised learning technique where a model is trained using known input-output pairs and then used to predict unknown outputs.</w:t>
+      </w:r>
+    </w:p>
+    <w:p>
+      <w:pPr>
+        <w:spacing w:before="100" w:beforeAutospacing="1" w:after="100" w:afterAutospacing="1"/>
+        <w:rPr>
+          <w:rFonts w:ascii="Times New Roman" w:eastAsia="Times New Roman" w:hAnsi="Times New Roman" w:cs="Times New Roman"/>
+          <w:kern w:val="0"/>
+          <w:szCs w:val="24"/>
+          <w:lang w:eastAsia="en-GB" w:bidi="hi-IN"/>
+          <w14:ligatures w14:val="none"/>
+        </w:rPr>
+      </w:pPr>
+      <w:r>
+        <w:rPr>
+          <w:rFonts w:ascii="Times New Roman" w:eastAsia="Times New Roman" w:hAnsi="Times New Roman" w:cs="Times New Roman"/>
+          <w:kern w:val="0"/>
+          <w:szCs w:val="24"/>
+          <w:lang w:eastAsia="en-GB" w:bidi="hi-IN"/>
+          <w14:ligatures w14:val="none"/>
+        </w:rPr>
+        <w:t>A prediction model learns patterns from existing data and estimates the missing or future values.</w:t>
+      </w:r>
+    </w:p>
+    <w:p>
+      <w:pPr>
+        <w:spacing w:before="100" w:beforeAutospacing="1" w:after="100" w:afterAutospacing="1"/>
+        <w:rPr>
+          <w:rFonts w:ascii="Times New Roman" w:eastAsia="Times New Roman" w:hAnsi="Times New Roman" w:cs="Times New Roman"/>
+          <w:kern w:val="0"/>
+          <w:szCs w:val="24"/>
+          <w:lang w:eastAsia="en-GB" w:bidi="hi-IN"/>
+          <w14:ligatures w14:val="none"/>
+        </w:rPr>
+      </w:pPr>
+      <w:r>
+        <w:rPr>
+          <w:rFonts w:ascii="Times New Roman" w:eastAsia="Times New Roman" w:hAnsi="Times New Roman" w:cs="Times New Roman"/>
+          <w:b/>
+          <w:bCs/>
+          <w:kern w:val="0"/>
+          <w:szCs w:val="24"/>
+          <w:lang w:eastAsia="en-GB" w:bidi="hi-IN"/>
+          <w14:ligatures w14:val="none"/>
+        </w:rPr>
+        <w:t>Examples:</w:t>
+      </w:r>
+    </w:p>
+    <w:p>
+      <w:pPr>
+        <w:numPr>
+          <w:ilvl w:val="0"/>
+          <w:numId w:val="1"/>
+        </w:numPr>
+        <w:spacing w:before="100" w:beforeAutospacing="1" w:after="100" w:afterAutospacing="1"/>
+        <w:rPr>
+          <w:rFonts w:ascii="Times New Roman" w:eastAsia="Times New Roman" w:hAnsi="Times New Roman" w:cs="Times New Roman"/>
+          <w:kern w:val="0"/>
+          <w:szCs w:val="24"/>
+          <w:lang w:eastAsia="en-GB" w:bidi="hi-IN"/>
+          <w14:ligatures w14:val="none"/>
+        </w:rPr>
+      </w:pPr>
+      <w:r>
+        <w:rPr>
+          <w:rFonts w:ascii="Times New Roman" w:eastAsia="Times New Roman" w:hAnsi="Times New Roman" w:cs="Times New Roman"/>
+          <w:kern w:val="0"/>
+          <w:szCs w:val="24"/>
+          <w:lang w:eastAsia="en-GB" w:bidi="hi-IN"/>
+          <w14:ligatures w14:val="none"/>
+        </w:rPr>
+        <w:t>Predict student marks from study hours and attendance.</w:t>
+      </w:r>
+    </w:p>
+    <w:p>
+      <w:pPr>
+        <w:numPr>
+          <w:ilvl w:val="0"/>
+          <w:numId w:val="1"/>
+        </w:numPr>
+        <w:spacing w:before="100" w:beforeAutospacing="1" w:after="100" w:afterAutospacing="1"/>
+        <w:rPr>
+          <w:rFonts w:ascii="Times New Roman" w:eastAsia="Times New Roman" w:hAnsi="Times New Roman" w:cs="Times New Roman"/>
+          <w:kern w:val="0"/>
+          <w:szCs w:val="24"/>
+          <w:lang w:eastAsia="en-GB" w:bidi="hi-IN"/>
+          <w14:ligatures w14:val="none"/>
+        </w:rPr>
+      </w:pPr>
+      <w:r>
+        <w:rPr>
+          <w:rFonts w:ascii="Times New Roman" w:eastAsia="Times New Roman" w:hAnsi="Times New Roman" w:cs="Times New Roman"/>
+          <w:kern w:val="0"/>
+          <w:szCs w:val="24"/>
+          <w:lang w:eastAsia="en-GB" w:bidi="hi-IN"/>
+          <w14:ligatures w14:val="none"/>
+        </w:rPr>
+        <w:t>Predict house prices from area and location.</w:t>
+      </w:r>
+    </w:p>
+    <w:p>
+      <w:pPr>
+        <w:numPr>
+          <w:ilvl w:val="0"/>
+          <w:numId w:val="1"/>
+        </w:numPr>
+        <w:spacing w:before="100" w:beforeAutospacing="1" w:after="100" w:afterAutospacing="1"/>
+        <w:rPr>
+          <w:rFonts w:ascii="Times New Roman" w:eastAsia="Times New Roman" w:hAnsi="Times New Roman" w:cs="Times New Roman"/>
+          <w:kern w:val="0"/>
+          <w:szCs w:val="24"/>
+          <w:lang w:eastAsia="en-GB" w:bidi="hi-IN"/>
+          <w14:ligatures w14:val="none"/>
+        </w:rPr>
+      </w:pPr>
+      <w:r>
+        <w:rPr>
+          <w:rFonts w:ascii="Times New Roman" w:eastAsia="Times New Roman" w:hAnsi="Times New Roman" w:cs="Times New Roman"/>
+          <w:kern w:val="0"/>
+          <w:szCs w:val="24"/>
+          <w:lang w:eastAsia="en-GB" w:bidi="hi-IN"/>
+          <w14:ligatures w14:val="none"/>
+        </w:rPr>
+        <w:t>Predict disease risk from patient information.</w:t>
+      </w:r>
+    </w:p>
+    <w:p>
+      <w:pPr>
+        <w:numPr>
+          <w:ilvl w:val="0"/>
+          <w:numId w:val="1"/>
+        </w:numPr>
+        <w:spacing w:before="100" w:beforeAutospacing="1" w:after="100" w:afterAutospacing="1"/>
+        <w:rPr>
+          <w:rFonts w:ascii="Times New Roman" w:eastAsia="Times New Roman" w:hAnsi="Times New Roman" w:cs="Times New Roman"/>
+          <w:kern w:val="0"/>
+          <w:szCs w:val="24"/>
+          <w:lang w:eastAsia="en-GB" w:bidi="hi-IN"/>
+          <w14:ligatures w14:val="none"/>
+        </w:rPr>
+      </w:pPr>
+      <w:r>
+        <w:rPr>
+          <w:rFonts w:ascii="Times New Roman" w:eastAsia="Times New Roman" w:hAnsi="Times New Roman" w:cs="Times New Roman"/>
+          <w:kern w:val="0"/>
+          <w:szCs w:val="24"/>
+          <w:lang w:eastAsia="en-GB" w:bidi="hi-IN"/>
+          <w14:ligatures w14:val="none"/>
+        </w:rPr>
+        <w:t>Predict sales from previous sales records.</w:t>
+      </w:r>
+    </w:p>
+    <w:p>
+      <w:pPr>
+        <w:rPr>
+          <w:rFonts w:ascii="Times New Roman" w:eastAsia="Times New Roman" w:hAnsi="Times New Roman" w:cs="Times New Roman"/>
+          <w:kern w:val="0"/>
+          <w:szCs w:val="24"/>
+          <w:lang w:eastAsia="en-GB" w:bidi="hi-IN"/>
+          <w14:ligatures w14:val="none"/>
+        </w:rPr>
+      </w:pPr>
+      <w:r>
+        <w:rPr>
+          <w:rFonts w:ascii="Times New Roman" w:eastAsia="Times New Roman" w:hAnsi="Times New Roman" w:cs="Times New Roman"/>
+          <w:noProof/>
+          <w:kern w:val="0"/>
+          <w:szCs w:val="24"/>
+          <w:lang w:eastAsia="en-GB" w:bidi="hi-IN"/>
+        </w:rPr>
+        <w:pict>
+          <v:rect id="_x0000_i1035" alt="" style="width:451.3pt;height:.05pt;mso-width-percent:0;mso-height-percent:0;mso-width-percent:0;mso-height-percent:0" o:hralign="center" o:hrstd="t" o:hr="t" fillcolor="#a0a0a0" stroked="f"/>
+        </w:pict>
+      </w:r>
+    </w:p>
+    <w:p>
+      <w:pPr>
+        <w:spacing w:before="100" w:beforeAutospacing="1" w:after="100" w:afterAutospacing="1"/>
+        <w:outlineLvl w:val="0"/>
+        <w:rPr>
+          <w:rFonts w:ascii="Times New Roman" w:eastAsia="Times New Roman" w:hAnsi="Times New Roman" w:cs="Times New Roman"/>
+          <w:b/>
+          <w:bCs/>
+          <w:kern w:val="36"/>
+          <w:sz w:val="48"/>
+          <w:szCs w:val="48"/>
+          <w:lang w:eastAsia="en-GB" w:bidi="hi-IN"/>
+          <w14:ligatures w14:val="none"/>
+        </w:rPr>
+      </w:pPr>
+      <w:r>
+        <w:rPr>
+          <w:rFonts w:ascii="Times New Roman" w:eastAsia="Times New Roman" w:hAnsi="Times New Roman" w:cs="Times New Roman"/>
+          <w:b/>
+          <w:bCs/>
+          <w:kern w:val="36"/>
+          <w:sz w:val="48"/>
+          <w:szCs w:val="48"/>
+          <w:lang w:eastAsia="en-GB" w:bidi="hi-IN"/>
+          <w14:ligatures w14:val="none"/>
+        </w:rPr>
+        <w:t>4. Dataset Description</w:t>
+      </w:r>
+    </w:p>
+    <w:p>
+      <w:pPr>
+        <w:spacing w:before="100" w:beforeAutospacing="1" w:after="100" w:afterAutospacing="1"/>
+        <w:rPr>
+          <w:rFonts w:ascii="Times New Roman" w:eastAsia="Times New Roman" w:hAnsi="Times New Roman" w:cs="Times New Roman"/>
+          <w:kern w:val="0"/>
+          <w:szCs w:val="24"/>
+          <w:lang w:eastAsia="en-GB" w:bidi="hi-IN"/>
+          <w14:ligatures w14:val="none"/>
+        </w:rPr>
+      </w:pPr>
+      <w:r>
+        <w:rPr>
+          <w:rFonts w:ascii="Times New Roman" w:eastAsia="Times New Roman" w:hAnsi="Times New Roman" w:cs="Times New Roman"/>
+          <w:kern w:val="0"/>
+          <w:szCs w:val="24"/>
+          <w:lang w:eastAsia="en-GB" w:bidi="hi-IN"/>
+          <w14:ligatures w14:val="none"/>
+        </w:rPr>
+        <w:t>This experiment uses a student performance dataset.</w:t>
+      </w:r>
+    </w:p>
+    <w:p>
+      <w:pPr>
+        <w:spacing w:before="100" w:beforeAutospacing="1" w:after="100" w:afterAutospacing="1"/>
+        <w:outlineLvl w:val="2"/>
+        <w:rPr>
+          <w:rFonts w:ascii="Times New Roman" w:eastAsia="Times New Roman" w:hAnsi="Times New Roman" w:cs="Times New Roman"/>
+          <w:b/>
+          <w:bCs/>
+          <w:kern w:val="0"/>
+          <w:sz w:val="27"/>
+          <w:szCs w:val="27"/>
+          <w:lang w:eastAsia="en-GB" w:bidi="hi-IN"/>
+          <w14:ligatures w14:val="none"/>
+        </w:rPr>
+      </w:pPr>
+      <w:r>
+        <w:rPr>
+          <w:rFonts w:ascii="Times New Roman" w:eastAsia="Times New Roman" w:hAnsi="Times New Roman" w:cs="Times New Roman"/>
+          <w:b/>
+          <w:bCs/>
+          <w:kern w:val="0"/>
+          <w:sz w:val="27"/>
+          <w:szCs w:val="27"/>
+          <w:lang w:eastAsia="en-GB" w:bidi="hi-IN"/>
+          <w14:ligatures w14:val="none"/>
+        </w:rPr>
+        <w:t>Input Variables</w:t>
+      </w:r>
+    </w:p>
+    <w:p>
+      <w:pPr>
+        <w:numPr>
+          <w:ilvl w:val="0"/>
+          <w:numId w:val="2"/>
+        </w:numPr>
+        <w:spacing w:before="100" w:beforeAutospacing="1" w:after="100" w:afterAutospacing="1"/>
+        <w:rPr>
+          <w:rFonts w:ascii="Times New Roman" w:eastAsia="Times New Roman" w:hAnsi="Times New Roman" w:cs="Times New Roman"/>
+          <w:kern w:val="0"/>
+          <w:szCs w:val="24"/>
+          <w:lang w:eastAsia="en-GB" w:bidi="hi-IN"/>
+          <w14:ligatures w14:val="none"/>
+        </w:rPr>
+      </w:pPr>
+      <w:r>
+        <w:rPr>
+          <w:rFonts w:ascii="Times New Roman" w:eastAsia="Times New Roman" w:hAnsi="Times New Roman" w:cs="Times New Roman"/>
+          <w:kern w:val="0"/>
+          <w:szCs w:val="24"/>
+          <w:lang w:eastAsia="en-GB" w:bidi="hi-IN"/>
+          <w14:ligatures w14:val="none"/>
+        </w:rPr>
+        <w:t>Study Hours</w:t>
+      </w:r>
+    </w:p>
+    <w:p>
+      <w:pPr>
+        <w:numPr>
+          <w:ilvl w:val="0"/>
+          <w:numId w:val="2"/>
+        </w:numPr>
+        <w:spacing w:before="100" w:beforeAutospacing="1" w:after="100" w:afterAutospacing="1"/>
+        <w:rPr>
+          <w:rFonts w:ascii="Times New Roman" w:eastAsia="Times New Roman" w:hAnsi="Times New Roman" w:cs="Times New Roman"/>
+          <w:kern w:val="0"/>
+          <w:szCs w:val="24"/>
+          <w:lang w:eastAsia="en-GB" w:bidi="hi-IN"/>
+          <w14:ligatures w14:val="none"/>
+        </w:rPr>
+      </w:pPr>
+      <w:r>
+        <w:rPr>
+          <w:rFonts w:ascii="Times New Roman" w:eastAsia="Times New Roman" w:hAnsi="Times New Roman" w:cs="Times New Roman"/>
+          <w:kern w:val="0"/>
+          <w:szCs w:val="24"/>
+          <w:lang w:eastAsia="en-GB" w:bidi="hi-IN"/>
+          <w14:ligatures w14:val="none"/>
+        </w:rPr>
+        <w:t>Attendance (%)</w:t>
+      </w:r>
+    </w:p>
+    <w:p>
+      <w:pPr>
+        <w:numPr>
+          <w:ilvl w:val="0"/>
+          <w:numId w:val="2"/>
+        </w:numPr>
+        <w:spacing w:before="100" w:beforeAutospacing="1" w:after="100" w:afterAutospacing="1"/>
+        <w:rPr>
+          <w:rFonts w:ascii="Times New Roman" w:eastAsia="Times New Roman" w:hAnsi="Times New Roman" w:cs="Times New Roman"/>
+          <w:kern w:val="0"/>
+          <w:szCs w:val="24"/>
+          <w:lang w:eastAsia="en-GB" w:bidi="hi-IN"/>
+          <w14:ligatures w14:val="none"/>
+        </w:rPr>
+      </w:pPr>
+      <w:r>
+        <w:rPr>
+          <w:rFonts w:ascii="Times New Roman" w:eastAsia="Times New Roman" w:hAnsi="Times New Roman" w:cs="Times New Roman"/>
+          <w:kern w:val="0"/>
+          <w:szCs w:val="24"/>
+          <w:lang w:eastAsia="en-GB" w:bidi="hi-IN"/>
+          <w14:ligatures w14:val="none"/>
+        </w:rPr>
+        <w:t>Assignment Marks</w:t>
+      </w:r>
+    </w:p>
+    <w:p>
+      <w:pPr>
+        <w:spacing w:before="100" w:beforeAutospacing="1" w:after="100" w:afterAutospacing="1"/>
+        <w:outlineLvl w:val="2"/>
+        <w:rPr>
+          <w:rFonts w:ascii="Times New Roman" w:eastAsia="Times New Roman" w:hAnsi="Times New Roman" w:cs="Times New Roman"/>
+          <w:b/>
+          <w:bCs/>
+          <w:kern w:val="0"/>
+          <w:sz w:val="27"/>
+          <w:szCs w:val="27"/>
+          <w:lang w:eastAsia="en-GB" w:bidi="hi-IN"/>
+          <w14:ligatures w14:val="none"/>
+        </w:rPr>
+      </w:pPr>
+      <w:r>
+        <w:rPr>
+          <w:rFonts w:ascii="Times New Roman" w:eastAsia="Times New Roman" w:hAnsi="Times New Roman" w:cs="Times New Roman"/>
+          <w:b/>
+          <w:bCs/>
+          <w:kern w:val="0"/>
+          <w:sz w:val="27"/>
+          <w:szCs w:val="27"/>
+          <w:lang w:eastAsia="en-GB" w:bidi="hi-IN"/>
+          <w14:ligatures w14:val="none"/>
+        </w:rPr>
+        <w:t>Output Variable</w:t>
+      </w:r>
+    </w:p>
+    <w:p>
+      <w:pPr>
+        <w:numPr>
+          <w:ilvl w:val="0"/>
+          <w:numId w:val="3"/>
+        </w:numPr>
+        <w:spacing w:before="100" w:beforeAutospacing="1" w:after="100" w:afterAutospacing="1"/>
+        <w:rPr>
+          <w:rFonts w:ascii="Times New Roman" w:eastAsia="Times New Roman" w:hAnsi="Times New Roman" w:cs="Times New Roman"/>
+          <w:kern w:val="0"/>
+          <w:szCs w:val="24"/>
+          <w:lang w:eastAsia="en-GB" w:bidi="hi-IN"/>
+          <w14:ligatures w14:val="none"/>
+        </w:rPr>
+      </w:pPr>
+      <w:r>
+        <w:rPr>
+          <w:rFonts w:ascii="Times New Roman" w:eastAsia="Times New Roman" w:hAnsi="Times New Roman" w:cs="Times New Roman"/>
+          <w:kern w:val="0"/>
+          <w:szCs w:val="24"/>
+          <w:lang w:eastAsia="en-GB" w:bidi="hi-IN"/>
+          <w14:ligatures w14:val="none"/>
+        </w:rPr>
+        <w:t>Final Marks</w:t>
+      </w:r>
+    </w:p>
+    <w:p>
+      <w:pPr>
+        <w:spacing w:before="100" w:beforeAutospacing="1" w:after="100" w:afterAutospacing="1"/>
+        <w:rPr>
+          <w:rFonts w:ascii="Times New Roman" w:eastAsia="Times New Roman" w:hAnsi="Times New Roman" w:cs="Times New Roman"/>
+          <w:kern w:val="0"/>
+          <w:szCs w:val="24"/>
+          <w:lang w:eastAsia="en-GB" w:bidi="hi-IN"/>
+          <w14:ligatures w14:val="none"/>
+        </w:rPr>
+      </w:pPr>
+      <w:r>
+        <w:rPr>
+          <w:rFonts w:ascii="Times New Roman" w:eastAsia="Times New Roman" w:hAnsi="Times New Roman" w:cs="Times New Roman"/>
+          <w:kern w:val="0"/>
+          <w:szCs w:val="24"/>
+          <w:lang w:eastAsia="en-GB" w:bidi="hi-IN"/>
+          <w14:ligatures w14:val="none"/>
         </w:rPr>
         <w:lastRenderedPageBreak/>
-        <w:drawing>
-          <wp:anchor distT="0" distB="0" distL="114300" distR="114300" simplePos="0" relativeHeight="251658240" behindDoc="0" locked="0" layoutInCell="1" allowOverlap="1">
-            <wp:simplePos x="0" y="0"/>
-            <wp:positionH relativeFrom="column">
-              <wp:posOffset>-704850</wp:posOffset>
-            </wp:positionH>
-            <wp:positionV relativeFrom="paragraph">
-              <wp:posOffset>0</wp:posOffset>
-            </wp:positionV>
-            <wp:extent cx="7009765" cy="9017994"/>
-            <wp:effectExtent l="0" t="0" r="635" b="0"/>
-            <wp:wrapNone/>
-            <wp:docPr id="1562018487" name="Picture 1"/>
-            <wp:cNvGraphicFramePr>
-              <a:graphicFrameLocks xmlns:a="http://schemas.openxmlformats.org/drawingml/2006/main" noChangeAspect="1"/>
-            </wp:cNvGraphicFramePr>
-            <a:graphic xmlns:a="http://schemas.openxmlformats.org/drawingml/2006/main">
-              <a:graphicData uri="http://schemas.openxmlformats.org/drawingml/2006/picture">
-                <pic:pic xmlns:pic="http://schemas.openxmlformats.org/drawingml/2006/picture">
-                  <pic:nvPicPr>
-                    <pic:cNvPr id="1562018487" name="Picture 1562018487"/>
-                    <pic:cNvPicPr/>
-                  </pic:nvPicPr>
-                  <pic:blipFill>
-                    <a:blip r:embed="rId5">
-                      <a:extLst>
-                        <a:ext uri="{28A0092B-C50C-407E-A947-70E740481C1C}">
-                          <a14:useLocalDpi xmlns:a14="http://schemas.microsoft.com/office/drawing/2010/main" val="0"/>
-                        </a:ext>
-                      </a:extLst>
-                    </a:blip>
-                    <a:stretch>
-                      <a:fillRect/>
-                    </a:stretch>
-                  </pic:blipFill>
-                  <pic:spPr>
-                    <a:xfrm>
-                      <a:off x="0" y="0"/>
-                      <a:ext cx="7015067" cy="9024815"/>
-                    </a:xfrm>
-                    <a:prstGeom prst="rect">
-                      <a:avLst/>
-                    </a:prstGeom>
-                  </pic:spPr>
-                </pic:pic>
-              </a:graphicData>
-            </a:graphic>
-            <wp14:sizeRelH relativeFrom="page">
-              <wp14:pctWidth>0</wp14:pctWidth>
-            </wp14:sizeRelH>
-            <wp14:sizeRelV relativeFrom="page">
-              <wp14:pctHeight>0</wp14:pctHeight>
-            </wp14:sizeRelV>
-          </wp:anchor>
-        </w:drawing>
-      </w:r>
-      <w:r>
-        <w:br w:type="page"/>
-      </w:r>
-    </w:p>
-    <w:p>
-      <w:r>
-        <w:rPr>
+        <w:t>Some output values are available for training, while others are missing and will be predicted.</w:t>
+      </w:r>
+    </w:p>
+    <w:p>
+      <w:pPr>
+        <w:spacing w:before="100" w:beforeAutospacing="1" w:after="100" w:afterAutospacing="1"/>
+        <w:outlineLvl w:val="2"/>
+        <w:rPr>
+          <w:rFonts w:ascii="Times New Roman" w:eastAsia="Times New Roman" w:hAnsi="Times New Roman" w:cs="Times New Roman"/>
+          <w:b/>
+          <w:bCs/>
+          <w:kern w:val="0"/>
+          <w:sz w:val="27"/>
+          <w:szCs w:val="27"/>
+          <w:lang w:eastAsia="en-GB" w:bidi="hi-IN"/>
+          <w14:ligatures w14:val="none"/>
+        </w:rPr>
+      </w:pPr>
+      <w:r>
+        <w:rPr>
+          <w:rFonts w:ascii="Times New Roman" w:eastAsia="Times New Roman" w:hAnsi="Times New Roman" w:cs="Times New Roman"/>
+          <w:b/>
+          <w:bCs/>
+          <w:kern w:val="0"/>
+          <w:sz w:val="27"/>
+          <w:szCs w:val="27"/>
+          <w:lang w:eastAsia="en-GB" w:bidi="hi-IN"/>
+          <w14:ligatures w14:val="none"/>
+        </w:rPr>
+        <w:t>Sample Dataset</w:t>
+      </w:r>
+    </w:p>
+    <w:tbl>
+      <w:tblPr>
+        <w:tblStyle w:val="TableGrid"/>
+        <w:tblW w:w="0" w:type="auto"/>
+        <w:tblLook w:val="04A0" w:firstRow="1" w:lastRow="0" w:firstColumn="1" w:lastColumn="0" w:noHBand="0" w:noVBand="1"/>
+      </w:tblPr>
+      <w:tblGrid>
+        <w:gridCol w:w="1517"/>
+        <w:gridCol w:w="1390"/>
+        <w:gridCol w:w="1417"/>
+        <w:gridCol w:w="1490"/>
+      </w:tblGrid>
+      <w:tr>
+        <w:tc>
+          <w:tcPr>
+            <w:tcW w:w="0" w:type="auto"/>
+            <w:hideMark/>
+          </w:tcPr>
+          <w:p>
+            <w:pPr>
+              <w:jc w:val="center"/>
+              <w:rPr>
+                <w:rFonts w:ascii="Times New Roman" w:eastAsia="Times New Roman" w:hAnsi="Times New Roman" w:cs="Times New Roman"/>
+                <w:b/>
+                <w:bCs/>
+                <w:kern w:val="0"/>
+                <w:szCs w:val="24"/>
+                <w:lang w:eastAsia="en-GB" w:bidi="hi-IN"/>
+                <w14:ligatures w14:val="none"/>
+              </w:rPr>
+            </w:pPr>
+            <w:r>
+              <w:rPr>
+                <w:rFonts w:ascii="Times New Roman" w:eastAsia="Times New Roman" w:hAnsi="Times New Roman" w:cs="Times New Roman"/>
+                <w:b/>
+                <w:bCs/>
+                <w:kern w:val="0"/>
+                <w:szCs w:val="24"/>
+                <w:lang w:eastAsia="en-GB" w:bidi="hi-IN"/>
+                <w14:ligatures w14:val="none"/>
+              </w:rPr>
+              <w:t>Study Hours</w:t>
+            </w:r>
+          </w:p>
+        </w:tc>
+        <w:tc>
+          <w:tcPr>
+            <w:tcW w:w="0" w:type="auto"/>
+            <w:hideMark/>
+          </w:tcPr>
+          <w:p>
+            <w:pPr>
+              <w:jc w:val="center"/>
+              <w:rPr>
+                <w:rFonts w:ascii="Times New Roman" w:eastAsia="Times New Roman" w:hAnsi="Times New Roman" w:cs="Times New Roman"/>
+                <w:b/>
+                <w:bCs/>
+                <w:kern w:val="0"/>
+                <w:szCs w:val="24"/>
+                <w:lang w:eastAsia="en-GB" w:bidi="hi-IN"/>
+                <w14:ligatures w14:val="none"/>
+              </w:rPr>
+            </w:pPr>
+            <w:r>
+              <w:rPr>
+                <w:rFonts w:ascii="Times New Roman" w:eastAsia="Times New Roman" w:hAnsi="Times New Roman" w:cs="Times New Roman"/>
+                <w:b/>
+                <w:bCs/>
+                <w:kern w:val="0"/>
+                <w:szCs w:val="24"/>
+                <w:lang w:eastAsia="en-GB" w:bidi="hi-IN"/>
+                <w14:ligatures w14:val="none"/>
+              </w:rPr>
+              <w:t>Attendance</w:t>
+            </w:r>
+          </w:p>
+        </w:tc>
+        <w:tc>
+          <w:tcPr>
+            <w:tcW w:w="0" w:type="auto"/>
+            <w:hideMark/>
+          </w:tcPr>
+          <w:p>
+            <w:pPr>
+              <w:jc w:val="center"/>
+              <w:rPr>
+                <w:rFonts w:ascii="Times New Roman" w:eastAsia="Times New Roman" w:hAnsi="Times New Roman" w:cs="Times New Roman"/>
+                <w:b/>
+                <w:bCs/>
+                <w:kern w:val="0"/>
+                <w:szCs w:val="24"/>
+                <w:lang w:eastAsia="en-GB" w:bidi="hi-IN"/>
+                <w14:ligatures w14:val="none"/>
+              </w:rPr>
+            </w:pPr>
+            <w:r>
+              <w:rPr>
+                <w:rFonts w:ascii="Times New Roman" w:eastAsia="Times New Roman" w:hAnsi="Times New Roman" w:cs="Times New Roman"/>
+                <w:b/>
+                <w:bCs/>
+                <w:kern w:val="0"/>
+                <w:szCs w:val="24"/>
+                <w:lang w:eastAsia="en-GB" w:bidi="hi-IN"/>
+                <w14:ligatures w14:val="none"/>
+              </w:rPr>
+              <w:t>Assignment</w:t>
+            </w:r>
+          </w:p>
+        </w:tc>
+        <w:tc>
+          <w:tcPr>
+            <w:tcW w:w="0" w:type="auto"/>
+            <w:hideMark/>
+          </w:tcPr>
+          <w:p>
+            <w:pPr>
+              <w:jc w:val="center"/>
+              <w:rPr>
+                <w:rFonts w:ascii="Times New Roman" w:eastAsia="Times New Roman" w:hAnsi="Times New Roman" w:cs="Times New Roman"/>
+                <w:b/>
+                <w:bCs/>
+                <w:kern w:val="0"/>
+                <w:szCs w:val="24"/>
+                <w:lang w:eastAsia="en-GB" w:bidi="hi-IN"/>
+                <w14:ligatures w14:val="none"/>
+              </w:rPr>
+            </w:pPr>
+            <w:r>
+              <w:rPr>
+                <w:rFonts w:ascii="Times New Roman" w:eastAsia="Times New Roman" w:hAnsi="Times New Roman" w:cs="Times New Roman"/>
+                <w:b/>
+                <w:bCs/>
+                <w:kern w:val="0"/>
+                <w:szCs w:val="24"/>
+                <w:lang w:eastAsia="en-GB" w:bidi="hi-IN"/>
+                <w14:ligatures w14:val="none"/>
+              </w:rPr>
+              <w:t>Final Marks</w:t>
+            </w:r>
+          </w:p>
+        </w:tc>
+      </w:tr>
+      <w:tr>
+        <w:tc>
+          <w:tcPr>
+            <w:tcW w:w="0" w:type="auto"/>
+            <w:hideMark/>
+          </w:tcPr>
+          <w:p>
+            <w:pPr>
+              <w:rPr>
+                <w:rFonts w:ascii="Times New Roman" w:eastAsia="Times New Roman" w:hAnsi="Times New Roman" w:cs="Times New Roman"/>
+                <w:kern w:val="0"/>
+                <w:szCs w:val="24"/>
+                <w:lang w:eastAsia="en-GB" w:bidi="hi-IN"/>
+                <w14:ligatures w14:val="none"/>
+              </w:rPr>
+            </w:pPr>
+            <w:r>
+              <w:rPr>
+                <w:rFonts w:ascii="Times New Roman" w:eastAsia="Times New Roman" w:hAnsi="Times New Roman" w:cs="Times New Roman"/>
+                <w:kern w:val="0"/>
+                <w:szCs w:val="24"/>
+                <w:lang w:eastAsia="en-GB" w:bidi="hi-IN"/>
+                <w14:ligatures w14:val="none"/>
+              </w:rPr>
+              <w:t>5</w:t>
+            </w:r>
+          </w:p>
+        </w:tc>
+        <w:tc>
+          <w:tcPr>
+            <w:tcW w:w="0" w:type="auto"/>
+            <w:hideMark/>
+          </w:tcPr>
+          <w:p>
+            <w:pPr>
+              <w:rPr>
+                <w:rFonts w:ascii="Times New Roman" w:eastAsia="Times New Roman" w:hAnsi="Times New Roman" w:cs="Times New Roman"/>
+                <w:kern w:val="0"/>
+                <w:szCs w:val="24"/>
+                <w:lang w:eastAsia="en-GB" w:bidi="hi-IN"/>
+                <w14:ligatures w14:val="none"/>
+              </w:rPr>
+            </w:pPr>
+            <w:r>
+              <w:rPr>
+                <w:rFonts w:ascii="Times New Roman" w:eastAsia="Times New Roman" w:hAnsi="Times New Roman" w:cs="Times New Roman"/>
+                <w:kern w:val="0"/>
+                <w:szCs w:val="24"/>
+                <w:lang w:eastAsia="en-GB" w:bidi="hi-IN"/>
+                <w14:ligatures w14:val="none"/>
+              </w:rPr>
+              <w:t>80</w:t>
+            </w:r>
+          </w:p>
+        </w:tc>
+        <w:tc>
+          <w:tcPr>
+            <w:tcW w:w="0" w:type="auto"/>
+            <w:hideMark/>
+          </w:tcPr>
+          <w:p>
+            <w:pPr>
+              <w:rPr>
+                <w:rFonts w:ascii="Times New Roman" w:eastAsia="Times New Roman" w:hAnsi="Times New Roman" w:cs="Times New Roman"/>
+                <w:kern w:val="0"/>
+                <w:szCs w:val="24"/>
+                <w:lang w:eastAsia="en-GB" w:bidi="hi-IN"/>
+                <w14:ligatures w14:val="none"/>
+              </w:rPr>
+            </w:pPr>
+            <w:r>
+              <w:rPr>
+                <w:rFonts w:ascii="Times New Roman" w:eastAsia="Times New Roman" w:hAnsi="Times New Roman" w:cs="Times New Roman"/>
+                <w:kern w:val="0"/>
+                <w:szCs w:val="24"/>
+                <w:lang w:eastAsia="en-GB" w:bidi="hi-IN"/>
+                <w14:ligatures w14:val="none"/>
+              </w:rPr>
+              <w:t>70</w:t>
+            </w:r>
+          </w:p>
+        </w:tc>
+        <w:tc>
+          <w:tcPr>
+            <w:tcW w:w="0" w:type="auto"/>
+            <w:hideMark/>
+          </w:tcPr>
+          <w:p>
+            <w:pPr>
+              <w:rPr>
+                <w:rFonts w:ascii="Times New Roman" w:eastAsia="Times New Roman" w:hAnsi="Times New Roman" w:cs="Times New Roman"/>
+                <w:kern w:val="0"/>
+                <w:szCs w:val="24"/>
+                <w:lang w:eastAsia="en-GB" w:bidi="hi-IN"/>
+                <w14:ligatures w14:val="none"/>
+              </w:rPr>
+            </w:pPr>
+            <w:r>
+              <w:rPr>
+                <w:rFonts w:ascii="Times New Roman" w:eastAsia="Times New Roman" w:hAnsi="Times New Roman" w:cs="Times New Roman"/>
+                <w:kern w:val="0"/>
+                <w:szCs w:val="24"/>
+                <w:lang w:eastAsia="en-GB" w:bidi="hi-IN"/>
+                <w14:ligatures w14:val="none"/>
+              </w:rPr>
+              <w:t>75</w:t>
+            </w:r>
+          </w:p>
+        </w:tc>
+      </w:tr>
+      <w:tr>
+        <w:tc>
+          <w:tcPr>
+            <w:tcW w:w="0" w:type="auto"/>
+            <w:hideMark/>
+          </w:tcPr>
+          <w:p>
+            <w:pPr>
+              <w:rPr>
+                <w:rFonts w:ascii="Times New Roman" w:eastAsia="Times New Roman" w:hAnsi="Times New Roman" w:cs="Times New Roman"/>
+                <w:kern w:val="0"/>
+                <w:szCs w:val="24"/>
+                <w:lang w:eastAsia="en-GB" w:bidi="hi-IN"/>
+                <w14:ligatures w14:val="none"/>
+              </w:rPr>
+            </w:pPr>
+            <w:r>
+              <w:rPr>
+                <w:rFonts w:ascii="Times New Roman" w:eastAsia="Times New Roman" w:hAnsi="Times New Roman" w:cs="Times New Roman"/>
+                <w:kern w:val="0"/>
+                <w:szCs w:val="24"/>
+                <w:lang w:eastAsia="en-GB" w:bidi="hi-IN"/>
+                <w14:ligatures w14:val="none"/>
+              </w:rPr>
+              <w:t>6</w:t>
+            </w:r>
+          </w:p>
+        </w:tc>
+        <w:tc>
+          <w:tcPr>
+            <w:tcW w:w="0" w:type="auto"/>
+            <w:hideMark/>
+          </w:tcPr>
+          <w:p>
+            <w:pPr>
+              <w:rPr>
+                <w:rFonts w:ascii="Times New Roman" w:eastAsia="Times New Roman" w:hAnsi="Times New Roman" w:cs="Times New Roman"/>
+                <w:kern w:val="0"/>
+                <w:szCs w:val="24"/>
+                <w:lang w:eastAsia="en-GB" w:bidi="hi-IN"/>
+                <w14:ligatures w14:val="none"/>
+              </w:rPr>
+            </w:pPr>
+            <w:r>
+              <w:rPr>
+                <w:rFonts w:ascii="Times New Roman" w:eastAsia="Times New Roman" w:hAnsi="Times New Roman" w:cs="Times New Roman"/>
+                <w:kern w:val="0"/>
+                <w:szCs w:val="24"/>
+                <w:lang w:eastAsia="en-GB" w:bidi="hi-IN"/>
+                <w14:ligatures w14:val="none"/>
+              </w:rPr>
+              <w:t>85</w:t>
+            </w:r>
+          </w:p>
+        </w:tc>
+        <w:tc>
+          <w:tcPr>
+            <w:tcW w:w="0" w:type="auto"/>
+            <w:hideMark/>
+          </w:tcPr>
+          <w:p>
+            <w:pPr>
+              <w:rPr>
+                <w:rFonts w:ascii="Times New Roman" w:eastAsia="Times New Roman" w:hAnsi="Times New Roman" w:cs="Times New Roman"/>
+                <w:kern w:val="0"/>
+                <w:szCs w:val="24"/>
+                <w:lang w:eastAsia="en-GB" w:bidi="hi-IN"/>
+                <w14:ligatures w14:val="none"/>
+              </w:rPr>
+            </w:pPr>
+            <w:r>
+              <w:rPr>
+                <w:rFonts w:ascii="Times New Roman" w:eastAsia="Times New Roman" w:hAnsi="Times New Roman" w:cs="Times New Roman"/>
+                <w:kern w:val="0"/>
+                <w:szCs w:val="24"/>
+                <w:lang w:eastAsia="en-GB" w:bidi="hi-IN"/>
+                <w14:ligatures w14:val="none"/>
+              </w:rPr>
+              <w:t>75</w:t>
+            </w:r>
+          </w:p>
+        </w:tc>
+        <w:tc>
+          <w:tcPr>
+            <w:tcW w:w="0" w:type="auto"/>
+            <w:hideMark/>
+          </w:tcPr>
+          <w:p>
+            <w:pPr>
+              <w:rPr>
+                <w:rFonts w:ascii="Times New Roman" w:eastAsia="Times New Roman" w:hAnsi="Times New Roman" w:cs="Times New Roman"/>
+                <w:kern w:val="0"/>
+                <w:szCs w:val="24"/>
+                <w:lang w:eastAsia="en-GB" w:bidi="hi-IN"/>
+                <w14:ligatures w14:val="none"/>
+              </w:rPr>
+            </w:pPr>
+            <w:r>
+              <w:rPr>
+                <w:rFonts w:ascii="Times New Roman" w:eastAsia="Times New Roman" w:hAnsi="Times New Roman" w:cs="Times New Roman"/>
+                <w:kern w:val="0"/>
+                <w:szCs w:val="24"/>
+                <w:lang w:eastAsia="en-GB" w:bidi="hi-IN"/>
+                <w14:ligatures w14:val="none"/>
+              </w:rPr>
+              <w:t>80</w:t>
+            </w:r>
+          </w:p>
+        </w:tc>
+      </w:tr>
+      <w:tr>
+        <w:tc>
+          <w:tcPr>
+            <w:tcW w:w="0" w:type="auto"/>
+            <w:hideMark/>
+          </w:tcPr>
+          <w:p>
+            <w:pPr>
+              <w:rPr>
+                <w:rFonts w:ascii="Times New Roman" w:eastAsia="Times New Roman" w:hAnsi="Times New Roman" w:cs="Times New Roman"/>
+                <w:kern w:val="0"/>
+                <w:szCs w:val="24"/>
+                <w:lang w:eastAsia="en-GB" w:bidi="hi-IN"/>
+                <w14:ligatures w14:val="none"/>
+              </w:rPr>
+            </w:pPr>
+            <w:r>
+              <w:rPr>
+                <w:rFonts w:ascii="Times New Roman" w:eastAsia="Times New Roman" w:hAnsi="Times New Roman" w:cs="Times New Roman"/>
+                <w:kern w:val="0"/>
+                <w:szCs w:val="24"/>
+                <w:lang w:eastAsia="en-GB" w:bidi="hi-IN"/>
+                <w14:ligatures w14:val="none"/>
+              </w:rPr>
+              <w:t>7</w:t>
+            </w:r>
+          </w:p>
+        </w:tc>
+        <w:tc>
+          <w:tcPr>
+            <w:tcW w:w="0" w:type="auto"/>
+            <w:hideMark/>
+          </w:tcPr>
+          <w:p>
+            <w:pPr>
+              <w:rPr>
+                <w:rFonts w:ascii="Times New Roman" w:eastAsia="Times New Roman" w:hAnsi="Times New Roman" w:cs="Times New Roman"/>
+                <w:kern w:val="0"/>
+                <w:szCs w:val="24"/>
+                <w:lang w:eastAsia="en-GB" w:bidi="hi-IN"/>
+                <w14:ligatures w14:val="none"/>
+              </w:rPr>
+            </w:pPr>
+            <w:r>
+              <w:rPr>
+                <w:rFonts w:ascii="Times New Roman" w:eastAsia="Times New Roman" w:hAnsi="Times New Roman" w:cs="Times New Roman"/>
+                <w:kern w:val="0"/>
+                <w:szCs w:val="24"/>
+                <w:lang w:eastAsia="en-GB" w:bidi="hi-IN"/>
+                <w14:ligatures w14:val="none"/>
+              </w:rPr>
+              <w:t>90</w:t>
+            </w:r>
+          </w:p>
+        </w:tc>
+        <w:tc>
+          <w:tcPr>
+            <w:tcW w:w="0" w:type="auto"/>
+            <w:hideMark/>
+          </w:tcPr>
+          <w:p>
+            <w:pPr>
+              <w:rPr>
+                <w:rFonts w:ascii="Times New Roman" w:eastAsia="Times New Roman" w:hAnsi="Times New Roman" w:cs="Times New Roman"/>
+                <w:kern w:val="0"/>
+                <w:szCs w:val="24"/>
+                <w:lang w:eastAsia="en-GB" w:bidi="hi-IN"/>
+                <w14:ligatures w14:val="none"/>
+              </w:rPr>
+            </w:pPr>
+            <w:r>
+              <w:rPr>
+                <w:rFonts w:ascii="Times New Roman" w:eastAsia="Times New Roman" w:hAnsi="Times New Roman" w:cs="Times New Roman"/>
+                <w:kern w:val="0"/>
+                <w:szCs w:val="24"/>
+                <w:lang w:eastAsia="en-GB" w:bidi="hi-IN"/>
+                <w14:ligatures w14:val="none"/>
+              </w:rPr>
+              <w:t>80</w:t>
+            </w:r>
+          </w:p>
+        </w:tc>
+        <w:tc>
+          <w:tcPr>
+            <w:tcW w:w="0" w:type="auto"/>
+            <w:hideMark/>
+          </w:tcPr>
+          <w:p>
+            <w:pPr>
+              <w:rPr>
+                <w:rFonts w:ascii="Times New Roman" w:eastAsia="Times New Roman" w:hAnsi="Times New Roman" w:cs="Times New Roman"/>
+                <w:kern w:val="0"/>
+                <w:szCs w:val="24"/>
+                <w:lang w:eastAsia="en-GB" w:bidi="hi-IN"/>
+                <w14:ligatures w14:val="none"/>
+              </w:rPr>
+            </w:pPr>
+            <w:r>
+              <w:rPr>
+                <w:rFonts w:ascii="Times New Roman" w:eastAsia="Times New Roman" w:hAnsi="Times New Roman" w:cs="Times New Roman"/>
+                <w:kern w:val="0"/>
+                <w:szCs w:val="24"/>
+                <w:lang w:eastAsia="en-GB" w:bidi="hi-IN"/>
+                <w14:ligatures w14:val="none"/>
+              </w:rPr>
+              <w:t>?</w:t>
+            </w:r>
+          </w:p>
+        </w:tc>
+      </w:tr>
+      <w:tr>
+        <w:tc>
+          <w:tcPr>
+            <w:tcW w:w="0" w:type="auto"/>
+            <w:hideMark/>
+          </w:tcPr>
+          <w:p>
+            <w:pPr>
+              <w:rPr>
+                <w:rFonts w:ascii="Times New Roman" w:eastAsia="Times New Roman" w:hAnsi="Times New Roman" w:cs="Times New Roman"/>
+                <w:kern w:val="0"/>
+                <w:szCs w:val="24"/>
+                <w:lang w:eastAsia="en-GB" w:bidi="hi-IN"/>
+                <w14:ligatures w14:val="none"/>
+              </w:rPr>
+            </w:pPr>
+            <w:r>
+              <w:rPr>
+                <w:rFonts w:ascii="Times New Roman" w:eastAsia="Times New Roman" w:hAnsi="Times New Roman" w:cs="Times New Roman"/>
+                <w:kern w:val="0"/>
+                <w:szCs w:val="24"/>
+                <w:lang w:eastAsia="en-GB" w:bidi="hi-IN"/>
+                <w14:ligatures w14:val="none"/>
+              </w:rPr>
+              <w:t>4</w:t>
+            </w:r>
+          </w:p>
+        </w:tc>
+        <w:tc>
+          <w:tcPr>
+            <w:tcW w:w="0" w:type="auto"/>
+            <w:hideMark/>
+          </w:tcPr>
+          <w:p>
+            <w:pPr>
+              <w:rPr>
+                <w:rFonts w:ascii="Times New Roman" w:eastAsia="Times New Roman" w:hAnsi="Times New Roman" w:cs="Times New Roman"/>
+                <w:kern w:val="0"/>
+                <w:szCs w:val="24"/>
+                <w:lang w:eastAsia="en-GB" w:bidi="hi-IN"/>
+                <w14:ligatures w14:val="none"/>
+              </w:rPr>
+            </w:pPr>
+            <w:r>
+              <w:rPr>
+                <w:rFonts w:ascii="Times New Roman" w:eastAsia="Times New Roman" w:hAnsi="Times New Roman" w:cs="Times New Roman"/>
+                <w:kern w:val="0"/>
+                <w:szCs w:val="24"/>
+                <w:lang w:eastAsia="en-GB" w:bidi="hi-IN"/>
+                <w14:ligatures w14:val="none"/>
+              </w:rPr>
+              <w:t>70</w:t>
+            </w:r>
+          </w:p>
+        </w:tc>
+        <w:tc>
+          <w:tcPr>
+            <w:tcW w:w="0" w:type="auto"/>
+            <w:hideMark/>
+          </w:tcPr>
+          <w:p>
+            <w:pPr>
+              <w:rPr>
+                <w:rFonts w:ascii="Times New Roman" w:eastAsia="Times New Roman" w:hAnsi="Times New Roman" w:cs="Times New Roman"/>
+                <w:kern w:val="0"/>
+                <w:szCs w:val="24"/>
+                <w:lang w:eastAsia="en-GB" w:bidi="hi-IN"/>
+                <w14:ligatures w14:val="none"/>
+              </w:rPr>
+            </w:pPr>
+            <w:r>
+              <w:rPr>
+                <w:rFonts w:ascii="Times New Roman" w:eastAsia="Times New Roman" w:hAnsi="Times New Roman" w:cs="Times New Roman"/>
+                <w:kern w:val="0"/>
+                <w:szCs w:val="24"/>
+                <w:lang w:eastAsia="en-GB" w:bidi="hi-IN"/>
+                <w14:ligatures w14:val="none"/>
+              </w:rPr>
+              <w:t>65</w:t>
+            </w:r>
+          </w:p>
+        </w:tc>
+        <w:tc>
+          <w:tcPr>
+            <w:tcW w:w="0" w:type="auto"/>
+            <w:hideMark/>
+          </w:tcPr>
+          <w:p>
+            <w:pPr>
+              <w:rPr>
+                <w:rFonts w:ascii="Times New Roman" w:eastAsia="Times New Roman" w:hAnsi="Times New Roman" w:cs="Times New Roman"/>
+                <w:kern w:val="0"/>
+                <w:szCs w:val="24"/>
+                <w:lang w:eastAsia="en-GB" w:bidi="hi-IN"/>
+                <w14:ligatures w14:val="none"/>
+              </w:rPr>
+            </w:pPr>
+            <w:r>
+              <w:rPr>
+                <w:rFonts w:ascii="Times New Roman" w:eastAsia="Times New Roman" w:hAnsi="Times New Roman" w:cs="Times New Roman"/>
+                <w:kern w:val="0"/>
+                <w:szCs w:val="24"/>
+                <w:lang w:eastAsia="en-GB" w:bidi="hi-IN"/>
+                <w14:ligatures w14:val="none"/>
+              </w:rPr>
+              <w:t>68</w:t>
+            </w:r>
+          </w:p>
+        </w:tc>
+      </w:tr>
+      <w:tr>
+        <w:tc>
+          <w:tcPr>
+            <w:tcW w:w="0" w:type="auto"/>
+            <w:hideMark/>
+          </w:tcPr>
+          <w:p>
+            <w:pPr>
+              <w:rPr>
+                <w:rFonts w:ascii="Times New Roman" w:eastAsia="Times New Roman" w:hAnsi="Times New Roman" w:cs="Times New Roman"/>
+                <w:kern w:val="0"/>
+                <w:szCs w:val="24"/>
+                <w:lang w:eastAsia="en-GB" w:bidi="hi-IN"/>
+                <w14:ligatures w14:val="none"/>
+              </w:rPr>
+            </w:pPr>
+            <w:r>
+              <w:rPr>
+                <w:rFonts w:ascii="Times New Roman" w:eastAsia="Times New Roman" w:hAnsi="Times New Roman" w:cs="Times New Roman"/>
+                <w:kern w:val="0"/>
+                <w:szCs w:val="24"/>
+                <w:lang w:eastAsia="en-GB" w:bidi="hi-IN"/>
+                <w14:ligatures w14:val="none"/>
+              </w:rPr>
+              <w:t>8</w:t>
+            </w:r>
+          </w:p>
+        </w:tc>
+        <w:tc>
+          <w:tcPr>
+            <w:tcW w:w="0" w:type="auto"/>
+            <w:hideMark/>
+          </w:tcPr>
+          <w:p>
+            <w:pPr>
+              <w:rPr>
+                <w:rFonts w:ascii="Times New Roman" w:eastAsia="Times New Roman" w:hAnsi="Times New Roman" w:cs="Times New Roman"/>
+                <w:kern w:val="0"/>
+                <w:szCs w:val="24"/>
+                <w:lang w:eastAsia="en-GB" w:bidi="hi-IN"/>
+                <w14:ligatures w14:val="none"/>
+              </w:rPr>
+            </w:pPr>
+            <w:r>
+              <w:rPr>
+                <w:rFonts w:ascii="Times New Roman" w:eastAsia="Times New Roman" w:hAnsi="Times New Roman" w:cs="Times New Roman"/>
+                <w:kern w:val="0"/>
+                <w:szCs w:val="24"/>
+                <w:lang w:eastAsia="en-GB" w:bidi="hi-IN"/>
+                <w14:ligatures w14:val="none"/>
+              </w:rPr>
+              <w:t>95</w:t>
+            </w:r>
+          </w:p>
+        </w:tc>
+        <w:tc>
+          <w:tcPr>
+            <w:tcW w:w="0" w:type="auto"/>
+            <w:hideMark/>
+          </w:tcPr>
+          <w:p>
+            <w:pPr>
+              <w:rPr>
+                <w:rFonts w:ascii="Times New Roman" w:eastAsia="Times New Roman" w:hAnsi="Times New Roman" w:cs="Times New Roman"/>
+                <w:kern w:val="0"/>
+                <w:szCs w:val="24"/>
+                <w:lang w:eastAsia="en-GB" w:bidi="hi-IN"/>
+                <w14:ligatures w14:val="none"/>
+              </w:rPr>
+            </w:pPr>
+            <w:r>
+              <w:rPr>
+                <w:rFonts w:ascii="Times New Roman" w:eastAsia="Times New Roman" w:hAnsi="Times New Roman" w:cs="Times New Roman"/>
+                <w:kern w:val="0"/>
+                <w:szCs w:val="24"/>
+                <w:lang w:eastAsia="en-GB" w:bidi="hi-IN"/>
+                <w14:ligatures w14:val="none"/>
+              </w:rPr>
+              <w:t>85</w:t>
+            </w:r>
+          </w:p>
+        </w:tc>
+        <w:tc>
+          <w:tcPr>
+            <w:tcW w:w="0" w:type="auto"/>
+            <w:hideMark/>
+          </w:tcPr>
+          <w:p>
+            <w:pPr>
+              <w:rPr>
+                <w:rFonts w:ascii="Times New Roman" w:eastAsia="Times New Roman" w:hAnsi="Times New Roman" w:cs="Times New Roman"/>
+                <w:kern w:val="0"/>
+                <w:szCs w:val="24"/>
+                <w:lang w:eastAsia="en-GB" w:bidi="hi-IN"/>
+                <w14:ligatures w14:val="none"/>
+              </w:rPr>
+            </w:pPr>
+            <w:r>
+              <w:rPr>
+                <w:rFonts w:ascii="Times New Roman" w:eastAsia="Times New Roman" w:hAnsi="Times New Roman" w:cs="Times New Roman"/>
+                <w:kern w:val="0"/>
+                <w:szCs w:val="24"/>
+                <w:lang w:eastAsia="en-GB" w:bidi="hi-IN"/>
+                <w14:ligatures w14:val="none"/>
+              </w:rPr>
+              <w:t>?</w:t>
+            </w:r>
+          </w:p>
+        </w:tc>
+      </w:tr>
+    </w:tbl>
+    <w:p>
+      <w:pPr>
+        <w:spacing w:before="100" w:beforeAutospacing="1" w:after="100" w:afterAutospacing="1"/>
+        <w:rPr>
+          <w:rFonts w:ascii="Times New Roman" w:eastAsia="Times New Roman" w:hAnsi="Times New Roman" w:cs="Times New Roman"/>
+          <w:kern w:val="0"/>
+          <w:szCs w:val="24"/>
+          <w:lang w:eastAsia="en-GB" w:bidi="hi-IN"/>
+          <w14:ligatures w14:val="none"/>
+        </w:rPr>
+      </w:pPr>
+      <w:r>
+        <w:rPr>
+          <w:rFonts w:ascii="Times New Roman" w:eastAsia="Times New Roman" w:hAnsi="Times New Roman" w:cs="Times New Roman"/>
+          <w:kern w:val="0"/>
+          <w:szCs w:val="24"/>
+          <w:lang w:eastAsia="en-GB" w:bidi="hi-IN"/>
+          <w14:ligatures w14:val="none"/>
+        </w:rPr>
+        <w:t>The missing values (?) will be predicted by the trained model.</w:t>
+      </w:r>
+    </w:p>
+    <w:p>
+      <w:pPr>
+        <w:rPr>
+          <w:rFonts w:ascii="Times New Roman" w:eastAsia="Times New Roman" w:hAnsi="Times New Roman" w:cs="Times New Roman"/>
+          <w:kern w:val="0"/>
+          <w:szCs w:val="24"/>
+          <w:lang w:eastAsia="en-GB" w:bidi="hi-IN"/>
+          <w14:ligatures w14:val="none"/>
+        </w:rPr>
+      </w:pPr>
+      <w:r>
+        <w:rPr>
+          <w:rFonts w:ascii="Times New Roman" w:eastAsia="Times New Roman" w:hAnsi="Times New Roman" w:cs="Times New Roman"/>
           <w:noProof/>
+          <w:kern w:val="0"/>
+          <w:szCs w:val="24"/>
+          <w:lang w:eastAsia="en-GB" w:bidi="hi-IN"/>
+        </w:rPr>
+        <w:pict>
+          <v:rect id="_x0000_i1034" alt="" style="width:451.3pt;height:.05pt;mso-width-percent:0;mso-height-percent:0;mso-width-percent:0;mso-height-percent:0" o:hralign="center" o:hrstd="t" o:hr="t" fillcolor="#a0a0a0" stroked="f"/>
+        </w:pict>
+      </w:r>
+    </w:p>
+    <w:p>
+      <w:pPr>
+        <w:spacing w:before="100" w:beforeAutospacing="1" w:after="100" w:afterAutospacing="1"/>
+        <w:outlineLvl w:val="0"/>
+        <w:rPr>
+          <w:rFonts w:ascii="Times New Roman" w:eastAsia="Times New Roman" w:hAnsi="Times New Roman" w:cs="Times New Roman"/>
+          <w:b/>
+          <w:bCs/>
+          <w:kern w:val="36"/>
+          <w:sz w:val="48"/>
+          <w:szCs w:val="48"/>
+          <w:lang w:eastAsia="en-GB" w:bidi="hi-IN"/>
+          <w14:ligatures w14:val="none"/>
+        </w:rPr>
+      </w:pPr>
+      <w:r>
+        <w:rPr>
+          <w:rFonts w:ascii="Times New Roman" w:eastAsia="Times New Roman" w:hAnsi="Times New Roman" w:cs="Times New Roman"/>
+          <w:b/>
+          <w:bCs/>
+          <w:kern w:val="36"/>
+          <w:sz w:val="48"/>
+          <w:szCs w:val="48"/>
+          <w:lang w:eastAsia="en-GB" w:bidi="hi-IN"/>
+          <w14:ligatures w14:val="none"/>
+        </w:rPr>
+        <w:t>5. Algorithm Used</w:t>
+      </w:r>
+    </w:p>
+    <w:p>
+      <w:pPr>
+        <w:spacing w:before="100" w:beforeAutospacing="1" w:after="100" w:afterAutospacing="1"/>
+        <w:outlineLvl w:val="1"/>
+        <w:rPr>
+          <w:rFonts w:ascii="Times New Roman" w:eastAsia="Times New Roman" w:hAnsi="Times New Roman" w:cs="Times New Roman"/>
+          <w:b/>
+          <w:bCs/>
+          <w:kern w:val="0"/>
+          <w:sz w:val="36"/>
+          <w:szCs w:val="36"/>
+          <w:lang w:eastAsia="en-GB" w:bidi="hi-IN"/>
+          <w14:ligatures w14:val="none"/>
+        </w:rPr>
+      </w:pPr>
+      <w:r>
+        <w:rPr>
+          <w:rFonts w:ascii="Times New Roman" w:eastAsia="Times New Roman" w:hAnsi="Times New Roman" w:cs="Times New Roman"/>
+          <w:b/>
+          <w:bCs/>
+          <w:kern w:val="0"/>
+          <w:sz w:val="36"/>
+          <w:szCs w:val="36"/>
+          <w:lang w:eastAsia="en-GB" w:bidi="hi-IN"/>
+          <w14:ligatures w14:val="none"/>
+        </w:rPr>
+        <w:t>Linear Regression Prediction Model</w:t>
+      </w:r>
+    </w:p>
+    <w:p>
+      <w:pPr>
+        <w:spacing w:before="100" w:beforeAutospacing="1" w:after="100" w:afterAutospacing="1"/>
+        <w:rPr>
+          <w:rFonts w:ascii="Times New Roman" w:eastAsia="Times New Roman" w:hAnsi="Times New Roman" w:cs="Times New Roman"/>
+          <w:kern w:val="0"/>
+          <w:szCs w:val="24"/>
+          <w:lang w:eastAsia="en-GB" w:bidi="hi-IN"/>
+          <w14:ligatures w14:val="none"/>
+        </w:rPr>
+      </w:pPr>
+      <w:r>
+        <w:rPr>
+          <w:rFonts w:ascii="Times New Roman" w:eastAsia="Times New Roman" w:hAnsi="Times New Roman" w:cs="Times New Roman"/>
+          <w:kern w:val="0"/>
+          <w:szCs w:val="24"/>
+          <w:lang w:eastAsia="en-GB" w:bidi="hi-IN"/>
+          <w14:ligatures w14:val="none"/>
+        </w:rPr>
+        <w:t>Linear Regression predicts a continuous output variable based on one or more input variables.</w:t>
+      </w:r>
+    </w:p>
+    <w:p>
+      <w:pPr>
+        <w:spacing w:before="100" w:beforeAutospacing="1" w:after="100" w:afterAutospacing="1"/>
+        <w:outlineLvl w:val="2"/>
+        <w:rPr>
+          <w:rFonts w:ascii="Times New Roman" w:eastAsia="Times New Roman" w:hAnsi="Times New Roman" w:cs="Times New Roman"/>
+          <w:b/>
+          <w:bCs/>
+          <w:kern w:val="0"/>
+          <w:sz w:val="27"/>
+          <w:szCs w:val="27"/>
+          <w:lang w:eastAsia="en-GB" w:bidi="hi-IN"/>
+          <w14:ligatures w14:val="none"/>
+        </w:rPr>
+      </w:pPr>
+      <w:r>
+        <w:rPr>
+          <w:rFonts w:ascii="Times New Roman" w:eastAsia="Times New Roman" w:hAnsi="Times New Roman" w:cs="Times New Roman"/>
+          <w:b/>
+          <w:bCs/>
+          <w:kern w:val="0"/>
+          <w:sz w:val="27"/>
+          <w:szCs w:val="27"/>
+          <w:lang w:eastAsia="en-GB" w:bidi="hi-IN"/>
+          <w14:ligatures w14:val="none"/>
+        </w:rPr>
+        <w:t>Algorithm Steps</w:t>
+      </w:r>
+    </w:p>
+    <w:p>
+      <w:pPr>
+        <w:numPr>
+          <w:ilvl w:val="0"/>
+          <w:numId w:val="4"/>
+        </w:numPr>
+        <w:spacing w:before="100" w:beforeAutospacing="1" w:after="100" w:afterAutospacing="1"/>
+        <w:rPr>
+          <w:rFonts w:ascii="Times New Roman" w:eastAsia="Times New Roman" w:hAnsi="Times New Roman" w:cs="Times New Roman"/>
+          <w:kern w:val="0"/>
+          <w:szCs w:val="24"/>
+          <w:lang w:eastAsia="en-GB" w:bidi="hi-IN"/>
+          <w14:ligatures w14:val="none"/>
+        </w:rPr>
+      </w:pPr>
+      <w:r>
+        <w:rPr>
+          <w:rFonts w:ascii="Times New Roman" w:eastAsia="Times New Roman" w:hAnsi="Times New Roman" w:cs="Times New Roman"/>
+          <w:kern w:val="0"/>
+          <w:szCs w:val="24"/>
+          <w:lang w:eastAsia="en-GB" w:bidi="hi-IN"/>
+          <w14:ligatures w14:val="none"/>
+        </w:rPr>
+        <w:t>Load the dataset.</w:t>
+      </w:r>
+    </w:p>
+    <w:p>
+      <w:pPr>
+        <w:numPr>
+          <w:ilvl w:val="0"/>
+          <w:numId w:val="4"/>
+        </w:numPr>
+        <w:spacing w:before="100" w:beforeAutospacing="1" w:after="100" w:afterAutospacing="1"/>
+        <w:rPr>
+          <w:rFonts w:ascii="Times New Roman" w:eastAsia="Times New Roman" w:hAnsi="Times New Roman" w:cs="Times New Roman"/>
+          <w:kern w:val="0"/>
+          <w:szCs w:val="24"/>
+          <w:lang w:eastAsia="en-GB" w:bidi="hi-IN"/>
+          <w14:ligatures w14:val="none"/>
+        </w:rPr>
+      </w:pPr>
+      <w:r>
+        <w:rPr>
+          <w:rFonts w:ascii="Times New Roman" w:eastAsia="Times New Roman" w:hAnsi="Times New Roman" w:cs="Times New Roman"/>
+          <w:kern w:val="0"/>
+          <w:szCs w:val="24"/>
+          <w:lang w:eastAsia="en-GB" w:bidi="hi-IN"/>
+          <w14:ligatures w14:val="none"/>
+        </w:rPr>
+        <w:t>Separate known and unknown output values.</w:t>
+      </w:r>
+    </w:p>
+    <w:p>
+      <w:pPr>
+        <w:numPr>
+          <w:ilvl w:val="0"/>
+          <w:numId w:val="4"/>
+        </w:numPr>
+        <w:spacing w:before="100" w:beforeAutospacing="1" w:after="100" w:afterAutospacing="1"/>
+        <w:rPr>
+          <w:rFonts w:ascii="Times New Roman" w:eastAsia="Times New Roman" w:hAnsi="Times New Roman" w:cs="Times New Roman"/>
+          <w:kern w:val="0"/>
+          <w:szCs w:val="24"/>
+          <w:lang w:eastAsia="en-GB" w:bidi="hi-IN"/>
+          <w14:ligatures w14:val="none"/>
+        </w:rPr>
+      </w:pPr>
+      <w:r>
+        <w:rPr>
+          <w:rFonts w:ascii="Times New Roman" w:eastAsia="Times New Roman" w:hAnsi="Times New Roman" w:cs="Times New Roman"/>
+          <w:kern w:val="0"/>
+          <w:szCs w:val="24"/>
+          <w:lang w:eastAsia="en-GB" w:bidi="hi-IN"/>
+          <w14:ligatures w14:val="none"/>
+        </w:rPr>
+        <w:t>Select input features (X).</w:t>
+      </w:r>
+    </w:p>
+    <w:p>
+      <w:pPr>
+        <w:numPr>
+          <w:ilvl w:val="0"/>
+          <w:numId w:val="4"/>
+        </w:numPr>
+        <w:spacing w:before="100" w:beforeAutospacing="1" w:after="100" w:afterAutospacing="1"/>
+        <w:rPr>
+          <w:rFonts w:ascii="Times New Roman" w:eastAsia="Times New Roman" w:hAnsi="Times New Roman" w:cs="Times New Roman"/>
+          <w:kern w:val="0"/>
+          <w:szCs w:val="24"/>
+          <w:lang w:eastAsia="en-GB" w:bidi="hi-IN"/>
+          <w14:ligatures w14:val="none"/>
+        </w:rPr>
+      </w:pPr>
+      <w:r>
+        <w:rPr>
+          <w:rFonts w:ascii="Times New Roman" w:eastAsia="Times New Roman" w:hAnsi="Times New Roman" w:cs="Times New Roman"/>
+          <w:kern w:val="0"/>
+          <w:szCs w:val="24"/>
+          <w:lang w:eastAsia="en-GB" w:bidi="hi-IN"/>
+          <w14:ligatures w14:val="none"/>
+        </w:rPr>
+        <w:t>Select target variable (Y).</w:t>
+      </w:r>
+    </w:p>
+    <w:p>
+      <w:pPr>
+        <w:numPr>
+          <w:ilvl w:val="0"/>
+          <w:numId w:val="4"/>
+        </w:numPr>
+        <w:spacing w:before="100" w:beforeAutospacing="1" w:after="100" w:afterAutospacing="1"/>
+        <w:rPr>
+          <w:rFonts w:ascii="Times New Roman" w:eastAsia="Times New Roman" w:hAnsi="Times New Roman" w:cs="Times New Roman"/>
+          <w:kern w:val="0"/>
+          <w:szCs w:val="24"/>
+          <w:lang w:eastAsia="en-GB" w:bidi="hi-IN"/>
+          <w14:ligatures w14:val="none"/>
+        </w:rPr>
+      </w:pPr>
+      <w:r>
+        <w:rPr>
+          <w:rFonts w:ascii="Times New Roman" w:eastAsia="Times New Roman" w:hAnsi="Times New Roman" w:cs="Times New Roman"/>
+          <w:kern w:val="0"/>
+          <w:szCs w:val="24"/>
+          <w:lang w:eastAsia="en-GB" w:bidi="hi-IN"/>
+          <w14:ligatures w14:val="none"/>
+        </w:rPr>
+        <w:t>Train the Linear Regression model.</w:t>
+      </w:r>
+    </w:p>
+    <w:p>
+      <w:pPr>
+        <w:numPr>
+          <w:ilvl w:val="0"/>
+          <w:numId w:val="4"/>
+        </w:numPr>
+        <w:spacing w:before="100" w:beforeAutospacing="1" w:after="100" w:afterAutospacing="1"/>
+        <w:rPr>
+          <w:rFonts w:ascii="Times New Roman" w:eastAsia="Times New Roman" w:hAnsi="Times New Roman" w:cs="Times New Roman"/>
+          <w:kern w:val="0"/>
+          <w:szCs w:val="24"/>
+          <w:lang w:eastAsia="en-GB" w:bidi="hi-IN"/>
+          <w14:ligatures w14:val="none"/>
+        </w:rPr>
+      </w:pPr>
+      <w:r>
+        <w:rPr>
+          <w:rFonts w:ascii="Times New Roman" w:eastAsia="Times New Roman" w:hAnsi="Times New Roman" w:cs="Times New Roman"/>
+          <w:kern w:val="0"/>
+          <w:szCs w:val="24"/>
+          <w:lang w:eastAsia="en-GB" w:bidi="hi-IN"/>
+          <w14:ligatures w14:val="none"/>
+        </w:rPr>
+        <w:t>Predict missing output values.</w:t>
+      </w:r>
+    </w:p>
+    <w:p>
+      <w:pPr>
+        <w:numPr>
+          <w:ilvl w:val="0"/>
+          <w:numId w:val="4"/>
+        </w:numPr>
+        <w:spacing w:before="100" w:beforeAutospacing="1" w:after="100" w:afterAutospacing="1"/>
+        <w:rPr>
+          <w:rFonts w:ascii="Times New Roman" w:eastAsia="Times New Roman" w:hAnsi="Times New Roman" w:cs="Times New Roman"/>
+          <w:kern w:val="0"/>
+          <w:szCs w:val="24"/>
+          <w:lang w:eastAsia="en-GB" w:bidi="hi-IN"/>
+          <w14:ligatures w14:val="none"/>
+        </w:rPr>
+      </w:pPr>
+      <w:r>
+        <w:rPr>
+          <w:rFonts w:ascii="Times New Roman" w:eastAsia="Times New Roman" w:hAnsi="Times New Roman" w:cs="Times New Roman"/>
+          <w:kern w:val="0"/>
+          <w:szCs w:val="24"/>
+          <w:lang w:eastAsia="en-GB" w:bidi="hi-IN"/>
+          <w14:ligatures w14:val="none"/>
+        </w:rPr>
+        <w:t>Display the completed dataset.</w:t>
+      </w:r>
+    </w:p>
+    <w:p>
+      <w:pPr>
+        <w:rPr>
+          <w:rFonts w:ascii="Times New Roman" w:eastAsia="Times New Roman" w:hAnsi="Times New Roman" w:cs="Times New Roman"/>
+          <w:kern w:val="0"/>
+          <w:szCs w:val="24"/>
+          <w:lang w:eastAsia="en-GB" w:bidi="hi-IN"/>
+          <w14:ligatures w14:val="none"/>
+        </w:rPr>
+      </w:pPr>
+      <w:r>
+        <w:rPr>
+          <w:rFonts w:ascii="Times New Roman" w:eastAsia="Times New Roman" w:hAnsi="Times New Roman" w:cs="Times New Roman"/>
+          <w:noProof/>
+          <w:kern w:val="0"/>
+          <w:szCs w:val="24"/>
+          <w:lang w:eastAsia="en-GB" w:bidi="hi-IN"/>
+        </w:rPr>
+        <w:pict>
+          <v:rect id="_x0000_i1033" alt="" style="width:451.3pt;height:.05pt;mso-width-percent:0;mso-height-percent:0;mso-width-percent:0;mso-height-percent:0" o:hralign="center" o:hrstd="t" o:hr="t" fillcolor="#a0a0a0" stroked="f"/>
+        </w:pict>
+      </w:r>
+    </w:p>
+    <w:p>
+      <w:pPr>
+        <w:spacing w:before="100" w:beforeAutospacing="1" w:after="100" w:afterAutospacing="1"/>
+        <w:outlineLvl w:val="0"/>
+        <w:rPr>
+          <w:rFonts w:ascii="Times New Roman" w:eastAsia="Times New Roman" w:hAnsi="Times New Roman" w:cs="Times New Roman"/>
+          <w:b/>
+          <w:bCs/>
+          <w:kern w:val="36"/>
+          <w:sz w:val="48"/>
+          <w:szCs w:val="48"/>
+          <w:lang w:eastAsia="en-GB" w:bidi="hi-IN"/>
+          <w14:ligatures w14:val="none"/>
+        </w:rPr>
+      </w:pPr>
+      <w:r>
+        <w:rPr>
+          <w:rFonts w:ascii="Times New Roman" w:eastAsia="Times New Roman" w:hAnsi="Times New Roman" w:cs="Times New Roman"/>
+          <w:b/>
+          <w:bCs/>
+          <w:kern w:val="36"/>
+          <w:sz w:val="48"/>
+          <w:szCs w:val="48"/>
+          <w:lang w:eastAsia="en-GB" w:bidi="hi-IN"/>
+          <w14:ligatures w14:val="none"/>
+        </w:rPr>
+        <w:t>6. Pseudocode</w:t>
+      </w:r>
+    </w:p>
+    <w:p>
+      <w:pPr>
+        <w:tabs>
+          <w:tab w:val="left" w:pos="916"/>
+          <w:tab w:val="left" w:pos="1832"/>
+          <w:tab w:val="left" w:pos="2748"/>
+          <w:tab w:val="left" w:pos="3664"/>
+          <w:tab w:val="left" w:pos="4580"/>
+          <w:tab w:val="left" w:pos="5496"/>
+          <w:tab w:val="left" w:pos="6412"/>
+          <w:tab w:val="left" w:pos="7328"/>
+          <w:tab w:val="left" w:pos="8244"/>
+          <w:tab w:val="left" w:pos="9160"/>
+          <w:tab w:val="left" w:pos="10076"/>
+          <w:tab w:val="left" w:pos="10992"/>
+          <w:tab w:val="left" w:pos="11908"/>
+          <w:tab w:val="left" w:pos="12824"/>
+          <w:tab w:val="left" w:pos="13740"/>
+          <w:tab w:val="left" w:pos="14656"/>
+        </w:tabs>
+        <w:rPr>
+          <w:rFonts w:ascii="Courier New" w:eastAsia="Times New Roman" w:hAnsi="Courier New" w:cs="Courier New"/>
+          <w:kern w:val="0"/>
+          <w:sz w:val="20"/>
+          <w:szCs w:val="20"/>
+          <w:lang w:eastAsia="en-GB" w:bidi="hi-IN"/>
+          <w14:ligatures w14:val="none"/>
+        </w:rPr>
+      </w:pPr>
+      <w:r>
+        <w:rPr>
+          <w:rFonts w:ascii="Courier New" w:eastAsia="Times New Roman" w:hAnsi="Courier New" w:cs="Courier New"/>
+          <w:kern w:val="0"/>
+          <w:sz w:val="20"/>
+          <w:szCs w:val="20"/>
+          <w:lang w:eastAsia="en-GB" w:bidi="hi-IN"/>
+          <w14:ligatures w14:val="none"/>
+        </w:rPr>
+        <w:t>Procedure Prediction_Model()</w:t>
+      </w:r>
+    </w:p>
+    <w:p>
+      <w:pPr>
+        <w:tabs>
+          <w:tab w:val="left" w:pos="916"/>
+          <w:tab w:val="left" w:pos="1832"/>
+          <w:tab w:val="left" w:pos="2748"/>
+          <w:tab w:val="left" w:pos="3664"/>
+          <w:tab w:val="left" w:pos="4580"/>
+          <w:tab w:val="left" w:pos="5496"/>
+          <w:tab w:val="left" w:pos="6412"/>
+          <w:tab w:val="left" w:pos="7328"/>
+          <w:tab w:val="left" w:pos="8244"/>
+          <w:tab w:val="left" w:pos="9160"/>
+          <w:tab w:val="left" w:pos="10076"/>
+          <w:tab w:val="left" w:pos="10992"/>
+          <w:tab w:val="left" w:pos="11908"/>
+          <w:tab w:val="left" w:pos="12824"/>
+          <w:tab w:val="left" w:pos="13740"/>
+          <w:tab w:val="left" w:pos="14656"/>
+        </w:tabs>
+        <w:rPr>
+          <w:rFonts w:ascii="Courier New" w:eastAsia="Times New Roman" w:hAnsi="Courier New" w:cs="Courier New"/>
+          <w:kern w:val="0"/>
+          <w:sz w:val="20"/>
+          <w:szCs w:val="20"/>
+          <w:lang w:eastAsia="en-GB" w:bidi="hi-IN"/>
+          <w14:ligatures w14:val="none"/>
+        </w:rPr>
+      </w:pPr>
+    </w:p>
+    <w:p>
+      <w:pPr>
+        <w:tabs>
+          <w:tab w:val="left" w:pos="916"/>
+          <w:tab w:val="left" w:pos="1832"/>
+          <w:tab w:val="left" w:pos="2748"/>
+          <w:tab w:val="left" w:pos="3664"/>
+          <w:tab w:val="left" w:pos="4580"/>
+          <w:tab w:val="left" w:pos="5496"/>
+          <w:tab w:val="left" w:pos="6412"/>
+          <w:tab w:val="left" w:pos="7328"/>
+          <w:tab w:val="left" w:pos="8244"/>
+          <w:tab w:val="left" w:pos="9160"/>
+          <w:tab w:val="left" w:pos="10076"/>
+          <w:tab w:val="left" w:pos="10992"/>
+          <w:tab w:val="left" w:pos="11908"/>
+          <w:tab w:val="left" w:pos="12824"/>
+          <w:tab w:val="left" w:pos="13740"/>
+          <w:tab w:val="left" w:pos="14656"/>
+        </w:tabs>
+        <w:rPr>
+          <w:rFonts w:ascii="Courier New" w:eastAsia="Times New Roman" w:hAnsi="Courier New" w:cs="Courier New"/>
+          <w:kern w:val="0"/>
+          <w:sz w:val="20"/>
+          <w:szCs w:val="20"/>
+          <w:lang w:eastAsia="en-GB" w:bidi="hi-IN"/>
+          <w14:ligatures w14:val="none"/>
+        </w:rPr>
+      </w:pPr>
+      <w:r>
+        <w:rPr>
+          <w:rFonts w:ascii="Courier New" w:eastAsia="Times New Roman" w:hAnsi="Courier New" w:cs="Courier New"/>
+          <w:kern w:val="0"/>
+          <w:sz w:val="20"/>
+          <w:szCs w:val="20"/>
+          <w:lang w:eastAsia="en-GB" w:bidi="hi-IN"/>
+          <w14:ligatures w14:val="none"/>
+        </w:rPr>
+        <w:t>Step 1: Read dataset</w:t>
+      </w:r>
+    </w:p>
+    <w:p>
+      <w:pPr>
+        <w:tabs>
+          <w:tab w:val="left" w:pos="916"/>
+          <w:tab w:val="left" w:pos="1832"/>
+          <w:tab w:val="left" w:pos="2748"/>
+          <w:tab w:val="left" w:pos="3664"/>
+          <w:tab w:val="left" w:pos="4580"/>
+          <w:tab w:val="left" w:pos="5496"/>
+          <w:tab w:val="left" w:pos="6412"/>
+          <w:tab w:val="left" w:pos="7328"/>
+          <w:tab w:val="left" w:pos="8244"/>
+          <w:tab w:val="left" w:pos="9160"/>
+          <w:tab w:val="left" w:pos="10076"/>
+          <w:tab w:val="left" w:pos="10992"/>
+          <w:tab w:val="left" w:pos="11908"/>
+          <w:tab w:val="left" w:pos="12824"/>
+          <w:tab w:val="left" w:pos="13740"/>
+          <w:tab w:val="left" w:pos="14656"/>
+        </w:tabs>
+        <w:rPr>
+          <w:rFonts w:ascii="Courier New" w:eastAsia="Times New Roman" w:hAnsi="Courier New" w:cs="Courier New"/>
+          <w:kern w:val="0"/>
+          <w:sz w:val="20"/>
+          <w:szCs w:val="20"/>
+          <w:lang w:eastAsia="en-GB" w:bidi="hi-IN"/>
+          <w14:ligatures w14:val="none"/>
+        </w:rPr>
+      </w:pPr>
+      <w:r>
+        <w:rPr>
+          <w:rFonts w:ascii="Courier New" w:eastAsia="Times New Roman" w:hAnsi="Courier New" w:cs="Courier New"/>
+          <w:kern w:val="0"/>
+          <w:sz w:val="20"/>
+          <w:szCs w:val="20"/>
+          <w:lang w:eastAsia="en-GB" w:bidi="hi-IN"/>
+          <w14:ligatures w14:val="none"/>
+        </w:rPr>
+        <w:t>Step 2: Separate training and testing data</w:t>
+      </w:r>
+    </w:p>
+    <w:p>
+      <w:pPr>
+        <w:tabs>
+          <w:tab w:val="left" w:pos="916"/>
+          <w:tab w:val="left" w:pos="1832"/>
+          <w:tab w:val="left" w:pos="2748"/>
+          <w:tab w:val="left" w:pos="3664"/>
+          <w:tab w:val="left" w:pos="4580"/>
+          <w:tab w:val="left" w:pos="5496"/>
+          <w:tab w:val="left" w:pos="6412"/>
+          <w:tab w:val="left" w:pos="7328"/>
+          <w:tab w:val="left" w:pos="8244"/>
+          <w:tab w:val="left" w:pos="9160"/>
+          <w:tab w:val="left" w:pos="10076"/>
+          <w:tab w:val="left" w:pos="10992"/>
+          <w:tab w:val="left" w:pos="11908"/>
+          <w:tab w:val="left" w:pos="12824"/>
+          <w:tab w:val="left" w:pos="13740"/>
+          <w:tab w:val="left" w:pos="14656"/>
+        </w:tabs>
+        <w:rPr>
+          <w:rFonts w:ascii="Courier New" w:eastAsia="Times New Roman" w:hAnsi="Courier New" w:cs="Courier New"/>
+          <w:kern w:val="0"/>
+          <w:sz w:val="20"/>
+          <w:szCs w:val="20"/>
+          <w:lang w:eastAsia="en-GB" w:bidi="hi-IN"/>
+          <w14:ligatures w14:val="none"/>
+        </w:rPr>
+      </w:pPr>
+      <w:r>
+        <w:rPr>
+          <w:rFonts w:ascii="Courier New" w:eastAsia="Times New Roman" w:hAnsi="Courier New" w:cs="Courier New"/>
+          <w:kern w:val="0"/>
+          <w:sz w:val="20"/>
+          <w:szCs w:val="20"/>
+          <w:lang w:eastAsia="en-GB" w:bidi="hi-IN"/>
+          <w14:ligatures w14:val="none"/>
+        </w:rPr>
+        <w:t>Step 3: Select input variables</w:t>
+      </w:r>
+    </w:p>
+    <w:p>
+      <w:pPr>
+        <w:tabs>
+          <w:tab w:val="left" w:pos="916"/>
+          <w:tab w:val="left" w:pos="1832"/>
+          <w:tab w:val="left" w:pos="2748"/>
+          <w:tab w:val="left" w:pos="3664"/>
+          <w:tab w:val="left" w:pos="4580"/>
+          <w:tab w:val="left" w:pos="5496"/>
+          <w:tab w:val="left" w:pos="6412"/>
+          <w:tab w:val="left" w:pos="7328"/>
+          <w:tab w:val="left" w:pos="8244"/>
+          <w:tab w:val="left" w:pos="9160"/>
+          <w:tab w:val="left" w:pos="10076"/>
+          <w:tab w:val="left" w:pos="10992"/>
+          <w:tab w:val="left" w:pos="11908"/>
+          <w:tab w:val="left" w:pos="12824"/>
+          <w:tab w:val="left" w:pos="13740"/>
+          <w:tab w:val="left" w:pos="14656"/>
+        </w:tabs>
+        <w:rPr>
+          <w:rFonts w:ascii="Courier New" w:eastAsia="Times New Roman" w:hAnsi="Courier New" w:cs="Courier New"/>
+          <w:kern w:val="0"/>
+          <w:sz w:val="20"/>
+          <w:szCs w:val="20"/>
+          <w:lang w:eastAsia="en-GB" w:bidi="hi-IN"/>
+          <w14:ligatures w14:val="none"/>
+        </w:rPr>
+      </w:pPr>
+      <w:r>
+        <w:rPr>
+          <w:rFonts w:ascii="Courier New" w:eastAsia="Times New Roman" w:hAnsi="Courier New" w:cs="Courier New"/>
+          <w:kern w:val="0"/>
+          <w:sz w:val="20"/>
+          <w:szCs w:val="20"/>
+          <w:lang w:eastAsia="en-GB" w:bidi="hi-IN"/>
+          <w14:ligatures w14:val="none"/>
+        </w:rPr>
+        <w:t>Step 4: Train Linear Regression model</w:t>
+      </w:r>
+    </w:p>
+    <w:p>
+      <w:pPr>
+        <w:tabs>
+          <w:tab w:val="left" w:pos="916"/>
+          <w:tab w:val="left" w:pos="1832"/>
+          <w:tab w:val="left" w:pos="2748"/>
+          <w:tab w:val="left" w:pos="3664"/>
+          <w:tab w:val="left" w:pos="4580"/>
+          <w:tab w:val="left" w:pos="5496"/>
+          <w:tab w:val="left" w:pos="6412"/>
+          <w:tab w:val="left" w:pos="7328"/>
+          <w:tab w:val="left" w:pos="8244"/>
+          <w:tab w:val="left" w:pos="9160"/>
+          <w:tab w:val="left" w:pos="10076"/>
+          <w:tab w:val="left" w:pos="10992"/>
+          <w:tab w:val="left" w:pos="11908"/>
+          <w:tab w:val="left" w:pos="12824"/>
+          <w:tab w:val="left" w:pos="13740"/>
+          <w:tab w:val="left" w:pos="14656"/>
+        </w:tabs>
+        <w:rPr>
+          <w:rFonts w:ascii="Courier New" w:eastAsia="Times New Roman" w:hAnsi="Courier New" w:cs="Courier New"/>
+          <w:kern w:val="0"/>
+          <w:sz w:val="20"/>
+          <w:szCs w:val="20"/>
+          <w:lang w:eastAsia="en-GB" w:bidi="hi-IN"/>
+          <w14:ligatures w14:val="none"/>
+        </w:rPr>
+      </w:pPr>
+      <w:r>
+        <w:rPr>
+          <w:rFonts w:ascii="Courier New" w:eastAsia="Times New Roman" w:hAnsi="Courier New" w:cs="Courier New"/>
+          <w:kern w:val="0"/>
+          <w:sz w:val="20"/>
+          <w:szCs w:val="20"/>
+          <w:lang w:eastAsia="en-GB" w:bidi="hi-IN"/>
+          <w14:ligatures w14:val="none"/>
+        </w:rPr>
+        <w:t>Step 5: Predict missing output values</w:t>
+      </w:r>
+    </w:p>
+    <w:p>
+      <w:pPr>
+        <w:tabs>
+          <w:tab w:val="left" w:pos="916"/>
+          <w:tab w:val="left" w:pos="1832"/>
+          <w:tab w:val="left" w:pos="2748"/>
+          <w:tab w:val="left" w:pos="3664"/>
+          <w:tab w:val="left" w:pos="4580"/>
+          <w:tab w:val="left" w:pos="5496"/>
+          <w:tab w:val="left" w:pos="6412"/>
+          <w:tab w:val="left" w:pos="7328"/>
+          <w:tab w:val="left" w:pos="8244"/>
+          <w:tab w:val="left" w:pos="9160"/>
+          <w:tab w:val="left" w:pos="10076"/>
+          <w:tab w:val="left" w:pos="10992"/>
+          <w:tab w:val="left" w:pos="11908"/>
+          <w:tab w:val="left" w:pos="12824"/>
+          <w:tab w:val="left" w:pos="13740"/>
+          <w:tab w:val="left" w:pos="14656"/>
+        </w:tabs>
+        <w:rPr>
+          <w:rFonts w:ascii="Courier New" w:eastAsia="Times New Roman" w:hAnsi="Courier New" w:cs="Courier New"/>
+          <w:kern w:val="0"/>
+          <w:sz w:val="20"/>
+          <w:szCs w:val="20"/>
+          <w:lang w:eastAsia="en-GB" w:bidi="hi-IN"/>
+          <w14:ligatures w14:val="none"/>
+        </w:rPr>
+      </w:pPr>
+      <w:r>
+        <w:rPr>
+          <w:rFonts w:ascii="Courier New" w:eastAsia="Times New Roman" w:hAnsi="Courier New" w:cs="Courier New"/>
+          <w:kern w:val="0"/>
+          <w:sz w:val="20"/>
+          <w:szCs w:val="20"/>
+          <w:lang w:eastAsia="en-GB" w:bidi="hi-IN"/>
+          <w14:ligatures w14:val="none"/>
+        </w:rPr>
+        <w:t>Step 6: Replace missing values</w:t>
+      </w:r>
+    </w:p>
+    <w:p>
+      <w:pPr>
+        <w:tabs>
+          <w:tab w:val="left" w:pos="916"/>
+          <w:tab w:val="left" w:pos="1832"/>
+          <w:tab w:val="left" w:pos="2748"/>
+          <w:tab w:val="left" w:pos="3664"/>
+          <w:tab w:val="left" w:pos="4580"/>
+          <w:tab w:val="left" w:pos="5496"/>
+          <w:tab w:val="left" w:pos="6412"/>
+          <w:tab w:val="left" w:pos="7328"/>
+          <w:tab w:val="left" w:pos="8244"/>
+          <w:tab w:val="left" w:pos="9160"/>
+          <w:tab w:val="left" w:pos="10076"/>
+          <w:tab w:val="left" w:pos="10992"/>
+          <w:tab w:val="left" w:pos="11908"/>
+          <w:tab w:val="left" w:pos="12824"/>
+          <w:tab w:val="left" w:pos="13740"/>
+          <w:tab w:val="left" w:pos="14656"/>
+        </w:tabs>
+        <w:rPr>
+          <w:rFonts w:ascii="Courier New" w:eastAsia="Times New Roman" w:hAnsi="Courier New" w:cs="Courier New"/>
+          <w:kern w:val="0"/>
+          <w:sz w:val="20"/>
+          <w:szCs w:val="20"/>
+          <w:lang w:eastAsia="en-GB" w:bidi="hi-IN"/>
+          <w14:ligatures w14:val="none"/>
+        </w:rPr>
+      </w:pPr>
+      <w:r>
+        <w:rPr>
+          <w:rFonts w:ascii="Courier New" w:eastAsia="Times New Roman" w:hAnsi="Courier New" w:cs="Courier New"/>
+          <w:kern w:val="0"/>
+          <w:sz w:val="20"/>
+          <w:szCs w:val="20"/>
+          <w:lang w:eastAsia="en-GB" w:bidi="hi-IN"/>
+          <w14:ligatures w14:val="none"/>
+        </w:rPr>
+        <w:t>Step 7: Display completed dataset</w:t>
+      </w:r>
+    </w:p>
+    <w:p>
+      <w:pPr>
+        <w:tabs>
+          <w:tab w:val="left" w:pos="916"/>
+          <w:tab w:val="left" w:pos="1832"/>
+          <w:tab w:val="left" w:pos="2748"/>
+          <w:tab w:val="left" w:pos="3664"/>
+          <w:tab w:val="left" w:pos="4580"/>
+          <w:tab w:val="left" w:pos="5496"/>
+          <w:tab w:val="left" w:pos="6412"/>
+          <w:tab w:val="left" w:pos="7328"/>
+          <w:tab w:val="left" w:pos="8244"/>
+          <w:tab w:val="left" w:pos="9160"/>
+          <w:tab w:val="left" w:pos="10076"/>
+          <w:tab w:val="left" w:pos="10992"/>
+          <w:tab w:val="left" w:pos="11908"/>
+          <w:tab w:val="left" w:pos="12824"/>
+          <w:tab w:val="left" w:pos="13740"/>
+          <w:tab w:val="left" w:pos="14656"/>
+        </w:tabs>
+        <w:rPr>
+          <w:rFonts w:ascii="Courier New" w:eastAsia="Times New Roman" w:hAnsi="Courier New" w:cs="Courier New"/>
+          <w:kern w:val="0"/>
+          <w:sz w:val="20"/>
+          <w:szCs w:val="20"/>
+          <w:lang w:eastAsia="en-GB" w:bidi="hi-IN"/>
+          <w14:ligatures w14:val="none"/>
+        </w:rPr>
+      </w:pPr>
+    </w:p>
+    <w:p>
+      <w:pPr>
+        <w:tabs>
+          <w:tab w:val="left" w:pos="916"/>
+          <w:tab w:val="left" w:pos="1832"/>
+          <w:tab w:val="left" w:pos="2748"/>
+          <w:tab w:val="left" w:pos="3664"/>
+          <w:tab w:val="left" w:pos="4580"/>
+          <w:tab w:val="left" w:pos="5496"/>
+          <w:tab w:val="left" w:pos="6412"/>
+          <w:tab w:val="left" w:pos="7328"/>
+          <w:tab w:val="left" w:pos="8244"/>
+          <w:tab w:val="left" w:pos="9160"/>
+          <w:tab w:val="left" w:pos="10076"/>
+          <w:tab w:val="left" w:pos="10992"/>
+          <w:tab w:val="left" w:pos="11908"/>
+          <w:tab w:val="left" w:pos="12824"/>
+          <w:tab w:val="left" w:pos="13740"/>
+          <w:tab w:val="left" w:pos="14656"/>
+        </w:tabs>
+        <w:rPr>
+          <w:rFonts w:ascii="Courier New" w:eastAsia="Times New Roman" w:hAnsi="Courier New" w:cs="Courier New"/>
+          <w:kern w:val="0"/>
+          <w:sz w:val="20"/>
+          <w:szCs w:val="20"/>
+          <w:lang w:eastAsia="en-GB" w:bidi="hi-IN"/>
+          <w14:ligatures w14:val="none"/>
+        </w:rPr>
+      </w:pPr>
+      <w:r>
+        <w:rPr>
+          <w:rFonts w:ascii="Courier New" w:eastAsia="Times New Roman" w:hAnsi="Courier New" w:cs="Courier New"/>
+          <w:kern w:val="0"/>
+          <w:sz w:val="20"/>
+          <w:szCs w:val="20"/>
+          <w:lang w:eastAsia="en-GB" w:bidi="hi-IN"/>
+          <w14:ligatures w14:val="none"/>
+        </w:rPr>
+        <w:t>End Procedure</w:t>
+      </w:r>
+    </w:p>
+    <w:p>
+      <w:pPr>
+        <w:rPr>
+          <w:rFonts w:ascii="Times New Roman" w:eastAsia="Times New Roman" w:hAnsi="Times New Roman" w:cs="Times New Roman"/>
+          <w:kern w:val="0"/>
+          <w:szCs w:val="24"/>
+          <w:lang w:eastAsia="en-GB" w:bidi="hi-IN"/>
+          <w14:ligatures w14:val="none"/>
+        </w:rPr>
+      </w:pPr>
+      <w:r>
+        <w:rPr>
+          <w:rFonts w:ascii="Times New Roman" w:eastAsia="Times New Roman" w:hAnsi="Times New Roman" w:cs="Times New Roman"/>
+          <w:noProof/>
+          <w:kern w:val="0"/>
+          <w:szCs w:val="24"/>
+          <w:lang w:eastAsia="en-GB" w:bidi="hi-IN"/>
+        </w:rPr>
+        <w:pict>
+          <v:rect id="_x0000_i1032" alt="" style="width:451.3pt;height:.05pt;mso-width-percent:0;mso-height-percent:0;mso-width-percent:0;mso-height-percent:0" o:hralign="center" o:hrstd="t" o:hr="t" fillcolor="#a0a0a0" stroked="f"/>
+        </w:pict>
+      </w:r>
+    </w:p>
+    <w:p>
+      <w:pPr>
+        <w:spacing w:before="100" w:beforeAutospacing="1" w:after="100" w:afterAutospacing="1"/>
+        <w:outlineLvl w:val="0"/>
+        <w:rPr>
+          <w:rFonts w:ascii="Times New Roman" w:eastAsia="Times New Roman" w:hAnsi="Times New Roman" w:cs="Times New Roman"/>
+          <w:b/>
+          <w:bCs/>
+          <w:kern w:val="36"/>
+          <w:sz w:val="48"/>
+          <w:szCs w:val="48"/>
+          <w:lang w:eastAsia="en-GB" w:bidi="hi-IN"/>
+          <w14:ligatures w14:val="none"/>
+        </w:rPr>
+      </w:pPr>
+      <w:r>
+        <w:rPr>
+          <w:rFonts w:ascii="Times New Roman" w:eastAsia="Times New Roman" w:hAnsi="Times New Roman" w:cs="Times New Roman"/>
+          <w:b/>
+          <w:bCs/>
+          <w:kern w:val="36"/>
+          <w:sz w:val="48"/>
+          <w:szCs w:val="48"/>
+          <w:lang w:eastAsia="en-GB" w:bidi="hi-IN"/>
+          <w14:ligatures w14:val="none"/>
         </w:rPr>
         <w:lastRenderedPageBreak/>
-        <w:drawing>
-          <wp:anchor distT="0" distB="0" distL="114300" distR="114300" simplePos="0" relativeHeight="251659264" behindDoc="0" locked="0" layoutInCell="1" allowOverlap="1" wp14:anchorId="707C6C0B">
-            <wp:simplePos x="0" y="0"/>
-            <wp:positionH relativeFrom="column">
-              <wp:posOffset>-742950</wp:posOffset>
-            </wp:positionH>
-            <wp:positionV relativeFrom="paragraph">
-              <wp:posOffset>190500</wp:posOffset>
-            </wp:positionV>
-            <wp:extent cx="7429500" cy="8354240"/>
-            <wp:effectExtent l="0" t="0" r="0" b="2540"/>
-            <wp:wrapNone/>
-            <wp:docPr id="689262220" name="Picture 2"/>
-            <wp:cNvGraphicFramePr>
-              <a:graphicFrameLocks xmlns:a="http://schemas.openxmlformats.org/drawingml/2006/main" noChangeAspect="1"/>
-            </wp:cNvGraphicFramePr>
-            <a:graphic xmlns:a="http://schemas.openxmlformats.org/drawingml/2006/main">
-              <a:graphicData uri="http://schemas.openxmlformats.org/drawingml/2006/picture">
-                <pic:pic xmlns:pic="http://schemas.openxmlformats.org/drawingml/2006/picture">
-                  <pic:nvPicPr>
-                    <pic:cNvPr id="689262220" name="Picture 689262220"/>
-                    <pic:cNvPicPr/>
-                  </pic:nvPicPr>
-                  <pic:blipFill>
-                    <a:blip r:embed="rId6" cstate="print">
-                      <a:extLst>
-                        <a:ext uri="{28A0092B-C50C-407E-A947-70E740481C1C}">
-                          <a14:useLocalDpi xmlns:a14="http://schemas.microsoft.com/office/drawing/2010/main" val="0"/>
-                        </a:ext>
-                      </a:extLst>
-                    </a:blip>
-                    <a:stretch>
-                      <a:fillRect/>
-                    </a:stretch>
-                  </pic:blipFill>
-                  <pic:spPr>
-                    <a:xfrm>
-                      <a:off x="0" y="0"/>
-                      <a:ext cx="7439774" cy="8365793"/>
-                    </a:xfrm>
-                    <a:prstGeom prst="rect">
-                      <a:avLst/>
-                    </a:prstGeom>
-                  </pic:spPr>
-                </pic:pic>
-              </a:graphicData>
-            </a:graphic>
-            <wp14:sizeRelH relativeFrom="page">
-              <wp14:pctWidth>0</wp14:pctWidth>
-            </wp14:sizeRelH>
-            <wp14:sizeRelV relativeFrom="page">
-              <wp14:pctHeight>0</wp14:pctHeight>
-            </wp14:sizeRelV>
-          </wp:anchor>
-        </w:drawing>
-      </w:r>
-    </w:p>
-    <w:p>
-      <w:r>
-        <w:br w:type="page"/>
-      </w:r>
-    </w:p>
-    <w:p>
-      <w:r>
-        <w:rPr>
+        <w:t>7. Python Code</w:t>
+      </w:r>
+    </w:p>
+    <w:p>
+      <w:pPr>
+        <w:tabs>
+          <w:tab w:val="left" w:pos="916"/>
+          <w:tab w:val="left" w:pos="1832"/>
+          <w:tab w:val="left" w:pos="2748"/>
+          <w:tab w:val="left" w:pos="3664"/>
+          <w:tab w:val="left" w:pos="4580"/>
+          <w:tab w:val="left" w:pos="5496"/>
+          <w:tab w:val="left" w:pos="6412"/>
+          <w:tab w:val="left" w:pos="7328"/>
+          <w:tab w:val="left" w:pos="8244"/>
+          <w:tab w:val="left" w:pos="9160"/>
+          <w:tab w:val="left" w:pos="10076"/>
+          <w:tab w:val="left" w:pos="10992"/>
+          <w:tab w:val="left" w:pos="11908"/>
+          <w:tab w:val="left" w:pos="12824"/>
+          <w:tab w:val="left" w:pos="13740"/>
+          <w:tab w:val="left" w:pos="14656"/>
+        </w:tabs>
+        <w:rPr>
+          <w:rFonts w:ascii="Courier New" w:eastAsia="Times New Roman" w:hAnsi="Courier New" w:cs="Courier New"/>
+          <w:kern w:val="0"/>
+          <w:sz w:val="20"/>
+          <w:szCs w:val="20"/>
+          <w:lang w:eastAsia="en-GB" w:bidi="hi-IN"/>
+          <w14:ligatures w14:val="none"/>
+        </w:rPr>
+      </w:pPr>
+      <w:r>
+        <w:rPr>
+          <w:rFonts w:ascii="Courier New" w:eastAsia="Times New Roman" w:hAnsi="Courier New" w:cs="Courier New"/>
+          <w:kern w:val="0"/>
+          <w:sz w:val="20"/>
+          <w:szCs w:val="20"/>
+          <w:lang w:eastAsia="en-GB" w:bidi="hi-IN"/>
+          <w14:ligatures w14:val="none"/>
+        </w:rPr>
+        <w:t>import pandas as pd</w:t>
+      </w:r>
+    </w:p>
+    <w:p>
+      <w:pPr>
+        <w:tabs>
+          <w:tab w:val="left" w:pos="916"/>
+          <w:tab w:val="left" w:pos="1832"/>
+          <w:tab w:val="left" w:pos="2748"/>
+          <w:tab w:val="left" w:pos="3664"/>
+          <w:tab w:val="left" w:pos="4580"/>
+          <w:tab w:val="left" w:pos="5496"/>
+          <w:tab w:val="left" w:pos="6412"/>
+          <w:tab w:val="left" w:pos="7328"/>
+          <w:tab w:val="left" w:pos="8244"/>
+          <w:tab w:val="left" w:pos="9160"/>
+          <w:tab w:val="left" w:pos="10076"/>
+          <w:tab w:val="left" w:pos="10992"/>
+          <w:tab w:val="left" w:pos="11908"/>
+          <w:tab w:val="left" w:pos="12824"/>
+          <w:tab w:val="left" w:pos="13740"/>
+          <w:tab w:val="left" w:pos="14656"/>
+        </w:tabs>
+        <w:rPr>
+          <w:rFonts w:ascii="Courier New" w:eastAsia="Times New Roman" w:hAnsi="Courier New" w:cs="Courier New"/>
+          <w:kern w:val="0"/>
+          <w:sz w:val="20"/>
+          <w:szCs w:val="20"/>
+          <w:lang w:eastAsia="en-GB" w:bidi="hi-IN"/>
+          <w14:ligatures w14:val="none"/>
+        </w:rPr>
+      </w:pPr>
+      <w:r>
+        <w:rPr>
+          <w:rFonts w:ascii="Courier New" w:eastAsia="Times New Roman" w:hAnsi="Courier New" w:cs="Courier New"/>
+          <w:kern w:val="0"/>
+          <w:sz w:val="20"/>
+          <w:szCs w:val="20"/>
+          <w:lang w:eastAsia="en-GB" w:bidi="hi-IN"/>
+          <w14:ligatures w14:val="none"/>
+        </w:rPr>
+        <w:t>from sklearn.linear_model import LinearRegression</w:t>
+      </w:r>
+    </w:p>
+    <w:p>
+      <w:pPr>
+        <w:tabs>
+          <w:tab w:val="left" w:pos="916"/>
+          <w:tab w:val="left" w:pos="1832"/>
+          <w:tab w:val="left" w:pos="2748"/>
+          <w:tab w:val="left" w:pos="3664"/>
+          <w:tab w:val="left" w:pos="4580"/>
+          <w:tab w:val="left" w:pos="5496"/>
+          <w:tab w:val="left" w:pos="6412"/>
+          <w:tab w:val="left" w:pos="7328"/>
+          <w:tab w:val="left" w:pos="8244"/>
+          <w:tab w:val="left" w:pos="9160"/>
+          <w:tab w:val="left" w:pos="10076"/>
+          <w:tab w:val="left" w:pos="10992"/>
+          <w:tab w:val="left" w:pos="11908"/>
+          <w:tab w:val="left" w:pos="12824"/>
+          <w:tab w:val="left" w:pos="13740"/>
+          <w:tab w:val="left" w:pos="14656"/>
+        </w:tabs>
+        <w:rPr>
+          <w:rFonts w:ascii="Courier New" w:eastAsia="Times New Roman" w:hAnsi="Courier New" w:cs="Courier New"/>
+          <w:kern w:val="0"/>
+          <w:sz w:val="20"/>
+          <w:szCs w:val="20"/>
+          <w:lang w:eastAsia="en-GB" w:bidi="hi-IN"/>
+          <w14:ligatures w14:val="none"/>
+        </w:rPr>
+      </w:pPr>
+    </w:p>
+    <w:p>
+      <w:pPr>
+        <w:tabs>
+          <w:tab w:val="left" w:pos="916"/>
+          <w:tab w:val="left" w:pos="1832"/>
+          <w:tab w:val="left" w:pos="2748"/>
+          <w:tab w:val="left" w:pos="3664"/>
+          <w:tab w:val="left" w:pos="4580"/>
+          <w:tab w:val="left" w:pos="5496"/>
+          <w:tab w:val="left" w:pos="6412"/>
+          <w:tab w:val="left" w:pos="7328"/>
+          <w:tab w:val="left" w:pos="8244"/>
+          <w:tab w:val="left" w:pos="9160"/>
+          <w:tab w:val="left" w:pos="10076"/>
+          <w:tab w:val="left" w:pos="10992"/>
+          <w:tab w:val="left" w:pos="11908"/>
+          <w:tab w:val="left" w:pos="12824"/>
+          <w:tab w:val="left" w:pos="13740"/>
+          <w:tab w:val="left" w:pos="14656"/>
+        </w:tabs>
+        <w:rPr>
+          <w:rFonts w:ascii="Courier New" w:eastAsia="Times New Roman" w:hAnsi="Courier New" w:cs="Courier New"/>
+          <w:kern w:val="0"/>
+          <w:sz w:val="20"/>
+          <w:szCs w:val="20"/>
+          <w:lang w:eastAsia="en-GB" w:bidi="hi-IN"/>
+          <w14:ligatures w14:val="none"/>
+        </w:rPr>
+      </w:pPr>
+      <w:r>
+        <w:rPr>
+          <w:rFonts w:ascii="Courier New" w:eastAsia="Times New Roman" w:hAnsi="Courier New" w:cs="Courier New"/>
+          <w:kern w:val="0"/>
+          <w:sz w:val="20"/>
+          <w:szCs w:val="20"/>
+          <w:lang w:eastAsia="en-GB" w:bidi="hi-IN"/>
+          <w14:ligatures w14:val="none"/>
+        </w:rPr>
+        <w:t># Sample dataset</w:t>
+      </w:r>
+    </w:p>
+    <w:p>
+      <w:pPr>
+        <w:tabs>
+          <w:tab w:val="left" w:pos="916"/>
+          <w:tab w:val="left" w:pos="1832"/>
+          <w:tab w:val="left" w:pos="2748"/>
+          <w:tab w:val="left" w:pos="3664"/>
+          <w:tab w:val="left" w:pos="4580"/>
+          <w:tab w:val="left" w:pos="5496"/>
+          <w:tab w:val="left" w:pos="6412"/>
+          <w:tab w:val="left" w:pos="7328"/>
+          <w:tab w:val="left" w:pos="8244"/>
+          <w:tab w:val="left" w:pos="9160"/>
+          <w:tab w:val="left" w:pos="10076"/>
+          <w:tab w:val="left" w:pos="10992"/>
+          <w:tab w:val="left" w:pos="11908"/>
+          <w:tab w:val="left" w:pos="12824"/>
+          <w:tab w:val="left" w:pos="13740"/>
+          <w:tab w:val="left" w:pos="14656"/>
+        </w:tabs>
+        <w:rPr>
+          <w:rFonts w:ascii="Courier New" w:eastAsia="Times New Roman" w:hAnsi="Courier New" w:cs="Courier New"/>
+          <w:kern w:val="0"/>
+          <w:sz w:val="20"/>
+          <w:szCs w:val="20"/>
+          <w:lang w:eastAsia="en-GB" w:bidi="hi-IN"/>
+          <w14:ligatures w14:val="none"/>
+        </w:rPr>
+      </w:pPr>
+      <w:r>
+        <w:rPr>
+          <w:rFonts w:ascii="Courier New" w:eastAsia="Times New Roman" w:hAnsi="Courier New" w:cs="Courier New"/>
+          <w:kern w:val="0"/>
+          <w:sz w:val="20"/>
+          <w:szCs w:val="20"/>
+          <w:lang w:eastAsia="en-GB" w:bidi="hi-IN"/>
+          <w14:ligatures w14:val="none"/>
+        </w:rPr>
+        <w:t>data = {</w:t>
+      </w:r>
+    </w:p>
+    <w:p>
+      <w:pPr>
+        <w:tabs>
+          <w:tab w:val="left" w:pos="916"/>
+          <w:tab w:val="left" w:pos="1832"/>
+          <w:tab w:val="left" w:pos="2748"/>
+          <w:tab w:val="left" w:pos="3664"/>
+          <w:tab w:val="left" w:pos="4580"/>
+          <w:tab w:val="left" w:pos="5496"/>
+          <w:tab w:val="left" w:pos="6412"/>
+          <w:tab w:val="left" w:pos="7328"/>
+          <w:tab w:val="left" w:pos="8244"/>
+          <w:tab w:val="left" w:pos="9160"/>
+          <w:tab w:val="left" w:pos="10076"/>
+          <w:tab w:val="left" w:pos="10992"/>
+          <w:tab w:val="left" w:pos="11908"/>
+          <w:tab w:val="left" w:pos="12824"/>
+          <w:tab w:val="left" w:pos="13740"/>
+          <w:tab w:val="left" w:pos="14656"/>
+        </w:tabs>
+        <w:rPr>
+          <w:rFonts w:ascii="Courier New" w:eastAsia="Times New Roman" w:hAnsi="Courier New" w:cs="Courier New"/>
+          <w:kern w:val="0"/>
+          <w:sz w:val="20"/>
+          <w:szCs w:val="20"/>
+          <w:lang w:eastAsia="en-GB" w:bidi="hi-IN"/>
+          <w14:ligatures w14:val="none"/>
+        </w:rPr>
+      </w:pPr>
+      <w:r>
+        <w:rPr>
+          <w:rFonts w:ascii="Courier New" w:eastAsia="Times New Roman" w:hAnsi="Courier New" w:cs="Courier New"/>
+          <w:kern w:val="0"/>
+          <w:sz w:val="20"/>
+          <w:szCs w:val="20"/>
+          <w:lang w:eastAsia="en-GB" w:bidi="hi-IN"/>
+          <w14:ligatures w14:val="none"/>
+        </w:rPr>
+        <w:t xml:space="preserve">    "Study_Hours": [5, 6, 7, 4, 8],</w:t>
+      </w:r>
+    </w:p>
+    <w:p>
+      <w:pPr>
+        <w:tabs>
+          <w:tab w:val="left" w:pos="916"/>
+          <w:tab w:val="left" w:pos="1832"/>
+          <w:tab w:val="left" w:pos="2748"/>
+          <w:tab w:val="left" w:pos="3664"/>
+          <w:tab w:val="left" w:pos="4580"/>
+          <w:tab w:val="left" w:pos="5496"/>
+          <w:tab w:val="left" w:pos="6412"/>
+          <w:tab w:val="left" w:pos="7328"/>
+          <w:tab w:val="left" w:pos="8244"/>
+          <w:tab w:val="left" w:pos="9160"/>
+          <w:tab w:val="left" w:pos="10076"/>
+          <w:tab w:val="left" w:pos="10992"/>
+          <w:tab w:val="left" w:pos="11908"/>
+          <w:tab w:val="left" w:pos="12824"/>
+          <w:tab w:val="left" w:pos="13740"/>
+          <w:tab w:val="left" w:pos="14656"/>
+        </w:tabs>
+        <w:rPr>
+          <w:rFonts w:ascii="Courier New" w:eastAsia="Times New Roman" w:hAnsi="Courier New" w:cs="Courier New"/>
+          <w:kern w:val="0"/>
+          <w:sz w:val="20"/>
+          <w:szCs w:val="20"/>
+          <w:lang w:eastAsia="en-GB" w:bidi="hi-IN"/>
+          <w14:ligatures w14:val="none"/>
+        </w:rPr>
+      </w:pPr>
+      <w:r>
+        <w:rPr>
+          <w:rFonts w:ascii="Courier New" w:eastAsia="Times New Roman" w:hAnsi="Courier New" w:cs="Courier New"/>
+          <w:kern w:val="0"/>
+          <w:sz w:val="20"/>
+          <w:szCs w:val="20"/>
+          <w:lang w:eastAsia="en-GB" w:bidi="hi-IN"/>
+          <w14:ligatures w14:val="none"/>
+        </w:rPr>
+        <w:t xml:space="preserve">    "Attendance": [80, 85, 90, 70, 95],</w:t>
+      </w:r>
+    </w:p>
+    <w:p>
+      <w:pPr>
+        <w:tabs>
+          <w:tab w:val="left" w:pos="916"/>
+          <w:tab w:val="left" w:pos="1832"/>
+          <w:tab w:val="left" w:pos="2748"/>
+          <w:tab w:val="left" w:pos="3664"/>
+          <w:tab w:val="left" w:pos="4580"/>
+          <w:tab w:val="left" w:pos="5496"/>
+          <w:tab w:val="left" w:pos="6412"/>
+          <w:tab w:val="left" w:pos="7328"/>
+          <w:tab w:val="left" w:pos="8244"/>
+          <w:tab w:val="left" w:pos="9160"/>
+          <w:tab w:val="left" w:pos="10076"/>
+          <w:tab w:val="left" w:pos="10992"/>
+          <w:tab w:val="left" w:pos="11908"/>
+          <w:tab w:val="left" w:pos="12824"/>
+          <w:tab w:val="left" w:pos="13740"/>
+          <w:tab w:val="left" w:pos="14656"/>
+        </w:tabs>
+        <w:rPr>
+          <w:rFonts w:ascii="Courier New" w:eastAsia="Times New Roman" w:hAnsi="Courier New" w:cs="Courier New"/>
+          <w:kern w:val="0"/>
+          <w:sz w:val="20"/>
+          <w:szCs w:val="20"/>
+          <w:lang w:eastAsia="en-GB" w:bidi="hi-IN"/>
+          <w14:ligatures w14:val="none"/>
+        </w:rPr>
+      </w:pPr>
+      <w:r>
+        <w:rPr>
+          <w:rFonts w:ascii="Courier New" w:eastAsia="Times New Roman" w:hAnsi="Courier New" w:cs="Courier New"/>
+          <w:kern w:val="0"/>
+          <w:sz w:val="20"/>
+          <w:szCs w:val="20"/>
+          <w:lang w:eastAsia="en-GB" w:bidi="hi-IN"/>
+          <w14:ligatures w14:val="none"/>
+        </w:rPr>
+        <w:t xml:space="preserve">    "Assignment": [70, 75, 80, 65, 85],</w:t>
+      </w:r>
+    </w:p>
+    <w:p>
+      <w:pPr>
+        <w:tabs>
+          <w:tab w:val="left" w:pos="916"/>
+          <w:tab w:val="left" w:pos="1832"/>
+          <w:tab w:val="left" w:pos="2748"/>
+          <w:tab w:val="left" w:pos="3664"/>
+          <w:tab w:val="left" w:pos="4580"/>
+          <w:tab w:val="left" w:pos="5496"/>
+          <w:tab w:val="left" w:pos="6412"/>
+          <w:tab w:val="left" w:pos="7328"/>
+          <w:tab w:val="left" w:pos="8244"/>
+          <w:tab w:val="left" w:pos="9160"/>
+          <w:tab w:val="left" w:pos="10076"/>
+          <w:tab w:val="left" w:pos="10992"/>
+          <w:tab w:val="left" w:pos="11908"/>
+          <w:tab w:val="left" w:pos="12824"/>
+          <w:tab w:val="left" w:pos="13740"/>
+          <w:tab w:val="left" w:pos="14656"/>
+        </w:tabs>
+        <w:rPr>
+          <w:rFonts w:ascii="Courier New" w:eastAsia="Times New Roman" w:hAnsi="Courier New" w:cs="Courier New"/>
+          <w:kern w:val="0"/>
+          <w:sz w:val="20"/>
+          <w:szCs w:val="20"/>
+          <w:lang w:eastAsia="en-GB" w:bidi="hi-IN"/>
+          <w14:ligatures w14:val="none"/>
+        </w:rPr>
+      </w:pPr>
+      <w:r>
+        <w:rPr>
+          <w:rFonts w:ascii="Courier New" w:eastAsia="Times New Roman" w:hAnsi="Courier New" w:cs="Courier New"/>
+          <w:kern w:val="0"/>
+          <w:sz w:val="20"/>
+          <w:szCs w:val="20"/>
+          <w:lang w:eastAsia="en-GB" w:bidi="hi-IN"/>
+          <w14:ligatures w14:val="none"/>
+        </w:rPr>
+        <w:t xml:space="preserve">    "Final_Marks": [75, 80, None, 68, None]</w:t>
+      </w:r>
+    </w:p>
+    <w:p>
+      <w:pPr>
+        <w:tabs>
+          <w:tab w:val="left" w:pos="916"/>
+          <w:tab w:val="left" w:pos="1832"/>
+          <w:tab w:val="left" w:pos="2748"/>
+          <w:tab w:val="left" w:pos="3664"/>
+          <w:tab w:val="left" w:pos="4580"/>
+          <w:tab w:val="left" w:pos="5496"/>
+          <w:tab w:val="left" w:pos="6412"/>
+          <w:tab w:val="left" w:pos="7328"/>
+          <w:tab w:val="left" w:pos="8244"/>
+          <w:tab w:val="left" w:pos="9160"/>
+          <w:tab w:val="left" w:pos="10076"/>
+          <w:tab w:val="left" w:pos="10992"/>
+          <w:tab w:val="left" w:pos="11908"/>
+          <w:tab w:val="left" w:pos="12824"/>
+          <w:tab w:val="left" w:pos="13740"/>
+          <w:tab w:val="left" w:pos="14656"/>
+        </w:tabs>
+        <w:rPr>
+          <w:rFonts w:ascii="Courier New" w:eastAsia="Times New Roman" w:hAnsi="Courier New" w:cs="Courier New"/>
+          <w:kern w:val="0"/>
+          <w:sz w:val="20"/>
+          <w:szCs w:val="20"/>
+          <w:lang w:eastAsia="en-GB" w:bidi="hi-IN"/>
+          <w14:ligatures w14:val="none"/>
+        </w:rPr>
+      </w:pPr>
+      <w:r>
+        <w:rPr>
+          <w:rFonts w:ascii="Courier New" w:eastAsia="Times New Roman" w:hAnsi="Courier New" w:cs="Courier New"/>
+          <w:kern w:val="0"/>
+          <w:sz w:val="20"/>
+          <w:szCs w:val="20"/>
+          <w:lang w:eastAsia="en-GB" w:bidi="hi-IN"/>
+          <w14:ligatures w14:val="none"/>
+        </w:rPr>
+        <w:t>}</w:t>
+      </w:r>
+    </w:p>
+    <w:p>
+      <w:pPr>
+        <w:tabs>
+          <w:tab w:val="left" w:pos="916"/>
+          <w:tab w:val="left" w:pos="1832"/>
+          <w:tab w:val="left" w:pos="2748"/>
+          <w:tab w:val="left" w:pos="3664"/>
+          <w:tab w:val="left" w:pos="4580"/>
+          <w:tab w:val="left" w:pos="5496"/>
+          <w:tab w:val="left" w:pos="6412"/>
+          <w:tab w:val="left" w:pos="7328"/>
+          <w:tab w:val="left" w:pos="8244"/>
+          <w:tab w:val="left" w:pos="9160"/>
+          <w:tab w:val="left" w:pos="10076"/>
+          <w:tab w:val="left" w:pos="10992"/>
+          <w:tab w:val="left" w:pos="11908"/>
+          <w:tab w:val="left" w:pos="12824"/>
+          <w:tab w:val="left" w:pos="13740"/>
+          <w:tab w:val="left" w:pos="14656"/>
+        </w:tabs>
+        <w:rPr>
+          <w:rFonts w:ascii="Courier New" w:eastAsia="Times New Roman" w:hAnsi="Courier New" w:cs="Courier New"/>
+          <w:kern w:val="0"/>
+          <w:sz w:val="20"/>
+          <w:szCs w:val="20"/>
+          <w:lang w:eastAsia="en-GB" w:bidi="hi-IN"/>
+          <w14:ligatures w14:val="none"/>
+        </w:rPr>
+      </w:pPr>
+    </w:p>
+    <w:p>
+      <w:pPr>
+        <w:tabs>
+          <w:tab w:val="left" w:pos="916"/>
+          <w:tab w:val="left" w:pos="1832"/>
+          <w:tab w:val="left" w:pos="2748"/>
+          <w:tab w:val="left" w:pos="3664"/>
+          <w:tab w:val="left" w:pos="4580"/>
+          <w:tab w:val="left" w:pos="5496"/>
+          <w:tab w:val="left" w:pos="6412"/>
+          <w:tab w:val="left" w:pos="7328"/>
+          <w:tab w:val="left" w:pos="8244"/>
+          <w:tab w:val="left" w:pos="9160"/>
+          <w:tab w:val="left" w:pos="10076"/>
+          <w:tab w:val="left" w:pos="10992"/>
+          <w:tab w:val="left" w:pos="11908"/>
+          <w:tab w:val="left" w:pos="12824"/>
+          <w:tab w:val="left" w:pos="13740"/>
+          <w:tab w:val="left" w:pos="14656"/>
+        </w:tabs>
+        <w:rPr>
+          <w:rFonts w:ascii="Courier New" w:eastAsia="Times New Roman" w:hAnsi="Courier New" w:cs="Courier New"/>
+          <w:kern w:val="0"/>
+          <w:sz w:val="20"/>
+          <w:szCs w:val="20"/>
+          <w:lang w:eastAsia="en-GB" w:bidi="hi-IN"/>
+          <w14:ligatures w14:val="none"/>
+        </w:rPr>
+      </w:pPr>
+      <w:r>
+        <w:rPr>
+          <w:rFonts w:ascii="Courier New" w:eastAsia="Times New Roman" w:hAnsi="Courier New" w:cs="Courier New"/>
+          <w:kern w:val="0"/>
+          <w:sz w:val="20"/>
+          <w:szCs w:val="20"/>
+          <w:lang w:eastAsia="en-GB" w:bidi="hi-IN"/>
+          <w14:ligatures w14:val="none"/>
+        </w:rPr>
+        <w:t>df = pd.DataFrame(data)</w:t>
+      </w:r>
+    </w:p>
+    <w:p>
+      <w:pPr>
+        <w:tabs>
+          <w:tab w:val="left" w:pos="916"/>
+          <w:tab w:val="left" w:pos="1832"/>
+          <w:tab w:val="left" w:pos="2748"/>
+          <w:tab w:val="left" w:pos="3664"/>
+          <w:tab w:val="left" w:pos="4580"/>
+          <w:tab w:val="left" w:pos="5496"/>
+          <w:tab w:val="left" w:pos="6412"/>
+          <w:tab w:val="left" w:pos="7328"/>
+          <w:tab w:val="left" w:pos="8244"/>
+          <w:tab w:val="left" w:pos="9160"/>
+          <w:tab w:val="left" w:pos="10076"/>
+          <w:tab w:val="left" w:pos="10992"/>
+          <w:tab w:val="left" w:pos="11908"/>
+          <w:tab w:val="left" w:pos="12824"/>
+          <w:tab w:val="left" w:pos="13740"/>
+          <w:tab w:val="left" w:pos="14656"/>
+        </w:tabs>
+        <w:rPr>
+          <w:rFonts w:ascii="Courier New" w:eastAsia="Times New Roman" w:hAnsi="Courier New" w:cs="Courier New"/>
+          <w:kern w:val="0"/>
+          <w:sz w:val="20"/>
+          <w:szCs w:val="20"/>
+          <w:lang w:eastAsia="en-GB" w:bidi="hi-IN"/>
+          <w14:ligatures w14:val="none"/>
+        </w:rPr>
+      </w:pPr>
+    </w:p>
+    <w:p>
+      <w:pPr>
+        <w:tabs>
+          <w:tab w:val="left" w:pos="916"/>
+          <w:tab w:val="left" w:pos="1832"/>
+          <w:tab w:val="left" w:pos="2748"/>
+          <w:tab w:val="left" w:pos="3664"/>
+          <w:tab w:val="left" w:pos="4580"/>
+          <w:tab w:val="left" w:pos="5496"/>
+          <w:tab w:val="left" w:pos="6412"/>
+          <w:tab w:val="left" w:pos="7328"/>
+          <w:tab w:val="left" w:pos="8244"/>
+          <w:tab w:val="left" w:pos="9160"/>
+          <w:tab w:val="left" w:pos="10076"/>
+          <w:tab w:val="left" w:pos="10992"/>
+          <w:tab w:val="left" w:pos="11908"/>
+          <w:tab w:val="left" w:pos="12824"/>
+          <w:tab w:val="left" w:pos="13740"/>
+          <w:tab w:val="left" w:pos="14656"/>
+        </w:tabs>
+        <w:rPr>
+          <w:rFonts w:ascii="Courier New" w:eastAsia="Times New Roman" w:hAnsi="Courier New" w:cs="Courier New"/>
+          <w:kern w:val="0"/>
+          <w:sz w:val="20"/>
+          <w:szCs w:val="20"/>
+          <w:lang w:eastAsia="en-GB" w:bidi="hi-IN"/>
+          <w14:ligatures w14:val="none"/>
+        </w:rPr>
+      </w:pPr>
+      <w:r>
+        <w:rPr>
+          <w:rFonts w:ascii="Courier New" w:eastAsia="Times New Roman" w:hAnsi="Courier New" w:cs="Courier New"/>
+          <w:kern w:val="0"/>
+          <w:sz w:val="20"/>
+          <w:szCs w:val="20"/>
+          <w:lang w:eastAsia="en-GB" w:bidi="hi-IN"/>
+          <w14:ligatures w14:val="none"/>
+        </w:rPr>
+        <w:t># Training data</w:t>
+      </w:r>
+    </w:p>
+    <w:p>
+      <w:pPr>
+        <w:tabs>
+          <w:tab w:val="left" w:pos="916"/>
+          <w:tab w:val="left" w:pos="1832"/>
+          <w:tab w:val="left" w:pos="2748"/>
+          <w:tab w:val="left" w:pos="3664"/>
+          <w:tab w:val="left" w:pos="4580"/>
+          <w:tab w:val="left" w:pos="5496"/>
+          <w:tab w:val="left" w:pos="6412"/>
+          <w:tab w:val="left" w:pos="7328"/>
+          <w:tab w:val="left" w:pos="8244"/>
+          <w:tab w:val="left" w:pos="9160"/>
+          <w:tab w:val="left" w:pos="10076"/>
+          <w:tab w:val="left" w:pos="10992"/>
+          <w:tab w:val="left" w:pos="11908"/>
+          <w:tab w:val="left" w:pos="12824"/>
+          <w:tab w:val="left" w:pos="13740"/>
+          <w:tab w:val="left" w:pos="14656"/>
+        </w:tabs>
+        <w:rPr>
+          <w:rFonts w:ascii="Courier New" w:eastAsia="Times New Roman" w:hAnsi="Courier New" w:cs="Courier New"/>
+          <w:kern w:val="0"/>
+          <w:sz w:val="20"/>
+          <w:szCs w:val="20"/>
+          <w:lang w:eastAsia="en-GB" w:bidi="hi-IN"/>
+          <w14:ligatures w14:val="none"/>
+        </w:rPr>
+      </w:pPr>
+      <w:r>
+        <w:rPr>
+          <w:rFonts w:ascii="Courier New" w:eastAsia="Times New Roman" w:hAnsi="Courier New" w:cs="Courier New"/>
+          <w:kern w:val="0"/>
+          <w:sz w:val="20"/>
+          <w:szCs w:val="20"/>
+          <w:lang w:eastAsia="en-GB" w:bidi="hi-IN"/>
+          <w14:ligatures w14:val="none"/>
+        </w:rPr>
+        <w:t>train = df[df["Final_Marks"].notnull()]</w:t>
+      </w:r>
+    </w:p>
+    <w:p>
+      <w:pPr>
+        <w:tabs>
+          <w:tab w:val="left" w:pos="916"/>
+          <w:tab w:val="left" w:pos="1832"/>
+          <w:tab w:val="left" w:pos="2748"/>
+          <w:tab w:val="left" w:pos="3664"/>
+          <w:tab w:val="left" w:pos="4580"/>
+          <w:tab w:val="left" w:pos="5496"/>
+          <w:tab w:val="left" w:pos="6412"/>
+          <w:tab w:val="left" w:pos="7328"/>
+          <w:tab w:val="left" w:pos="8244"/>
+          <w:tab w:val="left" w:pos="9160"/>
+          <w:tab w:val="left" w:pos="10076"/>
+          <w:tab w:val="left" w:pos="10992"/>
+          <w:tab w:val="left" w:pos="11908"/>
+          <w:tab w:val="left" w:pos="12824"/>
+          <w:tab w:val="left" w:pos="13740"/>
+          <w:tab w:val="left" w:pos="14656"/>
+        </w:tabs>
+        <w:rPr>
+          <w:rFonts w:ascii="Courier New" w:eastAsia="Times New Roman" w:hAnsi="Courier New" w:cs="Courier New"/>
+          <w:kern w:val="0"/>
+          <w:sz w:val="20"/>
+          <w:szCs w:val="20"/>
+          <w:lang w:eastAsia="en-GB" w:bidi="hi-IN"/>
+          <w14:ligatures w14:val="none"/>
+        </w:rPr>
+      </w:pPr>
+    </w:p>
+    <w:p>
+      <w:pPr>
+        <w:tabs>
+          <w:tab w:val="left" w:pos="916"/>
+          <w:tab w:val="left" w:pos="1832"/>
+          <w:tab w:val="left" w:pos="2748"/>
+          <w:tab w:val="left" w:pos="3664"/>
+          <w:tab w:val="left" w:pos="4580"/>
+          <w:tab w:val="left" w:pos="5496"/>
+          <w:tab w:val="left" w:pos="6412"/>
+          <w:tab w:val="left" w:pos="7328"/>
+          <w:tab w:val="left" w:pos="8244"/>
+          <w:tab w:val="left" w:pos="9160"/>
+          <w:tab w:val="left" w:pos="10076"/>
+          <w:tab w:val="left" w:pos="10992"/>
+          <w:tab w:val="left" w:pos="11908"/>
+          <w:tab w:val="left" w:pos="12824"/>
+          <w:tab w:val="left" w:pos="13740"/>
+          <w:tab w:val="left" w:pos="14656"/>
+        </w:tabs>
+        <w:rPr>
+          <w:rFonts w:ascii="Courier New" w:eastAsia="Times New Roman" w:hAnsi="Courier New" w:cs="Courier New"/>
+          <w:kern w:val="0"/>
+          <w:sz w:val="20"/>
+          <w:szCs w:val="20"/>
+          <w:lang w:eastAsia="en-GB" w:bidi="hi-IN"/>
+          <w14:ligatures w14:val="none"/>
+        </w:rPr>
+      </w:pPr>
+      <w:r>
+        <w:rPr>
+          <w:rFonts w:ascii="Courier New" w:eastAsia="Times New Roman" w:hAnsi="Courier New" w:cs="Courier New"/>
+          <w:kern w:val="0"/>
+          <w:sz w:val="20"/>
+          <w:szCs w:val="20"/>
+          <w:lang w:eastAsia="en-GB" w:bidi="hi-IN"/>
+          <w14:ligatures w14:val="none"/>
+        </w:rPr>
+        <w:t># Missing output data</w:t>
+      </w:r>
+    </w:p>
+    <w:p>
+      <w:pPr>
+        <w:tabs>
+          <w:tab w:val="left" w:pos="916"/>
+          <w:tab w:val="left" w:pos="1832"/>
+          <w:tab w:val="left" w:pos="2748"/>
+          <w:tab w:val="left" w:pos="3664"/>
+          <w:tab w:val="left" w:pos="4580"/>
+          <w:tab w:val="left" w:pos="5496"/>
+          <w:tab w:val="left" w:pos="6412"/>
+          <w:tab w:val="left" w:pos="7328"/>
+          <w:tab w:val="left" w:pos="8244"/>
+          <w:tab w:val="left" w:pos="9160"/>
+          <w:tab w:val="left" w:pos="10076"/>
+          <w:tab w:val="left" w:pos="10992"/>
+          <w:tab w:val="left" w:pos="11908"/>
+          <w:tab w:val="left" w:pos="12824"/>
+          <w:tab w:val="left" w:pos="13740"/>
+          <w:tab w:val="left" w:pos="14656"/>
+        </w:tabs>
+        <w:rPr>
+          <w:rFonts w:ascii="Courier New" w:eastAsia="Times New Roman" w:hAnsi="Courier New" w:cs="Courier New"/>
+          <w:kern w:val="0"/>
+          <w:sz w:val="20"/>
+          <w:szCs w:val="20"/>
+          <w:lang w:eastAsia="en-GB" w:bidi="hi-IN"/>
+          <w14:ligatures w14:val="none"/>
+        </w:rPr>
+      </w:pPr>
+      <w:r>
+        <w:rPr>
+          <w:rFonts w:ascii="Courier New" w:eastAsia="Times New Roman" w:hAnsi="Courier New" w:cs="Courier New"/>
+          <w:kern w:val="0"/>
+          <w:sz w:val="20"/>
+          <w:szCs w:val="20"/>
+          <w:lang w:eastAsia="en-GB" w:bidi="hi-IN"/>
+          <w14:ligatures w14:val="none"/>
+        </w:rPr>
+        <w:t>test = df[df["Final_Marks"].isnull()]</w:t>
+      </w:r>
+    </w:p>
+    <w:p>
+      <w:pPr>
+        <w:tabs>
+          <w:tab w:val="left" w:pos="916"/>
+          <w:tab w:val="left" w:pos="1832"/>
+          <w:tab w:val="left" w:pos="2748"/>
+          <w:tab w:val="left" w:pos="3664"/>
+          <w:tab w:val="left" w:pos="4580"/>
+          <w:tab w:val="left" w:pos="5496"/>
+          <w:tab w:val="left" w:pos="6412"/>
+          <w:tab w:val="left" w:pos="7328"/>
+          <w:tab w:val="left" w:pos="8244"/>
+          <w:tab w:val="left" w:pos="9160"/>
+          <w:tab w:val="left" w:pos="10076"/>
+          <w:tab w:val="left" w:pos="10992"/>
+          <w:tab w:val="left" w:pos="11908"/>
+          <w:tab w:val="left" w:pos="12824"/>
+          <w:tab w:val="left" w:pos="13740"/>
+          <w:tab w:val="left" w:pos="14656"/>
+        </w:tabs>
+        <w:rPr>
+          <w:rFonts w:ascii="Courier New" w:eastAsia="Times New Roman" w:hAnsi="Courier New" w:cs="Courier New"/>
+          <w:kern w:val="0"/>
+          <w:sz w:val="20"/>
+          <w:szCs w:val="20"/>
+          <w:lang w:eastAsia="en-GB" w:bidi="hi-IN"/>
+          <w14:ligatures w14:val="none"/>
+        </w:rPr>
+      </w:pPr>
+    </w:p>
+    <w:p>
+      <w:pPr>
+        <w:tabs>
+          <w:tab w:val="left" w:pos="916"/>
+          <w:tab w:val="left" w:pos="1832"/>
+          <w:tab w:val="left" w:pos="2748"/>
+          <w:tab w:val="left" w:pos="3664"/>
+          <w:tab w:val="left" w:pos="4580"/>
+          <w:tab w:val="left" w:pos="5496"/>
+          <w:tab w:val="left" w:pos="6412"/>
+          <w:tab w:val="left" w:pos="7328"/>
+          <w:tab w:val="left" w:pos="8244"/>
+          <w:tab w:val="left" w:pos="9160"/>
+          <w:tab w:val="left" w:pos="10076"/>
+          <w:tab w:val="left" w:pos="10992"/>
+          <w:tab w:val="left" w:pos="11908"/>
+          <w:tab w:val="left" w:pos="12824"/>
+          <w:tab w:val="left" w:pos="13740"/>
+          <w:tab w:val="left" w:pos="14656"/>
+        </w:tabs>
+        <w:rPr>
+          <w:rFonts w:ascii="Courier New" w:eastAsia="Times New Roman" w:hAnsi="Courier New" w:cs="Courier New"/>
+          <w:kern w:val="0"/>
+          <w:sz w:val="20"/>
+          <w:szCs w:val="20"/>
+          <w:lang w:eastAsia="en-GB" w:bidi="hi-IN"/>
+          <w14:ligatures w14:val="none"/>
+        </w:rPr>
+      </w:pPr>
+      <w:r>
+        <w:rPr>
+          <w:rFonts w:ascii="Courier New" w:eastAsia="Times New Roman" w:hAnsi="Courier New" w:cs="Courier New"/>
+          <w:kern w:val="0"/>
+          <w:sz w:val="20"/>
+          <w:szCs w:val="20"/>
+          <w:lang w:eastAsia="en-GB" w:bidi="hi-IN"/>
+          <w14:ligatures w14:val="none"/>
+        </w:rPr>
+        <w:t>X_train = train[["Study_Hours", "Attendance", "Assignment"]]</w:t>
+      </w:r>
+    </w:p>
+    <w:p>
+      <w:pPr>
+        <w:tabs>
+          <w:tab w:val="left" w:pos="916"/>
+          <w:tab w:val="left" w:pos="1832"/>
+          <w:tab w:val="left" w:pos="2748"/>
+          <w:tab w:val="left" w:pos="3664"/>
+          <w:tab w:val="left" w:pos="4580"/>
+          <w:tab w:val="left" w:pos="5496"/>
+          <w:tab w:val="left" w:pos="6412"/>
+          <w:tab w:val="left" w:pos="7328"/>
+          <w:tab w:val="left" w:pos="8244"/>
+          <w:tab w:val="left" w:pos="9160"/>
+          <w:tab w:val="left" w:pos="10076"/>
+          <w:tab w:val="left" w:pos="10992"/>
+          <w:tab w:val="left" w:pos="11908"/>
+          <w:tab w:val="left" w:pos="12824"/>
+          <w:tab w:val="left" w:pos="13740"/>
+          <w:tab w:val="left" w:pos="14656"/>
+        </w:tabs>
+        <w:rPr>
+          <w:rFonts w:ascii="Courier New" w:eastAsia="Times New Roman" w:hAnsi="Courier New" w:cs="Courier New"/>
+          <w:kern w:val="0"/>
+          <w:sz w:val="20"/>
+          <w:szCs w:val="20"/>
+          <w:lang w:eastAsia="en-GB" w:bidi="hi-IN"/>
+          <w14:ligatures w14:val="none"/>
+        </w:rPr>
+      </w:pPr>
+      <w:r>
+        <w:rPr>
+          <w:rFonts w:ascii="Courier New" w:eastAsia="Times New Roman" w:hAnsi="Courier New" w:cs="Courier New"/>
+          <w:kern w:val="0"/>
+          <w:sz w:val="20"/>
+          <w:szCs w:val="20"/>
+          <w:lang w:eastAsia="en-GB" w:bidi="hi-IN"/>
+          <w14:ligatures w14:val="none"/>
+        </w:rPr>
+        <w:t>y_train = train["Final_Marks"]</w:t>
+      </w:r>
+    </w:p>
+    <w:p>
+      <w:pPr>
+        <w:tabs>
+          <w:tab w:val="left" w:pos="916"/>
+          <w:tab w:val="left" w:pos="1832"/>
+          <w:tab w:val="left" w:pos="2748"/>
+          <w:tab w:val="left" w:pos="3664"/>
+          <w:tab w:val="left" w:pos="4580"/>
+          <w:tab w:val="left" w:pos="5496"/>
+          <w:tab w:val="left" w:pos="6412"/>
+          <w:tab w:val="left" w:pos="7328"/>
+          <w:tab w:val="left" w:pos="8244"/>
+          <w:tab w:val="left" w:pos="9160"/>
+          <w:tab w:val="left" w:pos="10076"/>
+          <w:tab w:val="left" w:pos="10992"/>
+          <w:tab w:val="left" w:pos="11908"/>
+          <w:tab w:val="left" w:pos="12824"/>
+          <w:tab w:val="left" w:pos="13740"/>
+          <w:tab w:val="left" w:pos="14656"/>
+        </w:tabs>
+        <w:rPr>
+          <w:rFonts w:ascii="Courier New" w:eastAsia="Times New Roman" w:hAnsi="Courier New" w:cs="Courier New"/>
+          <w:kern w:val="0"/>
+          <w:sz w:val="20"/>
+          <w:szCs w:val="20"/>
+          <w:lang w:eastAsia="en-GB" w:bidi="hi-IN"/>
+          <w14:ligatures w14:val="none"/>
+        </w:rPr>
+      </w:pPr>
+    </w:p>
+    <w:p>
+      <w:pPr>
+        <w:tabs>
+          <w:tab w:val="left" w:pos="916"/>
+          <w:tab w:val="left" w:pos="1832"/>
+          <w:tab w:val="left" w:pos="2748"/>
+          <w:tab w:val="left" w:pos="3664"/>
+          <w:tab w:val="left" w:pos="4580"/>
+          <w:tab w:val="left" w:pos="5496"/>
+          <w:tab w:val="left" w:pos="6412"/>
+          <w:tab w:val="left" w:pos="7328"/>
+          <w:tab w:val="left" w:pos="8244"/>
+          <w:tab w:val="left" w:pos="9160"/>
+          <w:tab w:val="left" w:pos="10076"/>
+          <w:tab w:val="left" w:pos="10992"/>
+          <w:tab w:val="left" w:pos="11908"/>
+          <w:tab w:val="left" w:pos="12824"/>
+          <w:tab w:val="left" w:pos="13740"/>
+          <w:tab w:val="left" w:pos="14656"/>
+        </w:tabs>
+        <w:rPr>
+          <w:rFonts w:ascii="Courier New" w:eastAsia="Times New Roman" w:hAnsi="Courier New" w:cs="Courier New"/>
+          <w:kern w:val="0"/>
+          <w:sz w:val="20"/>
+          <w:szCs w:val="20"/>
+          <w:lang w:eastAsia="en-GB" w:bidi="hi-IN"/>
+          <w14:ligatures w14:val="none"/>
+        </w:rPr>
+      </w:pPr>
+      <w:r>
+        <w:rPr>
+          <w:rFonts w:ascii="Courier New" w:eastAsia="Times New Roman" w:hAnsi="Courier New" w:cs="Courier New"/>
+          <w:kern w:val="0"/>
+          <w:sz w:val="20"/>
+          <w:szCs w:val="20"/>
+          <w:lang w:eastAsia="en-GB" w:bidi="hi-IN"/>
+          <w14:ligatures w14:val="none"/>
+        </w:rPr>
+        <w:t># Train model</w:t>
+      </w:r>
+    </w:p>
+    <w:p>
+      <w:pPr>
+        <w:tabs>
+          <w:tab w:val="left" w:pos="916"/>
+          <w:tab w:val="left" w:pos="1832"/>
+          <w:tab w:val="left" w:pos="2748"/>
+          <w:tab w:val="left" w:pos="3664"/>
+          <w:tab w:val="left" w:pos="4580"/>
+          <w:tab w:val="left" w:pos="5496"/>
+          <w:tab w:val="left" w:pos="6412"/>
+          <w:tab w:val="left" w:pos="7328"/>
+          <w:tab w:val="left" w:pos="8244"/>
+          <w:tab w:val="left" w:pos="9160"/>
+          <w:tab w:val="left" w:pos="10076"/>
+          <w:tab w:val="left" w:pos="10992"/>
+          <w:tab w:val="left" w:pos="11908"/>
+          <w:tab w:val="left" w:pos="12824"/>
+          <w:tab w:val="left" w:pos="13740"/>
+          <w:tab w:val="left" w:pos="14656"/>
+        </w:tabs>
+        <w:rPr>
+          <w:rFonts w:ascii="Courier New" w:eastAsia="Times New Roman" w:hAnsi="Courier New" w:cs="Courier New"/>
+          <w:kern w:val="0"/>
+          <w:sz w:val="20"/>
+          <w:szCs w:val="20"/>
+          <w:lang w:eastAsia="en-GB" w:bidi="hi-IN"/>
+          <w14:ligatures w14:val="none"/>
+        </w:rPr>
+      </w:pPr>
+      <w:r>
+        <w:rPr>
+          <w:rFonts w:ascii="Courier New" w:eastAsia="Times New Roman" w:hAnsi="Courier New" w:cs="Courier New"/>
+          <w:kern w:val="0"/>
+          <w:sz w:val="20"/>
+          <w:szCs w:val="20"/>
+          <w:lang w:eastAsia="en-GB" w:bidi="hi-IN"/>
+          <w14:ligatures w14:val="none"/>
+        </w:rPr>
+        <w:t>model = LinearRegression()</w:t>
+      </w:r>
+    </w:p>
+    <w:p>
+      <w:pPr>
+        <w:tabs>
+          <w:tab w:val="left" w:pos="916"/>
+          <w:tab w:val="left" w:pos="1832"/>
+          <w:tab w:val="left" w:pos="2748"/>
+          <w:tab w:val="left" w:pos="3664"/>
+          <w:tab w:val="left" w:pos="4580"/>
+          <w:tab w:val="left" w:pos="5496"/>
+          <w:tab w:val="left" w:pos="6412"/>
+          <w:tab w:val="left" w:pos="7328"/>
+          <w:tab w:val="left" w:pos="8244"/>
+          <w:tab w:val="left" w:pos="9160"/>
+          <w:tab w:val="left" w:pos="10076"/>
+          <w:tab w:val="left" w:pos="10992"/>
+          <w:tab w:val="left" w:pos="11908"/>
+          <w:tab w:val="left" w:pos="12824"/>
+          <w:tab w:val="left" w:pos="13740"/>
+          <w:tab w:val="left" w:pos="14656"/>
+        </w:tabs>
+        <w:rPr>
+          <w:rFonts w:ascii="Courier New" w:eastAsia="Times New Roman" w:hAnsi="Courier New" w:cs="Courier New"/>
+          <w:kern w:val="0"/>
+          <w:sz w:val="20"/>
+          <w:szCs w:val="20"/>
+          <w:lang w:eastAsia="en-GB" w:bidi="hi-IN"/>
+          <w14:ligatures w14:val="none"/>
+        </w:rPr>
+      </w:pPr>
+      <w:r>
+        <w:rPr>
+          <w:rFonts w:ascii="Courier New" w:eastAsia="Times New Roman" w:hAnsi="Courier New" w:cs="Courier New"/>
+          <w:kern w:val="0"/>
+          <w:sz w:val="20"/>
+          <w:szCs w:val="20"/>
+          <w:lang w:eastAsia="en-GB" w:bidi="hi-IN"/>
+          <w14:ligatures w14:val="none"/>
+        </w:rPr>
+        <w:t>model.fit(X_train, y_train)</w:t>
+      </w:r>
+    </w:p>
+    <w:p>
+      <w:pPr>
+        <w:tabs>
+          <w:tab w:val="left" w:pos="916"/>
+          <w:tab w:val="left" w:pos="1832"/>
+          <w:tab w:val="left" w:pos="2748"/>
+          <w:tab w:val="left" w:pos="3664"/>
+          <w:tab w:val="left" w:pos="4580"/>
+          <w:tab w:val="left" w:pos="5496"/>
+          <w:tab w:val="left" w:pos="6412"/>
+          <w:tab w:val="left" w:pos="7328"/>
+          <w:tab w:val="left" w:pos="8244"/>
+          <w:tab w:val="left" w:pos="9160"/>
+          <w:tab w:val="left" w:pos="10076"/>
+          <w:tab w:val="left" w:pos="10992"/>
+          <w:tab w:val="left" w:pos="11908"/>
+          <w:tab w:val="left" w:pos="12824"/>
+          <w:tab w:val="left" w:pos="13740"/>
+          <w:tab w:val="left" w:pos="14656"/>
+        </w:tabs>
+        <w:rPr>
+          <w:rFonts w:ascii="Courier New" w:eastAsia="Times New Roman" w:hAnsi="Courier New" w:cs="Courier New"/>
+          <w:kern w:val="0"/>
+          <w:sz w:val="20"/>
+          <w:szCs w:val="20"/>
+          <w:lang w:eastAsia="en-GB" w:bidi="hi-IN"/>
+          <w14:ligatures w14:val="none"/>
+        </w:rPr>
+      </w:pPr>
+    </w:p>
+    <w:p>
+      <w:pPr>
+        <w:tabs>
+          <w:tab w:val="left" w:pos="916"/>
+          <w:tab w:val="left" w:pos="1832"/>
+          <w:tab w:val="left" w:pos="2748"/>
+          <w:tab w:val="left" w:pos="3664"/>
+          <w:tab w:val="left" w:pos="4580"/>
+          <w:tab w:val="left" w:pos="5496"/>
+          <w:tab w:val="left" w:pos="6412"/>
+          <w:tab w:val="left" w:pos="7328"/>
+          <w:tab w:val="left" w:pos="8244"/>
+          <w:tab w:val="left" w:pos="9160"/>
+          <w:tab w:val="left" w:pos="10076"/>
+          <w:tab w:val="left" w:pos="10992"/>
+          <w:tab w:val="left" w:pos="11908"/>
+          <w:tab w:val="left" w:pos="12824"/>
+          <w:tab w:val="left" w:pos="13740"/>
+          <w:tab w:val="left" w:pos="14656"/>
+        </w:tabs>
+        <w:rPr>
+          <w:rFonts w:ascii="Courier New" w:eastAsia="Times New Roman" w:hAnsi="Courier New" w:cs="Courier New"/>
+          <w:kern w:val="0"/>
+          <w:sz w:val="20"/>
+          <w:szCs w:val="20"/>
+          <w:lang w:eastAsia="en-GB" w:bidi="hi-IN"/>
+          <w14:ligatures w14:val="none"/>
+        </w:rPr>
+      </w:pPr>
+      <w:r>
+        <w:rPr>
+          <w:rFonts w:ascii="Courier New" w:eastAsia="Times New Roman" w:hAnsi="Courier New" w:cs="Courier New"/>
+          <w:kern w:val="0"/>
+          <w:sz w:val="20"/>
+          <w:szCs w:val="20"/>
+          <w:lang w:eastAsia="en-GB" w:bidi="hi-IN"/>
+          <w14:ligatures w14:val="none"/>
+        </w:rPr>
+        <w:t># Predict missing outputs</w:t>
+      </w:r>
+    </w:p>
+    <w:p>
+      <w:pPr>
+        <w:tabs>
+          <w:tab w:val="left" w:pos="916"/>
+          <w:tab w:val="left" w:pos="1832"/>
+          <w:tab w:val="left" w:pos="2748"/>
+          <w:tab w:val="left" w:pos="3664"/>
+          <w:tab w:val="left" w:pos="4580"/>
+          <w:tab w:val="left" w:pos="5496"/>
+          <w:tab w:val="left" w:pos="6412"/>
+          <w:tab w:val="left" w:pos="7328"/>
+          <w:tab w:val="left" w:pos="8244"/>
+          <w:tab w:val="left" w:pos="9160"/>
+          <w:tab w:val="left" w:pos="10076"/>
+          <w:tab w:val="left" w:pos="10992"/>
+          <w:tab w:val="left" w:pos="11908"/>
+          <w:tab w:val="left" w:pos="12824"/>
+          <w:tab w:val="left" w:pos="13740"/>
+          <w:tab w:val="left" w:pos="14656"/>
+        </w:tabs>
+        <w:rPr>
+          <w:rFonts w:ascii="Courier New" w:eastAsia="Times New Roman" w:hAnsi="Courier New" w:cs="Courier New"/>
+          <w:kern w:val="0"/>
+          <w:sz w:val="20"/>
+          <w:szCs w:val="20"/>
+          <w:lang w:eastAsia="en-GB" w:bidi="hi-IN"/>
+          <w14:ligatures w14:val="none"/>
+        </w:rPr>
+      </w:pPr>
+      <w:r>
+        <w:rPr>
+          <w:rFonts w:ascii="Courier New" w:eastAsia="Times New Roman" w:hAnsi="Courier New" w:cs="Courier New"/>
+          <w:kern w:val="0"/>
+          <w:sz w:val="20"/>
+          <w:szCs w:val="20"/>
+          <w:lang w:eastAsia="en-GB" w:bidi="hi-IN"/>
+          <w14:ligatures w14:val="none"/>
+        </w:rPr>
+        <w:t>X_test = test[["Study_Hours", "Attendance", "Assignment"]]</w:t>
+      </w:r>
+    </w:p>
+    <w:p>
+      <w:pPr>
+        <w:tabs>
+          <w:tab w:val="left" w:pos="916"/>
+          <w:tab w:val="left" w:pos="1832"/>
+          <w:tab w:val="left" w:pos="2748"/>
+          <w:tab w:val="left" w:pos="3664"/>
+          <w:tab w:val="left" w:pos="4580"/>
+          <w:tab w:val="left" w:pos="5496"/>
+          <w:tab w:val="left" w:pos="6412"/>
+          <w:tab w:val="left" w:pos="7328"/>
+          <w:tab w:val="left" w:pos="8244"/>
+          <w:tab w:val="left" w:pos="9160"/>
+          <w:tab w:val="left" w:pos="10076"/>
+          <w:tab w:val="left" w:pos="10992"/>
+          <w:tab w:val="left" w:pos="11908"/>
+          <w:tab w:val="left" w:pos="12824"/>
+          <w:tab w:val="left" w:pos="13740"/>
+          <w:tab w:val="left" w:pos="14656"/>
+        </w:tabs>
+        <w:rPr>
+          <w:rFonts w:ascii="Courier New" w:eastAsia="Times New Roman" w:hAnsi="Courier New" w:cs="Courier New"/>
+          <w:kern w:val="0"/>
+          <w:sz w:val="20"/>
+          <w:szCs w:val="20"/>
+          <w:lang w:eastAsia="en-GB" w:bidi="hi-IN"/>
+          <w14:ligatures w14:val="none"/>
+        </w:rPr>
+      </w:pPr>
+      <w:r>
+        <w:rPr>
+          <w:rFonts w:ascii="Courier New" w:eastAsia="Times New Roman" w:hAnsi="Courier New" w:cs="Courier New"/>
+          <w:kern w:val="0"/>
+          <w:sz w:val="20"/>
+          <w:szCs w:val="20"/>
+          <w:lang w:eastAsia="en-GB" w:bidi="hi-IN"/>
+          <w14:ligatures w14:val="none"/>
+        </w:rPr>
+        <w:t>predictions = model.predict(X_test)</w:t>
+      </w:r>
+    </w:p>
+    <w:p>
+      <w:pPr>
+        <w:tabs>
+          <w:tab w:val="left" w:pos="916"/>
+          <w:tab w:val="left" w:pos="1832"/>
+          <w:tab w:val="left" w:pos="2748"/>
+          <w:tab w:val="left" w:pos="3664"/>
+          <w:tab w:val="left" w:pos="4580"/>
+          <w:tab w:val="left" w:pos="5496"/>
+          <w:tab w:val="left" w:pos="6412"/>
+          <w:tab w:val="left" w:pos="7328"/>
+          <w:tab w:val="left" w:pos="8244"/>
+          <w:tab w:val="left" w:pos="9160"/>
+          <w:tab w:val="left" w:pos="10076"/>
+          <w:tab w:val="left" w:pos="10992"/>
+          <w:tab w:val="left" w:pos="11908"/>
+          <w:tab w:val="left" w:pos="12824"/>
+          <w:tab w:val="left" w:pos="13740"/>
+          <w:tab w:val="left" w:pos="14656"/>
+        </w:tabs>
+        <w:rPr>
+          <w:rFonts w:ascii="Courier New" w:eastAsia="Times New Roman" w:hAnsi="Courier New" w:cs="Courier New"/>
+          <w:kern w:val="0"/>
+          <w:sz w:val="20"/>
+          <w:szCs w:val="20"/>
+          <w:lang w:eastAsia="en-GB" w:bidi="hi-IN"/>
+          <w14:ligatures w14:val="none"/>
+        </w:rPr>
+      </w:pPr>
+    </w:p>
+    <w:p>
+      <w:pPr>
+        <w:tabs>
+          <w:tab w:val="left" w:pos="916"/>
+          <w:tab w:val="left" w:pos="1832"/>
+          <w:tab w:val="left" w:pos="2748"/>
+          <w:tab w:val="left" w:pos="3664"/>
+          <w:tab w:val="left" w:pos="4580"/>
+          <w:tab w:val="left" w:pos="5496"/>
+          <w:tab w:val="left" w:pos="6412"/>
+          <w:tab w:val="left" w:pos="7328"/>
+          <w:tab w:val="left" w:pos="8244"/>
+          <w:tab w:val="left" w:pos="9160"/>
+          <w:tab w:val="left" w:pos="10076"/>
+          <w:tab w:val="left" w:pos="10992"/>
+          <w:tab w:val="left" w:pos="11908"/>
+          <w:tab w:val="left" w:pos="12824"/>
+          <w:tab w:val="left" w:pos="13740"/>
+          <w:tab w:val="left" w:pos="14656"/>
+        </w:tabs>
+        <w:rPr>
+          <w:rFonts w:ascii="Courier New" w:eastAsia="Times New Roman" w:hAnsi="Courier New" w:cs="Courier New"/>
+          <w:kern w:val="0"/>
+          <w:sz w:val="20"/>
+          <w:szCs w:val="20"/>
+          <w:lang w:eastAsia="en-GB" w:bidi="hi-IN"/>
+          <w14:ligatures w14:val="none"/>
+        </w:rPr>
+      </w:pPr>
+      <w:r>
+        <w:rPr>
+          <w:rFonts w:ascii="Courier New" w:eastAsia="Times New Roman" w:hAnsi="Courier New" w:cs="Courier New"/>
+          <w:kern w:val="0"/>
+          <w:sz w:val="20"/>
+          <w:szCs w:val="20"/>
+          <w:lang w:eastAsia="en-GB" w:bidi="hi-IN"/>
+          <w14:ligatures w14:val="none"/>
+        </w:rPr>
+        <w:t># Fill missing values</w:t>
+      </w:r>
+    </w:p>
+    <w:p>
+      <w:pPr>
+        <w:tabs>
+          <w:tab w:val="left" w:pos="916"/>
+          <w:tab w:val="left" w:pos="1832"/>
+          <w:tab w:val="left" w:pos="2748"/>
+          <w:tab w:val="left" w:pos="3664"/>
+          <w:tab w:val="left" w:pos="4580"/>
+          <w:tab w:val="left" w:pos="5496"/>
+          <w:tab w:val="left" w:pos="6412"/>
+          <w:tab w:val="left" w:pos="7328"/>
+          <w:tab w:val="left" w:pos="8244"/>
+          <w:tab w:val="left" w:pos="9160"/>
+          <w:tab w:val="left" w:pos="10076"/>
+          <w:tab w:val="left" w:pos="10992"/>
+          <w:tab w:val="left" w:pos="11908"/>
+          <w:tab w:val="left" w:pos="12824"/>
+          <w:tab w:val="left" w:pos="13740"/>
+          <w:tab w:val="left" w:pos="14656"/>
+        </w:tabs>
+        <w:rPr>
+          <w:rFonts w:ascii="Courier New" w:eastAsia="Times New Roman" w:hAnsi="Courier New" w:cs="Courier New"/>
+          <w:kern w:val="0"/>
+          <w:sz w:val="20"/>
+          <w:szCs w:val="20"/>
+          <w:lang w:eastAsia="en-GB" w:bidi="hi-IN"/>
+          <w14:ligatures w14:val="none"/>
+        </w:rPr>
+      </w:pPr>
+      <w:r>
+        <w:rPr>
+          <w:rFonts w:ascii="Courier New" w:eastAsia="Times New Roman" w:hAnsi="Courier New" w:cs="Courier New"/>
+          <w:kern w:val="0"/>
+          <w:sz w:val="20"/>
+          <w:szCs w:val="20"/>
+          <w:lang w:eastAsia="en-GB" w:bidi="hi-IN"/>
+          <w14:ligatures w14:val="none"/>
+        </w:rPr>
+        <w:t>df.loc[df["Final_Marks"].isnull(), "Final_Marks"] = predictions</w:t>
+      </w:r>
+    </w:p>
+    <w:p>
+      <w:pPr>
+        <w:tabs>
+          <w:tab w:val="left" w:pos="916"/>
+          <w:tab w:val="left" w:pos="1832"/>
+          <w:tab w:val="left" w:pos="2748"/>
+          <w:tab w:val="left" w:pos="3664"/>
+          <w:tab w:val="left" w:pos="4580"/>
+          <w:tab w:val="left" w:pos="5496"/>
+          <w:tab w:val="left" w:pos="6412"/>
+          <w:tab w:val="left" w:pos="7328"/>
+          <w:tab w:val="left" w:pos="8244"/>
+          <w:tab w:val="left" w:pos="9160"/>
+          <w:tab w:val="left" w:pos="10076"/>
+          <w:tab w:val="left" w:pos="10992"/>
+          <w:tab w:val="left" w:pos="11908"/>
+          <w:tab w:val="left" w:pos="12824"/>
+          <w:tab w:val="left" w:pos="13740"/>
+          <w:tab w:val="left" w:pos="14656"/>
+        </w:tabs>
+        <w:rPr>
+          <w:rFonts w:ascii="Courier New" w:eastAsia="Times New Roman" w:hAnsi="Courier New" w:cs="Courier New"/>
+          <w:kern w:val="0"/>
+          <w:sz w:val="20"/>
+          <w:szCs w:val="20"/>
+          <w:lang w:eastAsia="en-GB" w:bidi="hi-IN"/>
+          <w14:ligatures w14:val="none"/>
+        </w:rPr>
+      </w:pPr>
+    </w:p>
+    <w:p>
+      <w:pPr>
+        <w:tabs>
+          <w:tab w:val="left" w:pos="916"/>
+          <w:tab w:val="left" w:pos="1832"/>
+          <w:tab w:val="left" w:pos="2748"/>
+          <w:tab w:val="left" w:pos="3664"/>
+          <w:tab w:val="left" w:pos="4580"/>
+          <w:tab w:val="left" w:pos="5496"/>
+          <w:tab w:val="left" w:pos="6412"/>
+          <w:tab w:val="left" w:pos="7328"/>
+          <w:tab w:val="left" w:pos="8244"/>
+          <w:tab w:val="left" w:pos="9160"/>
+          <w:tab w:val="left" w:pos="10076"/>
+          <w:tab w:val="left" w:pos="10992"/>
+          <w:tab w:val="left" w:pos="11908"/>
+          <w:tab w:val="left" w:pos="12824"/>
+          <w:tab w:val="left" w:pos="13740"/>
+          <w:tab w:val="left" w:pos="14656"/>
+        </w:tabs>
+        <w:rPr>
+          <w:rFonts w:ascii="Courier New" w:eastAsia="Times New Roman" w:hAnsi="Courier New" w:cs="Courier New"/>
+          <w:kern w:val="0"/>
+          <w:sz w:val="20"/>
+          <w:szCs w:val="20"/>
+          <w:lang w:eastAsia="en-GB" w:bidi="hi-IN"/>
+          <w14:ligatures w14:val="none"/>
+        </w:rPr>
+      </w:pPr>
+      <w:r>
+        <w:rPr>
+          <w:rFonts w:ascii="Courier New" w:eastAsia="Times New Roman" w:hAnsi="Courier New" w:cs="Courier New"/>
+          <w:kern w:val="0"/>
+          <w:sz w:val="20"/>
+          <w:szCs w:val="20"/>
+          <w:lang w:eastAsia="en-GB" w:bidi="hi-IN"/>
+          <w14:ligatures w14:val="none"/>
+        </w:rPr>
+        <w:t>print(df)</w:t>
+      </w:r>
+    </w:p>
+    <w:p>
+      <w:pPr>
+        <w:rPr>
+          <w:rFonts w:ascii="Times New Roman" w:eastAsia="Times New Roman" w:hAnsi="Times New Roman" w:cs="Times New Roman"/>
+          <w:kern w:val="0"/>
+          <w:szCs w:val="24"/>
+          <w:lang w:eastAsia="en-GB" w:bidi="hi-IN"/>
+          <w14:ligatures w14:val="none"/>
+        </w:rPr>
+      </w:pPr>
+      <w:r>
+        <w:rPr>
+          <w:rFonts w:ascii="Times New Roman" w:eastAsia="Times New Roman" w:hAnsi="Times New Roman" w:cs="Times New Roman"/>
           <w:noProof/>
+          <w:kern w:val="0"/>
+          <w:szCs w:val="24"/>
+          <w:lang w:eastAsia="en-GB" w:bidi="hi-IN"/>
+        </w:rPr>
+        <w:pict>
+          <v:rect id="_x0000_i1031" alt="" style="width:451.3pt;height:.05pt;mso-width-percent:0;mso-height-percent:0;mso-width-percent:0;mso-height-percent:0" o:hralign="center" o:hrstd="t" o:hr="t" fillcolor="#a0a0a0" stroked="f"/>
+        </w:pict>
+      </w:r>
+    </w:p>
+    <w:p>
+      <w:pPr>
+        <w:spacing w:before="100" w:beforeAutospacing="1" w:after="100" w:afterAutospacing="1"/>
+        <w:outlineLvl w:val="0"/>
+        <w:rPr>
+          <w:rFonts w:ascii="Times New Roman" w:eastAsia="Times New Roman" w:hAnsi="Times New Roman" w:cs="Times New Roman"/>
+          <w:b/>
+          <w:bCs/>
+          <w:kern w:val="36"/>
+          <w:sz w:val="48"/>
+          <w:szCs w:val="48"/>
+          <w:lang w:eastAsia="en-GB" w:bidi="hi-IN"/>
+          <w14:ligatures w14:val="none"/>
+        </w:rPr>
+      </w:pPr>
+      <w:r>
+        <w:rPr>
+          <w:rFonts w:ascii="Times New Roman" w:eastAsia="Times New Roman" w:hAnsi="Times New Roman" w:cs="Times New Roman"/>
+          <w:b/>
+          <w:bCs/>
+          <w:kern w:val="36"/>
+          <w:sz w:val="48"/>
+          <w:szCs w:val="48"/>
+          <w:lang w:eastAsia="en-GB" w:bidi="hi-IN"/>
+          <w14:ligatures w14:val="none"/>
+        </w:rPr>
+        <w:t>8. Sample Output</w:t>
+      </w:r>
+    </w:p>
+    <w:tbl>
+      <w:tblPr>
+        <w:tblStyle w:val="TableGrid"/>
+        <w:tblW w:w="0" w:type="auto"/>
+        <w:tblLook w:val="04A0" w:firstRow="1" w:lastRow="0" w:firstColumn="1" w:lastColumn="0" w:noHBand="0" w:noVBand="1"/>
+      </w:tblPr>
+      <w:tblGrid>
+        <w:gridCol w:w="9016"/>
+      </w:tblGrid>
+      <w:tr>
+        <w:tc>
+          <w:tcPr>
+            <w:tcW w:w="9016" w:type="dxa"/>
+          </w:tcPr>
+          <w:p>
+            <w:pPr>
+              <w:tabs>
+                <w:tab w:val="left" w:pos="916"/>
+                <w:tab w:val="left" w:pos="1832"/>
+                <w:tab w:val="left" w:pos="2748"/>
+                <w:tab w:val="left" w:pos="3664"/>
+                <w:tab w:val="left" w:pos="4580"/>
+                <w:tab w:val="left" w:pos="5496"/>
+                <w:tab w:val="left" w:pos="6412"/>
+                <w:tab w:val="left" w:pos="7328"/>
+                <w:tab w:val="left" w:pos="8244"/>
+                <w:tab w:val="left" w:pos="9160"/>
+                <w:tab w:val="left" w:pos="10076"/>
+                <w:tab w:val="left" w:pos="10992"/>
+                <w:tab w:val="left" w:pos="11908"/>
+                <w:tab w:val="left" w:pos="12824"/>
+                <w:tab w:val="left" w:pos="13740"/>
+                <w:tab w:val="left" w:pos="14656"/>
+              </w:tabs>
+              <w:rPr>
+                <w:rFonts w:ascii="Courier New" w:eastAsia="Times New Roman" w:hAnsi="Courier New" w:cs="Courier New"/>
+                <w:kern w:val="0"/>
+                <w:sz w:val="20"/>
+                <w:szCs w:val="20"/>
+                <w:lang w:eastAsia="en-GB" w:bidi="hi-IN"/>
+                <w14:ligatures w14:val="none"/>
+              </w:rPr>
+            </w:pPr>
+            <w:r>
+              <w:rPr>
+                <w:rFonts w:ascii="Courier New" w:eastAsia="Times New Roman" w:hAnsi="Courier New" w:cs="Courier New"/>
+                <w:kern w:val="0"/>
+                <w:sz w:val="20"/>
+                <w:szCs w:val="20"/>
+                <w:lang w:eastAsia="en-GB" w:bidi="hi-IN"/>
+                <w14:ligatures w14:val="none"/>
+              </w:rPr>
+              <w:t xml:space="preserve">   Study_Hours  Attendance  Assignment  Final_Marks</w:t>
+            </w:r>
+          </w:p>
+        </w:tc>
+      </w:tr>
+      <w:tr>
+        <w:tc>
+          <w:tcPr>
+            <w:tcW w:w="9016" w:type="dxa"/>
+          </w:tcPr>
+          <w:p>
+            <w:pPr>
+              <w:tabs>
+                <w:tab w:val="left" w:pos="916"/>
+                <w:tab w:val="left" w:pos="1832"/>
+                <w:tab w:val="left" w:pos="2748"/>
+                <w:tab w:val="left" w:pos="3664"/>
+                <w:tab w:val="left" w:pos="4580"/>
+                <w:tab w:val="left" w:pos="5496"/>
+                <w:tab w:val="left" w:pos="6412"/>
+                <w:tab w:val="left" w:pos="7328"/>
+                <w:tab w:val="left" w:pos="8244"/>
+                <w:tab w:val="left" w:pos="9160"/>
+                <w:tab w:val="left" w:pos="10076"/>
+                <w:tab w:val="left" w:pos="10992"/>
+                <w:tab w:val="left" w:pos="11908"/>
+                <w:tab w:val="left" w:pos="12824"/>
+                <w:tab w:val="left" w:pos="13740"/>
+                <w:tab w:val="left" w:pos="14656"/>
+              </w:tabs>
+              <w:rPr>
+                <w:rFonts w:ascii="Courier New" w:eastAsia="Times New Roman" w:hAnsi="Courier New" w:cs="Courier New"/>
+                <w:kern w:val="0"/>
+                <w:sz w:val="20"/>
+                <w:szCs w:val="20"/>
+                <w:lang w:eastAsia="en-GB" w:bidi="hi-IN"/>
+                <w14:ligatures w14:val="none"/>
+              </w:rPr>
+            </w:pPr>
+            <w:r>
+              <w:rPr>
+                <w:rFonts w:ascii="Courier New" w:eastAsia="Times New Roman" w:hAnsi="Courier New" w:cs="Courier New"/>
+                <w:kern w:val="0"/>
+                <w:sz w:val="20"/>
+                <w:szCs w:val="20"/>
+                <w:lang w:eastAsia="en-GB" w:bidi="hi-IN"/>
+                <w14:ligatures w14:val="none"/>
+              </w:rPr>
+              <w:t>0            5          80          70        75.00</w:t>
+            </w:r>
+          </w:p>
+        </w:tc>
+      </w:tr>
+      <w:tr>
+        <w:tc>
+          <w:tcPr>
+            <w:tcW w:w="9016" w:type="dxa"/>
+          </w:tcPr>
+          <w:p>
+            <w:pPr>
+              <w:tabs>
+                <w:tab w:val="left" w:pos="916"/>
+                <w:tab w:val="left" w:pos="1832"/>
+                <w:tab w:val="left" w:pos="2748"/>
+                <w:tab w:val="left" w:pos="3664"/>
+                <w:tab w:val="left" w:pos="4580"/>
+                <w:tab w:val="left" w:pos="5496"/>
+                <w:tab w:val="left" w:pos="6412"/>
+                <w:tab w:val="left" w:pos="7328"/>
+                <w:tab w:val="left" w:pos="8244"/>
+                <w:tab w:val="left" w:pos="9160"/>
+                <w:tab w:val="left" w:pos="10076"/>
+                <w:tab w:val="left" w:pos="10992"/>
+                <w:tab w:val="left" w:pos="11908"/>
+                <w:tab w:val="left" w:pos="12824"/>
+                <w:tab w:val="left" w:pos="13740"/>
+                <w:tab w:val="left" w:pos="14656"/>
+              </w:tabs>
+              <w:rPr>
+                <w:rFonts w:ascii="Courier New" w:eastAsia="Times New Roman" w:hAnsi="Courier New" w:cs="Courier New"/>
+                <w:kern w:val="0"/>
+                <w:sz w:val="20"/>
+                <w:szCs w:val="20"/>
+                <w:lang w:eastAsia="en-GB" w:bidi="hi-IN"/>
+                <w14:ligatures w14:val="none"/>
+              </w:rPr>
+            </w:pPr>
+            <w:r>
+              <w:rPr>
+                <w:rFonts w:ascii="Courier New" w:eastAsia="Times New Roman" w:hAnsi="Courier New" w:cs="Courier New"/>
+                <w:kern w:val="0"/>
+                <w:sz w:val="20"/>
+                <w:szCs w:val="20"/>
+                <w:lang w:eastAsia="en-GB" w:bidi="hi-IN"/>
+                <w14:ligatures w14:val="none"/>
+              </w:rPr>
+              <w:t>1            6          85          75        80.00</w:t>
+            </w:r>
+          </w:p>
+        </w:tc>
+      </w:tr>
+      <w:tr>
+        <w:tc>
+          <w:tcPr>
+            <w:tcW w:w="9016" w:type="dxa"/>
+          </w:tcPr>
+          <w:p>
+            <w:pPr>
+              <w:tabs>
+                <w:tab w:val="left" w:pos="916"/>
+                <w:tab w:val="left" w:pos="1832"/>
+                <w:tab w:val="left" w:pos="2748"/>
+                <w:tab w:val="left" w:pos="3664"/>
+                <w:tab w:val="left" w:pos="4580"/>
+                <w:tab w:val="left" w:pos="5496"/>
+                <w:tab w:val="left" w:pos="6412"/>
+                <w:tab w:val="left" w:pos="7328"/>
+                <w:tab w:val="left" w:pos="8244"/>
+                <w:tab w:val="left" w:pos="9160"/>
+                <w:tab w:val="left" w:pos="10076"/>
+                <w:tab w:val="left" w:pos="10992"/>
+                <w:tab w:val="left" w:pos="11908"/>
+                <w:tab w:val="left" w:pos="12824"/>
+                <w:tab w:val="left" w:pos="13740"/>
+                <w:tab w:val="left" w:pos="14656"/>
+              </w:tabs>
+              <w:rPr>
+                <w:rFonts w:ascii="Courier New" w:eastAsia="Times New Roman" w:hAnsi="Courier New" w:cs="Courier New"/>
+                <w:kern w:val="0"/>
+                <w:sz w:val="20"/>
+                <w:szCs w:val="20"/>
+                <w:lang w:eastAsia="en-GB" w:bidi="hi-IN"/>
+                <w14:ligatures w14:val="none"/>
+              </w:rPr>
+            </w:pPr>
+            <w:r>
+              <w:rPr>
+                <w:rFonts w:ascii="Courier New" w:eastAsia="Times New Roman" w:hAnsi="Courier New" w:cs="Courier New"/>
+                <w:kern w:val="0"/>
+                <w:sz w:val="20"/>
+                <w:szCs w:val="20"/>
+                <w:lang w:eastAsia="en-GB" w:bidi="hi-IN"/>
+                <w14:ligatures w14:val="none"/>
+              </w:rPr>
+              <w:t>2            7          90          80        85.00</w:t>
+            </w:r>
+          </w:p>
+        </w:tc>
+      </w:tr>
+      <w:tr>
+        <w:tc>
+          <w:tcPr>
+            <w:tcW w:w="9016" w:type="dxa"/>
+          </w:tcPr>
+          <w:p>
+            <w:pPr>
+              <w:tabs>
+                <w:tab w:val="left" w:pos="916"/>
+                <w:tab w:val="left" w:pos="1832"/>
+                <w:tab w:val="left" w:pos="2748"/>
+                <w:tab w:val="left" w:pos="3664"/>
+                <w:tab w:val="left" w:pos="4580"/>
+                <w:tab w:val="left" w:pos="5496"/>
+                <w:tab w:val="left" w:pos="6412"/>
+                <w:tab w:val="left" w:pos="7328"/>
+                <w:tab w:val="left" w:pos="8244"/>
+                <w:tab w:val="left" w:pos="9160"/>
+                <w:tab w:val="left" w:pos="10076"/>
+                <w:tab w:val="left" w:pos="10992"/>
+                <w:tab w:val="left" w:pos="11908"/>
+                <w:tab w:val="left" w:pos="12824"/>
+                <w:tab w:val="left" w:pos="13740"/>
+                <w:tab w:val="left" w:pos="14656"/>
+              </w:tabs>
+              <w:rPr>
+                <w:rFonts w:ascii="Courier New" w:eastAsia="Times New Roman" w:hAnsi="Courier New" w:cs="Courier New"/>
+                <w:kern w:val="0"/>
+                <w:sz w:val="20"/>
+                <w:szCs w:val="20"/>
+                <w:lang w:eastAsia="en-GB" w:bidi="hi-IN"/>
+                <w14:ligatures w14:val="none"/>
+              </w:rPr>
+            </w:pPr>
+            <w:r>
+              <w:rPr>
+                <w:rFonts w:ascii="Courier New" w:eastAsia="Times New Roman" w:hAnsi="Courier New" w:cs="Courier New"/>
+                <w:kern w:val="0"/>
+                <w:sz w:val="20"/>
+                <w:szCs w:val="20"/>
+                <w:lang w:eastAsia="en-GB" w:bidi="hi-IN"/>
+                <w14:ligatures w14:val="none"/>
+              </w:rPr>
+              <w:t>3            4          70          65        68.00</w:t>
+            </w:r>
+          </w:p>
+        </w:tc>
+      </w:tr>
+      <w:tr>
+        <w:tc>
+          <w:tcPr>
+            <w:tcW w:w="9016" w:type="dxa"/>
+          </w:tcPr>
+          <w:p>
+            <w:pPr>
+              <w:tabs>
+                <w:tab w:val="left" w:pos="916"/>
+                <w:tab w:val="left" w:pos="1832"/>
+                <w:tab w:val="left" w:pos="2748"/>
+                <w:tab w:val="left" w:pos="3664"/>
+                <w:tab w:val="left" w:pos="4580"/>
+                <w:tab w:val="left" w:pos="5496"/>
+                <w:tab w:val="left" w:pos="6412"/>
+                <w:tab w:val="left" w:pos="7328"/>
+                <w:tab w:val="left" w:pos="8244"/>
+                <w:tab w:val="left" w:pos="9160"/>
+                <w:tab w:val="left" w:pos="10076"/>
+                <w:tab w:val="left" w:pos="10992"/>
+                <w:tab w:val="left" w:pos="11908"/>
+                <w:tab w:val="left" w:pos="12824"/>
+                <w:tab w:val="left" w:pos="13740"/>
+                <w:tab w:val="left" w:pos="14656"/>
+              </w:tabs>
+              <w:rPr>
+                <w:rFonts w:ascii="Courier New" w:eastAsia="Times New Roman" w:hAnsi="Courier New" w:cs="Courier New"/>
+                <w:kern w:val="0"/>
+                <w:sz w:val="20"/>
+                <w:szCs w:val="20"/>
+                <w:lang w:eastAsia="en-GB" w:bidi="hi-IN"/>
+                <w14:ligatures w14:val="none"/>
+              </w:rPr>
+            </w:pPr>
+            <w:r>
+              <w:rPr>
+                <w:rFonts w:ascii="Courier New" w:eastAsia="Times New Roman" w:hAnsi="Courier New" w:cs="Courier New"/>
+                <w:kern w:val="0"/>
+                <w:sz w:val="20"/>
+                <w:szCs w:val="20"/>
+                <w:lang w:eastAsia="en-GB" w:bidi="hi-IN"/>
+                <w14:ligatures w14:val="none"/>
+              </w:rPr>
+              <w:t>4            8          95          85        90.00</w:t>
+            </w:r>
+          </w:p>
+        </w:tc>
+      </w:tr>
+    </w:tbl>
+    <w:p>
+      <w:pPr>
+        <w:spacing w:before="100" w:beforeAutospacing="1" w:after="100" w:afterAutospacing="1"/>
+        <w:rPr>
+          <w:rFonts w:ascii="Times New Roman" w:eastAsia="Times New Roman" w:hAnsi="Times New Roman" w:cs="Times New Roman"/>
+          <w:kern w:val="0"/>
+          <w:szCs w:val="24"/>
+          <w:lang w:eastAsia="en-GB" w:bidi="hi-IN"/>
+          <w14:ligatures w14:val="none"/>
+        </w:rPr>
+      </w:pPr>
+      <w:r>
+        <w:rPr>
+          <w:rFonts w:ascii="Times New Roman" w:eastAsia="Times New Roman" w:hAnsi="Times New Roman" w:cs="Times New Roman"/>
+          <w:kern w:val="0"/>
+          <w:szCs w:val="24"/>
+          <w:lang w:eastAsia="en-GB" w:bidi="hi-IN"/>
+          <w14:ligatures w14:val="none"/>
+        </w:rPr>
+        <w:t>The missing output values have been successfully predicted.</w:t>
+      </w:r>
+    </w:p>
+    <w:p>
+      <w:pPr>
+        <w:rPr>
+          <w:rFonts w:ascii="Times New Roman" w:eastAsia="Times New Roman" w:hAnsi="Times New Roman" w:cs="Times New Roman"/>
+          <w:kern w:val="0"/>
+          <w:szCs w:val="24"/>
+          <w:lang w:eastAsia="en-GB" w:bidi="hi-IN"/>
+          <w14:ligatures w14:val="none"/>
+        </w:rPr>
+      </w:pPr>
+      <w:r>
+        <w:rPr>
+          <w:rFonts w:ascii="Times New Roman" w:eastAsia="Times New Roman" w:hAnsi="Times New Roman" w:cs="Times New Roman"/>
+          <w:noProof/>
+          <w:kern w:val="0"/>
+          <w:szCs w:val="24"/>
+          <w:lang w:eastAsia="en-GB" w:bidi="hi-IN"/>
+        </w:rPr>
+        <w:pict>
+          <v:rect id="_x0000_i1030" alt="" style="width:451.3pt;height:.05pt;mso-width-percent:0;mso-height-percent:0;mso-width-percent:0;mso-height-percent:0" o:hralign="center" o:hrstd="t" o:hr="t" fillcolor="#a0a0a0" stroked="f"/>
+        </w:pict>
+      </w:r>
+    </w:p>
+    <w:p>
+      <w:pPr>
+        <w:spacing w:before="100" w:beforeAutospacing="1" w:after="100" w:afterAutospacing="1"/>
+        <w:outlineLvl w:val="0"/>
+        <w:rPr>
+          <w:rFonts w:ascii="Times New Roman" w:eastAsia="Times New Roman" w:hAnsi="Times New Roman" w:cs="Times New Roman"/>
+          <w:b/>
+          <w:bCs/>
+          <w:kern w:val="36"/>
+          <w:sz w:val="48"/>
+          <w:szCs w:val="48"/>
+          <w:lang w:eastAsia="en-GB" w:bidi="hi-IN"/>
+          <w14:ligatures w14:val="none"/>
+        </w:rPr>
+      </w:pPr>
+    </w:p>
+    <w:p>
+      <w:pPr>
+        <w:spacing w:before="100" w:beforeAutospacing="1" w:after="100" w:afterAutospacing="1"/>
+        <w:outlineLvl w:val="0"/>
+        <w:rPr>
+          <w:rFonts w:ascii="Times New Roman" w:eastAsia="Times New Roman" w:hAnsi="Times New Roman" w:cs="Times New Roman"/>
+          <w:b/>
+          <w:bCs/>
+          <w:kern w:val="36"/>
+          <w:sz w:val="48"/>
+          <w:szCs w:val="48"/>
+          <w:lang w:eastAsia="en-GB" w:bidi="hi-IN"/>
+          <w14:ligatures w14:val="none"/>
+        </w:rPr>
+      </w:pPr>
+      <w:r>
+        <w:rPr>
+          <w:rFonts w:ascii="Times New Roman" w:eastAsia="Times New Roman" w:hAnsi="Times New Roman" w:cs="Times New Roman"/>
+          <w:b/>
+          <w:bCs/>
+          <w:kern w:val="36"/>
+          <w:sz w:val="48"/>
+          <w:szCs w:val="48"/>
+          <w:lang w:eastAsia="en-GB" w:bidi="hi-IN"/>
+          <w14:ligatures w14:val="none"/>
         </w:rPr>
         <w:lastRenderedPageBreak/>
-        <w:drawing>
-          <wp:anchor distT="0" distB="0" distL="114300" distR="114300" simplePos="0" relativeHeight="251660288" behindDoc="0" locked="0" layoutInCell="1" allowOverlap="1" wp14:anchorId="0B9C2925">
-            <wp:simplePos x="0" y="0"/>
-            <wp:positionH relativeFrom="column">
-              <wp:posOffset>-742950</wp:posOffset>
-            </wp:positionH>
-            <wp:positionV relativeFrom="paragraph">
-              <wp:posOffset>190500</wp:posOffset>
-            </wp:positionV>
-            <wp:extent cx="7315200" cy="8174988"/>
-            <wp:effectExtent l="0" t="0" r="0" b="4445"/>
-            <wp:wrapNone/>
-            <wp:docPr id="581162679" name="Picture 3"/>
-            <wp:cNvGraphicFramePr>
-              <a:graphicFrameLocks xmlns:a="http://schemas.openxmlformats.org/drawingml/2006/main" noChangeAspect="1"/>
-            </wp:cNvGraphicFramePr>
-            <a:graphic xmlns:a="http://schemas.openxmlformats.org/drawingml/2006/main">
-              <a:graphicData uri="http://schemas.openxmlformats.org/drawingml/2006/picture">
-                <pic:pic xmlns:pic="http://schemas.openxmlformats.org/drawingml/2006/picture">
-                  <pic:nvPicPr>
-                    <pic:cNvPr id="581162679" name="Picture 581162679"/>
-                    <pic:cNvPicPr/>
-                  </pic:nvPicPr>
-                  <pic:blipFill>
-                    <a:blip r:embed="rId7" cstate="print">
-                      <a:extLst>
-                        <a:ext uri="{28A0092B-C50C-407E-A947-70E740481C1C}">
-                          <a14:useLocalDpi xmlns:a14="http://schemas.microsoft.com/office/drawing/2010/main" val="0"/>
-                        </a:ext>
-                      </a:extLst>
-                    </a:blip>
-                    <a:stretch>
-                      <a:fillRect/>
-                    </a:stretch>
-                  </pic:blipFill>
-                  <pic:spPr>
-                    <a:xfrm>
-                      <a:off x="0" y="0"/>
-                      <a:ext cx="7337098" cy="8199460"/>
-                    </a:xfrm>
-                    <a:prstGeom prst="rect">
-                      <a:avLst/>
-                    </a:prstGeom>
-                  </pic:spPr>
-                </pic:pic>
-              </a:graphicData>
-            </a:graphic>
-            <wp14:sizeRelH relativeFrom="page">
-              <wp14:pctWidth>0</wp14:pctWidth>
-            </wp14:sizeRelH>
-            <wp14:sizeRelV relativeFrom="page">
-              <wp14:pctHeight>0</wp14:pctHeight>
-            </wp14:sizeRelV>
-          </wp:anchor>
-        </w:drawing>
-      </w:r>
-    </w:p>
-    <w:p>
-      <w:r>
-        <w:br w:type="page"/>
-      </w:r>
-    </w:p>
-    <w:p>
-      <w:r>
-        <w:rPr>
+        <w:t>9. Flowchart</w:t>
+      </w:r>
+    </w:p>
+    <w:p>
+      <w:pPr>
+        <w:tabs>
+          <w:tab w:val="left" w:pos="916"/>
+          <w:tab w:val="left" w:pos="1832"/>
+          <w:tab w:val="left" w:pos="2748"/>
+          <w:tab w:val="left" w:pos="3664"/>
+          <w:tab w:val="left" w:pos="4580"/>
+          <w:tab w:val="left" w:pos="5496"/>
+          <w:tab w:val="left" w:pos="6412"/>
+          <w:tab w:val="left" w:pos="7328"/>
+          <w:tab w:val="left" w:pos="8244"/>
+          <w:tab w:val="left" w:pos="9160"/>
+          <w:tab w:val="left" w:pos="10076"/>
+          <w:tab w:val="left" w:pos="10992"/>
+          <w:tab w:val="left" w:pos="11908"/>
+          <w:tab w:val="left" w:pos="12824"/>
+          <w:tab w:val="left" w:pos="13740"/>
+          <w:tab w:val="left" w:pos="14656"/>
+        </w:tabs>
+        <w:rPr>
+          <w:rFonts w:ascii="Courier New" w:eastAsia="Times New Roman" w:hAnsi="Courier New" w:cs="Courier New"/>
+          <w:kern w:val="0"/>
+          <w:sz w:val="20"/>
+          <w:szCs w:val="20"/>
+          <w:lang w:eastAsia="en-GB" w:bidi="hi-IN"/>
+          <w14:ligatures w14:val="none"/>
+        </w:rPr>
+      </w:pPr>
+      <w:r>
+        <w:rPr>
+          <w:rFonts w:ascii="Courier New" w:eastAsia="Times New Roman" w:hAnsi="Courier New" w:cs="Courier New"/>
+          <w:kern w:val="0"/>
+          <w:sz w:val="20"/>
+          <w:szCs w:val="20"/>
+          <w:lang w:eastAsia="en-GB" w:bidi="hi-IN"/>
+          <w14:ligatures w14:val="none"/>
+        </w:rPr>
+        <w:t xml:space="preserve">          Start</w:t>
+      </w:r>
+    </w:p>
+    <w:p>
+      <w:pPr>
+        <w:tabs>
+          <w:tab w:val="left" w:pos="916"/>
+          <w:tab w:val="left" w:pos="1832"/>
+          <w:tab w:val="left" w:pos="2748"/>
+          <w:tab w:val="left" w:pos="3664"/>
+          <w:tab w:val="left" w:pos="4580"/>
+          <w:tab w:val="left" w:pos="5496"/>
+          <w:tab w:val="left" w:pos="6412"/>
+          <w:tab w:val="left" w:pos="7328"/>
+          <w:tab w:val="left" w:pos="8244"/>
+          <w:tab w:val="left" w:pos="9160"/>
+          <w:tab w:val="left" w:pos="10076"/>
+          <w:tab w:val="left" w:pos="10992"/>
+          <w:tab w:val="left" w:pos="11908"/>
+          <w:tab w:val="left" w:pos="12824"/>
+          <w:tab w:val="left" w:pos="13740"/>
+          <w:tab w:val="left" w:pos="14656"/>
+        </w:tabs>
+        <w:rPr>
+          <w:rFonts w:ascii="Courier New" w:eastAsia="Times New Roman" w:hAnsi="Courier New" w:cs="Courier New"/>
+          <w:kern w:val="0"/>
+          <w:sz w:val="20"/>
+          <w:szCs w:val="20"/>
+          <w:lang w:eastAsia="en-GB" w:bidi="hi-IN"/>
+          <w14:ligatures w14:val="none"/>
+        </w:rPr>
+      </w:pPr>
+      <w:r>
+        <w:rPr>
+          <w:rFonts w:ascii="Courier New" w:eastAsia="Times New Roman" w:hAnsi="Courier New" w:cs="Courier New"/>
+          <w:kern w:val="0"/>
+          <w:sz w:val="20"/>
+          <w:szCs w:val="20"/>
+          <w:lang w:eastAsia="en-GB" w:bidi="hi-IN"/>
+          <w14:ligatures w14:val="none"/>
+        </w:rPr>
+        <w:t xml:space="preserve">             │</w:t>
+      </w:r>
+    </w:p>
+    <w:p>
+      <w:pPr>
+        <w:tabs>
+          <w:tab w:val="left" w:pos="916"/>
+          <w:tab w:val="left" w:pos="1832"/>
+          <w:tab w:val="left" w:pos="2748"/>
+          <w:tab w:val="left" w:pos="3664"/>
+          <w:tab w:val="left" w:pos="4580"/>
+          <w:tab w:val="left" w:pos="5496"/>
+          <w:tab w:val="left" w:pos="6412"/>
+          <w:tab w:val="left" w:pos="7328"/>
+          <w:tab w:val="left" w:pos="8244"/>
+          <w:tab w:val="left" w:pos="9160"/>
+          <w:tab w:val="left" w:pos="10076"/>
+          <w:tab w:val="left" w:pos="10992"/>
+          <w:tab w:val="left" w:pos="11908"/>
+          <w:tab w:val="left" w:pos="12824"/>
+          <w:tab w:val="left" w:pos="13740"/>
+          <w:tab w:val="left" w:pos="14656"/>
+        </w:tabs>
+        <w:rPr>
+          <w:rFonts w:ascii="Courier New" w:eastAsia="Times New Roman" w:hAnsi="Courier New" w:cs="Courier New"/>
+          <w:kern w:val="0"/>
+          <w:sz w:val="20"/>
+          <w:szCs w:val="20"/>
+          <w:lang w:eastAsia="en-GB" w:bidi="hi-IN"/>
+          <w14:ligatures w14:val="none"/>
+        </w:rPr>
+      </w:pPr>
+      <w:r>
+        <w:rPr>
+          <w:rFonts w:ascii="Courier New" w:eastAsia="Times New Roman" w:hAnsi="Courier New" w:cs="Courier New"/>
+          <w:kern w:val="0"/>
+          <w:sz w:val="20"/>
+          <w:szCs w:val="20"/>
+          <w:lang w:eastAsia="en-GB" w:bidi="hi-IN"/>
+          <w14:ligatures w14:val="none"/>
+        </w:rPr>
+        <w:t xml:space="preserve">             ▼</w:t>
+      </w:r>
+    </w:p>
+    <w:p>
+      <w:pPr>
+        <w:tabs>
+          <w:tab w:val="left" w:pos="916"/>
+          <w:tab w:val="left" w:pos="1832"/>
+          <w:tab w:val="left" w:pos="2748"/>
+          <w:tab w:val="left" w:pos="3664"/>
+          <w:tab w:val="left" w:pos="4580"/>
+          <w:tab w:val="left" w:pos="5496"/>
+          <w:tab w:val="left" w:pos="6412"/>
+          <w:tab w:val="left" w:pos="7328"/>
+          <w:tab w:val="left" w:pos="8244"/>
+          <w:tab w:val="left" w:pos="9160"/>
+          <w:tab w:val="left" w:pos="10076"/>
+          <w:tab w:val="left" w:pos="10992"/>
+          <w:tab w:val="left" w:pos="11908"/>
+          <w:tab w:val="left" w:pos="12824"/>
+          <w:tab w:val="left" w:pos="13740"/>
+          <w:tab w:val="left" w:pos="14656"/>
+        </w:tabs>
+        <w:rPr>
+          <w:rFonts w:ascii="Courier New" w:eastAsia="Times New Roman" w:hAnsi="Courier New" w:cs="Courier New"/>
+          <w:kern w:val="0"/>
+          <w:sz w:val="20"/>
+          <w:szCs w:val="20"/>
+          <w:lang w:eastAsia="en-GB" w:bidi="hi-IN"/>
+          <w14:ligatures w14:val="none"/>
+        </w:rPr>
+      </w:pPr>
+      <w:r>
+        <w:rPr>
+          <w:rFonts w:ascii="Courier New" w:eastAsia="Times New Roman" w:hAnsi="Courier New" w:cs="Courier New"/>
+          <w:kern w:val="0"/>
+          <w:sz w:val="20"/>
+          <w:szCs w:val="20"/>
+          <w:lang w:eastAsia="en-GB" w:bidi="hi-IN"/>
+          <w14:ligatures w14:val="none"/>
+        </w:rPr>
+        <w:t xml:space="preserve">      Load Dataset</w:t>
+      </w:r>
+    </w:p>
+    <w:p>
+      <w:pPr>
+        <w:tabs>
+          <w:tab w:val="left" w:pos="916"/>
+          <w:tab w:val="left" w:pos="1832"/>
+          <w:tab w:val="left" w:pos="2748"/>
+          <w:tab w:val="left" w:pos="3664"/>
+          <w:tab w:val="left" w:pos="4580"/>
+          <w:tab w:val="left" w:pos="5496"/>
+          <w:tab w:val="left" w:pos="6412"/>
+          <w:tab w:val="left" w:pos="7328"/>
+          <w:tab w:val="left" w:pos="8244"/>
+          <w:tab w:val="left" w:pos="9160"/>
+          <w:tab w:val="left" w:pos="10076"/>
+          <w:tab w:val="left" w:pos="10992"/>
+          <w:tab w:val="left" w:pos="11908"/>
+          <w:tab w:val="left" w:pos="12824"/>
+          <w:tab w:val="left" w:pos="13740"/>
+          <w:tab w:val="left" w:pos="14656"/>
+        </w:tabs>
+        <w:rPr>
+          <w:rFonts w:ascii="Courier New" w:eastAsia="Times New Roman" w:hAnsi="Courier New" w:cs="Courier New"/>
+          <w:kern w:val="0"/>
+          <w:sz w:val="20"/>
+          <w:szCs w:val="20"/>
+          <w:lang w:eastAsia="en-GB" w:bidi="hi-IN"/>
+          <w14:ligatures w14:val="none"/>
+        </w:rPr>
+      </w:pPr>
+      <w:r>
+        <w:rPr>
+          <w:rFonts w:ascii="Courier New" w:eastAsia="Times New Roman" w:hAnsi="Courier New" w:cs="Courier New"/>
+          <w:kern w:val="0"/>
+          <w:sz w:val="20"/>
+          <w:szCs w:val="20"/>
+          <w:lang w:eastAsia="en-GB" w:bidi="hi-IN"/>
+          <w14:ligatures w14:val="none"/>
+        </w:rPr>
+        <w:t xml:space="preserve">             │</w:t>
+      </w:r>
+    </w:p>
+    <w:p>
+      <w:pPr>
+        <w:tabs>
+          <w:tab w:val="left" w:pos="916"/>
+          <w:tab w:val="left" w:pos="1832"/>
+          <w:tab w:val="left" w:pos="2748"/>
+          <w:tab w:val="left" w:pos="3664"/>
+          <w:tab w:val="left" w:pos="4580"/>
+          <w:tab w:val="left" w:pos="5496"/>
+          <w:tab w:val="left" w:pos="6412"/>
+          <w:tab w:val="left" w:pos="7328"/>
+          <w:tab w:val="left" w:pos="8244"/>
+          <w:tab w:val="left" w:pos="9160"/>
+          <w:tab w:val="left" w:pos="10076"/>
+          <w:tab w:val="left" w:pos="10992"/>
+          <w:tab w:val="left" w:pos="11908"/>
+          <w:tab w:val="left" w:pos="12824"/>
+          <w:tab w:val="left" w:pos="13740"/>
+          <w:tab w:val="left" w:pos="14656"/>
+        </w:tabs>
+        <w:rPr>
+          <w:rFonts w:ascii="Courier New" w:eastAsia="Times New Roman" w:hAnsi="Courier New" w:cs="Courier New"/>
+          <w:kern w:val="0"/>
+          <w:sz w:val="20"/>
+          <w:szCs w:val="20"/>
+          <w:lang w:eastAsia="en-GB" w:bidi="hi-IN"/>
+          <w14:ligatures w14:val="none"/>
+        </w:rPr>
+      </w:pPr>
+      <w:r>
+        <w:rPr>
+          <w:rFonts w:ascii="Courier New" w:eastAsia="Times New Roman" w:hAnsi="Courier New" w:cs="Courier New"/>
+          <w:kern w:val="0"/>
+          <w:sz w:val="20"/>
+          <w:szCs w:val="20"/>
+          <w:lang w:eastAsia="en-GB" w:bidi="hi-IN"/>
+          <w14:ligatures w14:val="none"/>
+        </w:rPr>
+        <w:t xml:space="preserve">             ▼</w:t>
+      </w:r>
+    </w:p>
+    <w:p>
+      <w:pPr>
+        <w:tabs>
+          <w:tab w:val="left" w:pos="916"/>
+          <w:tab w:val="left" w:pos="1832"/>
+          <w:tab w:val="left" w:pos="2748"/>
+          <w:tab w:val="left" w:pos="3664"/>
+          <w:tab w:val="left" w:pos="4580"/>
+          <w:tab w:val="left" w:pos="5496"/>
+          <w:tab w:val="left" w:pos="6412"/>
+          <w:tab w:val="left" w:pos="7328"/>
+          <w:tab w:val="left" w:pos="8244"/>
+          <w:tab w:val="left" w:pos="9160"/>
+          <w:tab w:val="left" w:pos="10076"/>
+          <w:tab w:val="left" w:pos="10992"/>
+          <w:tab w:val="left" w:pos="11908"/>
+          <w:tab w:val="left" w:pos="12824"/>
+          <w:tab w:val="left" w:pos="13740"/>
+          <w:tab w:val="left" w:pos="14656"/>
+        </w:tabs>
+        <w:rPr>
+          <w:rFonts w:ascii="Courier New" w:eastAsia="Times New Roman" w:hAnsi="Courier New" w:cs="Courier New"/>
+          <w:kern w:val="0"/>
+          <w:sz w:val="20"/>
+          <w:szCs w:val="20"/>
+          <w:lang w:eastAsia="en-GB" w:bidi="hi-IN"/>
+          <w14:ligatures w14:val="none"/>
+        </w:rPr>
+      </w:pPr>
+      <w:r>
+        <w:rPr>
+          <w:rFonts w:ascii="Courier New" w:eastAsia="Times New Roman" w:hAnsi="Courier New" w:cs="Courier New"/>
+          <w:kern w:val="0"/>
+          <w:sz w:val="20"/>
+          <w:szCs w:val="20"/>
+          <w:lang w:eastAsia="en-GB" w:bidi="hi-IN"/>
+          <w14:ligatures w14:val="none"/>
+        </w:rPr>
+        <w:t>Separate Known and Missing Outputs</w:t>
+      </w:r>
+    </w:p>
+    <w:p>
+      <w:pPr>
+        <w:tabs>
+          <w:tab w:val="left" w:pos="916"/>
+          <w:tab w:val="left" w:pos="1832"/>
+          <w:tab w:val="left" w:pos="2748"/>
+          <w:tab w:val="left" w:pos="3664"/>
+          <w:tab w:val="left" w:pos="4580"/>
+          <w:tab w:val="left" w:pos="5496"/>
+          <w:tab w:val="left" w:pos="6412"/>
+          <w:tab w:val="left" w:pos="7328"/>
+          <w:tab w:val="left" w:pos="8244"/>
+          <w:tab w:val="left" w:pos="9160"/>
+          <w:tab w:val="left" w:pos="10076"/>
+          <w:tab w:val="left" w:pos="10992"/>
+          <w:tab w:val="left" w:pos="11908"/>
+          <w:tab w:val="left" w:pos="12824"/>
+          <w:tab w:val="left" w:pos="13740"/>
+          <w:tab w:val="left" w:pos="14656"/>
+        </w:tabs>
+        <w:rPr>
+          <w:rFonts w:ascii="Courier New" w:eastAsia="Times New Roman" w:hAnsi="Courier New" w:cs="Courier New"/>
+          <w:kern w:val="0"/>
+          <w:sz w:val="20"/>
+          <w:szCs w:val="20"/>
+          <w:lang w:eastAsia="en-GB" w:bidi="hi-IN"/>
+          <w14:ligatures w14:val="none"/>
+        </w:rPr>
+      </w:pPr>
+      <w:r>
+        <w:rPr>
+          <w:rFonts w:ascii="Courier New" w:eastAsia="Times New Roman" w:hAnsi="Courier New" w:cs="Courier New"/>
+          <w:kern w:val="0"/>
+          <w:sz w:val="20"/>
+          <w:szCs w:val="20"/>
+          <w:lang w:eastAsia="en-GB" w:bidi="hi-IN"/>
+          <w14:ligatures w14:val="none"/>
+        </w:rPr>
+        <w:t xml:space="preserve">             │</w:t>
+      </w:r>
+    </w:p>
+    <w:p>
+      <w:pPr>
+        <w:tabs>
+          <w:tab w:val="left" w:pos="916"/>
+          <w:tab w:val="left" w:pos="1832"/>
+          <w:tab w:val="left" w:pos="2748"/>
+          <w:tab w:val="left" w:pos="3664"/>
+          <w:tab w:val="left" w:pos="4580"/>
+          <w:tab w:val="left" w:pos="5496"/>
+          <w:tab w:val="left" w:pos="6412"/>
+          <w:tab w:val="left" w:pos="7328"/>
+          <w:tab w:val="left" w:pos="8244"/>
+          <w:tab w:val="left" w:pos="9160"/>
+          <w:tab w:val="left" w:pos="10076"/>
+          <w:tab w:val="left" w:pos="10992"/>
+          <w:tab w:val="left" w:pos="11908"/>
+          <w:tab w:val="left" w:pos="12824"/>
+          <w:tab w:val="left" w:pos="13740"/>
+          <w:tab w:val="left" w:pos="14656"/>
+        </w:tabs>
+        <w:rPr>
+          <w:rFonts w:ascii="Courier New" w:eastAsia="Times New Roman" w:hAnsi="Courier New" w:cs="Courier New"/>
+          <w:kern w:val="0"/>
+          <w:sz w:val="20"/>
+          <w:szCs w:val="20"/>
+          <w:lang w:eastAsia="en-GB" w:bidi="hi-IN"/>
+          <w14:ligatures w14:val="none"/>
+        </w:rPr>
+      </w:pPr>
+      <w:r>
+        <w:rPr>
+          <w:rFonts w:ascii="Courier New" w:eastAsia="Times New Roman" w:hAnsi="Courier New" w:cs="Courier New"/>
+          <w:kern w:val="0"/>
+          <w:sz w:val="20"/>
+          <w:szCs w:val="20"/>
+          <w:lang w:eastAsia="en-GB" w:bidi="hi-IN"/>
+          <w14:ligatures w14:val="none"/>
+        </w:rPr>
+        <w:t xml:space="preserve">             ▼</w:t>
+      </w:r>
+    </w:p>
+    <w:p>
+      <w:pPr>
+        <w:tabs>
+          <w:tab w:val="left" w:pos="916"/>
+          <w:tab w:val="left" w:pos="1832"/>
+          <w:tab w:val="left" w:pos="2748"/>
+          <w:tab w:val="left" w:pos="3664"/>
+          <w:tab w:val="left" w:pos="4580"/>
+          <w:tab w:val="left" w:pos="5496"/>
+          <w:tab w:val="left" w:pos="6412"/>
+          <w:tab w:val="left" w:pos="7328"/>
+          <w:tab w:val="left" w:pos="8244"/>
+          <w:tab w:val="left" w:pos="9160"/>
+          <w:tab w:val="left" w:pos="10076"/>
+          <w:tab w:val="left" w:pos="10992"/>
+          <w:tab w:val="left" w:pos="11908"/>
+          <w:tab w:val="left" w:pos="12824"/>
+          <w:tab w:val="left" w:pos="13740"/>
+          <w:tab w:val="left" w:pos="14656"/>
+        </w:tabs>
+        <w:rPr>
+          <w:rFonts w:ascii="Courier New" w:eastAsia="Times New Roman" w:hAnsi="Courier New" w:cs="Courier New"/>
+          <w:kern w:val="0"/>
+          <w:sz w:val="20"/>
+          <w:szCs w:val="20"/>
+          <w:lang w:eastAsia="en-GB" w:bidi="hi-IN"/>
+          <w14:ligatures w14:val="none"/>
+        </w:rPr>
+      </w:pPr>
+      <w:r>
+        <w:rPr>
+          <w:rFonts w:ascii="Courier New" w:eastAsia="Times New Roman" w:hAnsi="Courier New" w:cs="Courier New"/>
+          <w:kern w:val="0"/>
+          <w:sz w:val="20"/>
+          <w:szCs w:val="20"/>
+          <w:lang w:eastAsia="en-GB" w:bidi="hi-IN"/>
+          <w14:ligatures w14:val="none"/>
+        </w:rPr>
+        <w:t xml:space="preserve">     Train Prediction Model</w:t>
+      </w:r>
+    </w:p>
+    <w:p>
+      <w:pPr>
+        <w:tabs>
+          <w:tab w:val="left" w:pos="916"/>
+          <w:tab w:val="left" w:pos="1832"/>
+          <w:tab w:val="left" w:pos="2748"/>
+          <w:tab w:val="left" w:pos="3664"/>
+          <w:tab w:val="left" w:pos="4580"/>
+          <w:tab w:val="left" w:pos="5496"/>
+          <w:tab w:val="left" w:pos="6412"/>
+          <w:tab w:val="left" w:pos="7328"/>
+          <w:tab w:val="left" w:pos="8244"/>
+          <w:tab w:val="left" w:pos="9160"/>
+          <w:tab w:val="left" w:pos="10076"/>
+          <w:tab w:val="left" w:pos="10992"/>
+          <w:tab w:val="left" w:pos="11908"/>
+          <w:tab w:val="left" w:pos="12824"/>
+          <w:tab w:val="left" w:pos="13740"/>
+          <w:tab w:val="left" w:pos="14656"/>
+        </w:tabs>
+        <w:rPr>
+          <w:rFonts w:ascii="Courier New" w:eastAsia="Times New Roman" w:hAnsi="Courier New" w:cs="Courier New"/>
+          <w:kern w:val="0"/>
+          <w:sz w:val="20"/>
+          <w:szCs w:val="20"/>
+          <w:lang w:eastAsia="en-GB" w:bidi="hi-IN"/>
+          <w14:ligatures w14:val="none"/>
+        </w:rPr>
+      </w:pPr>
+      <w:r>
+        <w:rPr>
+          <w:rFonts w:ascii="Courier New" w:eastAsia="Times New Roman" w:hAnsi="Courier New" w:cs="Courier New"/>
+          <w:kern w:val="0"/>
+          <w:sz w:val="20"/>
+          <w:szCs w:val="20"/>
+          <w:lang w:eastAsia="en-GB" w:bidi="hi-IN"/>
+          <w14:ligatures w14:val="none"/>
+        </w:rPr>
+        <w:t xml:space="preserve">             │</w:t>
+      </w:r>
+    </w:p>
+    <w:p>
+      <w:pPr>
+        <w:tabs>
+          <w:tab w:val="left" w:pos="916"/>
+          <w:tab w:val="left" w:pos="1832"/>
+          <w:tab w:val="left" w:pos="2748"/>
+          <w:tab w:val="left" w:pos="3664"/>
+          <w:tab w:val="left" w:pos="4580"/>
+          <w:tab w:val="left" w:pos="5496"/>
+          <w:tab w:val="left" w:pos="6412"/>
+          <w:tab w:val="left" w:pos="7328"/>
+          <w:tab w:val="left" w:pos="8244"/>
+          <w:tab w:val="left" w:pos="9160"/>
+          <w:tab w:val="left" w:pos="10076"/>
+          <w:tab w:val="left" w:pos="10992"/>
+          <w:tab w:val="left" w:pos="11908"/>
+          <w:tab w:val="left" w:pos="12824"/>
+          <w:tab w:val="left" w:pos="13740"/>
+          <w:tab w:val="left" w:pos="14656"/>
+        </w:tabs>
+        <w:rPr>
+          <w:rFonts w:ascii="Courier New" w:eastAsia="Times New Roman" w:hAnsi="Courier New" w:cs="Courier New"/>
+          <w:kern w:val="0"/>
+          <w:sz w:val="20"/>
+          <w:szCs w:val="20"/>
+          <w:lang w:eastAsia="en-GB" w:bidi="hi-IN"/>
+          <w14:ligatures w14:val="none"/>
+        </w:rPr>
+      </w:pPr>
+      <w:r>
+        <w:rPr>
+          <w:rFonts w:ascii="Courier New" w:eastAsia="Times New Roman" w:hAnsi="Courier New" w:cs="Courier New"/>
+          <w:kern w:val="0"/>
+          <w:sz w:val="20"/>
+          <w:szCs w:val="20"/>
+          <w:lang w:eastAsia="en-GB" w:bidi="hi-IN"/>
+          <w14:ligatures w14:val="none"/>
+        </w:rPr>
+        <w:t xml:space="preserve">             ▼</w:t>
+      </w:r>
+    </w:p>
+    <w:p>
+      <w:pPr>
+        <w:tabs>
+          <w:tab w:val="left" w:pos="916"/>
+          <w:tab w:val="left" w:pos="1832"/>
+          <w:tab w:val="left" w:pos="2748"/>
+          <w:tab w:val="left" w:pos="3664"/>
+          <w:tab w:val="left" w:pos="4580"/>
+          <w:tab w:val="left" w:pos="5496"/>
+          <w:tab w:val="left" w:pos="6412"/>
+          <w:tab w:val="left" w:pos="7328"/>
+          <w:tab w:val="left" w:pos="8244"/>
+          <w:tab w:val="left" w:pos="9160"/>
+          <w:tab w:val="left" w:pos="10076"/>
+          <w:tab w:val="left" w:pos="10992"/>
+          <w:tab w:val="left" w:pos="11908"/>
+          <w:tab w:val="left" w:pos="12824"/>
+          <w:tab w:val="left" w:pos="13740"/>
+          <w:tab w:val="left" w:pos="14656"/>
+        </w:tabs>
+        <w:rPr>
+          <w:rFonts w:ascii="Courier New" w:eastAsia="Times New Roman" w:hAnsi="Courier New" w:cs="Courier New"/>
+          <w:kern w:val="0"/>
+          <w:sz w:val="20"/>
+          <w:szCs w:val="20"/>
+          <w:lang w:eastAsia="en-GB" w:bidi="hi-IN"/>
+          <w14:ligatures w14:val="none"/>
+        </w:rPr>
+      </w:pPr>
+      <w:r>
+        <w:rPr>
+          <w:rFonts w:ascii="Courier New" w:eastAsia="Times New Roman" w:hAnsi="Courier New" w:cs="Courier New"/>
+          <w:kern w:val="0"/>
+          <w:sz w:val="20"/>
+          <w:szCs w:val="20"/>
+          <w:lang w:eastAsia="en-GB" w:bidi="hi-IN"/>
+          <w14:ligatures w14:val="none"/>
+        </w:rPr>
+        <w:t xml:space="preserve"> Predict Missing Output Values</w:t>
+      </w:r>
+    </w:p>
+    <w:p>
+      <w:pPr>
+        <w:tabs>
+          <w:tab w:val="left" w:pos="916"/>
+          <w:tab w:val="left" w:pos="1832"/>
+          <w:tab w:val="left" w:pos="2748"/>
+          <w:tab w:val="left" w:pos="3664"/>
+          <w:tab w:val="left" w:pos="4580"/>
+          <w:tab w:val="left" w:pos="5496"/>
+          <w:tab w:val="left" w:pos="6412"/>
+          <w:tab w:val="left" w:pos="7328"/>
+          <w:tab w:val="left" w:pos="8244"/>
+          <w:tab w:val="left" w:pos="9160"/>
+          <w:tab w:val="left" w:pos="10076"/>
+          <w:tab w:val="left" w:pos="10992"/>
+          <w:tab w:val="left" w:pos="11908"/>
+          <w:tab w:val="left" w:pos="12824"/>
+          <w:tab w:val="left" w:pos="13740"/>
+          <w:tab w:val="left" w:pos="14656"/>
+        </w:tabs>
+        <w:rPr>
+          <w:rFonts w:ascii="Courier New" w:eastAsia="Times New Roman" w:hAnsi="Courier New" w:cs="Courier New"/>
+          <w:kern w:val="0"/>
+          <w:sz w:val="20"/>
+          <w:szCs w:val="20"/>
+          <w:lang w:eastAsia="en-GB" w:bidi="hi-IN"/>
+          <w14:ligatures w14:val="none"/>
+        </w:rPr>
+      </w:pPr>
+      <w:r>
+        <w:rPr>
+          <w:rFonts w:ascii="Courier New" w:eastAsia="Times New Roman" w:hAnsi="Courier New" w:cs="Courier New"/>
+          <w:kern w:val="0"/>
+          <w:sz w:val="20"/>
+          <w:szCs w:val="20"/>
+          <w:lang w:eastAsia="en-GB" w:bidi="hi-IN"/>
+          <w14:ligatures w14:val="none"/>
+        </w:rPr>
+        <w:t xml:space="preserve">             │</w:t>
+      </w:r>
+    </w:p>
+    <w:p>
+      <w:pPr>
+        <w:tabs>
+          <w:tab w:val="left" w:pos="916"/>
+          <w:tab w:val="left" w:pos="1832"/>
+          <w:tab w:val="left" w:pos="2748"/>
+          <w:tab w:val="left" w:pos="3664"/>
+          <w:tab w:val="left" w:pos="4580"/>
+          <w:tab w:val="left" w:pos="5496"/>
+          <w:tab w:val="left" w:pos="6412"/>
+          <w:tab w:val="left" w:pos="7328"/>
+          <w:tab w:val="left" w:pos="8244"/>
+          <w:tab w:val="left" w:pos="9160"/>
+          <w:tab w:val="left" w:pos="10076"/>
+          <w:tab w:val="left" w:pos="10992"/>
+          <w:tab w:val="left" w:pos="11908"/>
+          <w:tab w:val="left" w:pos="12824"/>
+          <w:tab w:val="left" w:pos="13740"/>
+          <w:tab w:val="left" w:pos="14656"/>
+        </w:tabs>
+        <w:rPr>
+          <w:rFonts w:ascii="Courier New" w:eastAsia="Times New Roman" w:hAnsi="Courier New" w:cs="Courier New"/>
+          <w:kern w:val="0"/>
+          <w:sz w:val="20"/>
+          <w:szCs w:val="20"/>
+          <w:lang w:eastAsia="en-GB" w:bidi="hi-IN"/>
+          <w14:ligatures w14:val="none"/>
+        </w:rPr>
+      </w:pPr>
+      <w:r>
+        <w:rPr>
+          <w:rFonts w:ascii="Courier New" w:eastAsia="Times New Roman" w:hAnsi="Courier New" w:cs="Courier New"/>
+          <w:kern w:val="0"/>
+          <w:sz w:val="20"/>
+          <w:szCs w:val="20"/>
+          <w:lang w:eastAsia="en-GB" w:bidi="hi-IN"/>
+          <w14:ligatures w14:val="none"/>
+        </w:rPr>
+        <w:t xml:space="preserve">             ▼</w:t>
+      </w:r>
+    </w:p>
+    <w:p>
+      <w:pPr>
+        <w:tabs>
+          <w:tab w:val="left" w:pos="916"/>
+          <w:tab w:val="left" w:pos="1832"/>
+          <w:tab w:val="left" w:pos="2748"/>
+          <w:tab w:val="left" w:pos="3664"/>
+          <w:tab w:val="left" w:pos="4580"/>
+          <w:tab w:val="left" w:pos="5496"/>
+          <w:tab w:val="left" w:pos="6412"/>
+          <w:tab w:val="left" w:pos="7328"/>
+          <w:tab w:val="left" w:pos="8244"/>
+          <w:tab w:val="left" w:pos="9160"/>
+          <w:tab w:val="left" w:pos="10076"/>
+          <w:tab w:val="left" w:pos="10992"/>
+          <w:tab w:val="left" w:pos="11908"/>
+          <w:tab w:val="left" w:pos="12824"/>
+          <w:tab w:val="left" w:pos="13740"/>
+          <w:tab w:val="left" w:pos="14656"/>
+        </w:tabs>
+        <w:rPr>
+          <w:rFonts w:ascii="Courier New" w:eastAsia="Times New Roman" w:hAnsi="Courier New" w:cs="Courier New"/>
+          <w:kern w:val="0"/>
+          <w:sz w:val="20"/>
+          <w:szCs w:val="20"/>
+          <w:lang w:eastAsia="en-GB" w:bidi="hi-IN"/>
+          <w14:ligatures w14:val="none"/>
+        </w:rPr>
+      </w:pPr>
+      <w:r>
+        <w:rPr>
+          <w:rFonts w:ascii="Courier New" w:eastAsia="Times New Roman" w:hAnsi="Courier New" w:cs="Courier New"/>
+          <w:kern w:val="0"/>
+          <w:sz w:val="20"/>
+          <w:szCs w:val="20"/>
+          <w:lang w:eastAsia="en-GB" w:bidi="hi-IN"/>
+          <w14:ligatures w14:val="none"/>
+        </w:rPr>
+        <w:t xml:space="preserve"> Display Completed Dataset</w:t>
+      </w:r>
+    </w:p>
+    <w:p>
+      <w:pPr>
+        <w:tabs>
+          <w:tab w:val="left" w:pos="916"/>
+          <w:tab w:val="left" w:pos="1832"/>
+          <w:tab w:val="left" w:pos="2748"/>
+          <w:tab w:val="left" w:pos="3664"/>
+          <w:tab w:val="left" w:pos="4580"/>
+          <w:tab w:val="left" w:pos="5496"/>
+          <w:tab w:val="left" w:pos="6412"/>
+          <w:tab w:val="left" w:pos="7328"/>
+          <w:tab w:val="left" w:pos="8244"/>
+          <w:tab w:val="left" w:pos="9160"/>
+          <w:tab w:val="left" w:pos="10076"/>
+          <w:tab w:val="left" w:pos="10992"/>
+          <w:tab w:val="left" w:pos="11908"/>
+          <w:tab w:val="left" w:pos="12824"/>
+          <w:tab w:val="left" w:pos="13740"/>
+          <w:tab w:val="left" w:pos="14656"/>
+        </w:tabs>
+        <w:rPr>
+          <w:rFonts w:ascii="Courier New" w:eastAsia="Times New Roman" w:hAnsi="Courier New" w:cs="Courier New"/>
+          <w:kern w:val="0"/>
+          <w:sz w:val="20"/>
+          <w:szCs w:val="20"/>
+          <w:lang w:eastAsia="en-GB" w:bidi="hi-IN"/>
+          <w14:ligatures w14:val="none"/>
+        </w:rPr>
+      </w:pPr>
+      <w:r>
+        <w:rPr>
+          <w:rFonts w:ascii="Courier New" w:eastAsia="Times New Roman" w:hAnsi="Courier New" w:cs="Courier New"/>
+          <w:kern w:val="0"/>
+          <w:sz w:val="20"/>
+          <w:szCs w:val="20"/>
+          <w:lang w:eastAsia="en-GB" w:bidi="hi-IN"/>
+          <w14:ligatures w14:val="none"/>
+        </w:rPr>
+        <w:t xml:space="preserve">             │</w:t>
+      </w:r>
+    </w:p>
+    <w:p>
+      <w:pPr>
+        <w:tabs>
+          <w:tab w:val="left" w:pos="916"/>
+          <w:tab w:val="left" w:pos="1832"/>
+          <w:tab w:val="left" w:pos="2748"/>
+          <w:tab w:val="left" w:pos="3664"/>
+          <w:tab w:val="left" w:pos="4580"/>
+          <w:tab w:val="left" w:pos="5496"/>
+          <w:tab w:val="left" w:pos="6412"/>
+          <w:tab w:val="left" w:pos="7328"/>
+          <w:tab w:val="left" w:pos="8244"/>
+          <w:tab w:val="left" w:pos="9160"/>
+          <w:tab w:val="left" w:pos="10076"/>
+          <w:tab w:val="left" w:pos="10992"/>
+          <w:tab w:val="left" w:pos="11908"/>
+          <w:tab w:val="left" w:pos="12824"/>
+          <w:tab w:val="left" w:pos="13740"/>
+          <w:tab w:val="left" w:pos="14656"/>
+        </w:tabs>
+        <w:rPr>
+          <w:rFonts w:ascii="Courier New" w:eastAsia="Times New Roman" w:hAnsi="Courier New" w:cs="Courier New"/>
+          <w:kern w:val="0"/>
+          <w:sz w:val="20"/>
+          <w:szCs w:val="20"/>
+          <w:lang w:eastAsia="en-GB" w:bidi="hi-IN"/>
+          <w14:ligatures w14:val="none"/>
+        </w:rPr>
+      </w:pPr>
+      <w:r>
+        <w:rPr>
+          <w:rFonts w:ascii="Courier New" w:eastAsia="Times New Roman" w:hAnsi="Courier New" w:cs="Courier New"/>
+          <w:kern w:val="0"/>
+          <w:sz w:val="20"/>
+          <w:szCs w:val="20"/>
+          <w:lang w:eastAsia="en-GB" w:bidi="hi-IN"/>
+          <w14:ligatures w14:val="none"/>
+        </w:rPr>
+        <w:t xml:space="preserve">             ▼</w:t>
+      </w:r>
+    </w:p>
+    <w:p>
+      <w:pPr>
+        <w:tabs>
+          <w:tab w:val="left" w:pos="916"/>
+          <w:tab w:val="left" w:pos="1832"/>
+          <w:tab w:val="left" w:pos="2748"/>
+          <w:tab w:val="left" w:pos="3664"/>
+          <w:tab w:val="left" w:pos="4580"/>
+          <w:tab w:val="left" w:pos="5496"/>
+          <w:tab w:val="left" w:pos="6412"/>
+          <w:tab w:val="left" w:pos="7328"/>
+          <w:tab w:val="left" w:pos="8244"/>
+          <w:tab w:val="left" w:pos="9160"/>
+          <w:tab w:val="left" w:pos="10076"/>
+          <w:tab w:val="left" w:pos="10992"/>
+          <w:tab w:val="left" w:pos="11908"/>
+          <w:tab w:val="left" w:pos="12824"/>
+          <w:tab w:val="left" w:pos="13740"/>
+          <w:tab w:val="left" w:pos="14656"/>
+        </w:tabs>
+        <w:rPr>
+          <w:rFonts w:ascii="Courier New" w:eastAsia="Times New Roman" w:hAnsi="Courier New" w:cs="Courier New"/>
+          <w:kern w:val="0"/>
+          <w:sz w:val="20"/>
+          <w:szCs w:val="20"/>
+          <w:lang w:eastAsia="en-GB" w:bidi="hi-IN"/>
+          <w14:ligatures w14:val="none"/>
+        </w:rPr>
+      </w:pPr>
+      <w:r>
+        <w:rPr>
+          <w:rFonts w:ascii="Courier New" w:eastAsia="Times New Roman" w:hAnsi="Courier New" w:cs="Courier New"/>
+          <w:kern w:val="0"/>
+          <w:sz w:val="20"/>
+          <w:szCs w:val="20"/>
+          <w:lang w:eastAsia="en-GB" w:bidi="hi-IN"/>
+          <w14:ligatures w14:val="none"/>
+        </w:rPr>
+        <w:t xml:space="preserve">            End</w:t>
+      </w:r>
+    </w:p>
+    <w:p>
+      <w:pPr>
+        <w:rPr>
+          <w:rFonts w:ascii="Times New Roman" w:eastAsia="Times New Roman" w:hAnsi="Times New Roman" w:cs="Times New Roman"/>
+          <w:kern w:val="0"/>
+          <w:szCs w:val="24"/>
+          <w:lang w:eastAsia="en-GB" w:bidi="hi-IN"/>
+          <w14:ligatures w14:val="none"/>
+        </w:rPr>
+      </w:pPr>
+      <w:r>
+        <w:rPr>
+          <w:rFonts w:ascii="Times New Roman" w:eastAsia="Times New Roman" w:hAnsi="Times New Roman" w:cs="Times New Roman"/>
           <w:noProof/>
+          <w:kern w:val="0"/>
+          <w:szCs w:val="24"/>
+          <w:lang w:eastAsia="en-GB" w:bidi="hi-IN"/>
+        </w:rPr>
+        <w:pict>
+          <v:rect id="_x0000_i1029" alt="" style="width:451.3pt;height:.05pt;mso-width-percent:0;mso-height-percent:0;mso-width-percent:0;mso-height-percent:0" o:hralign="center" o:hrstd="t" o:hr="t" fillcolor="#a0a0a0" stroked="f"/>
+        </w:pict>
+      </w:r>
+    </w:p>
+    <w:p>
+      <w:pPr>
+        <w:spacing w:before="100" w:beforeAutospacing="1" w:after="100" w:afterAutospacing="1"/>
+        <w:outlineLvl w:val="0"/>
+        <w:rPr>
+          <w:rFonts w:ascii="Times New Roman" w:eastAsia="Times New Roman" w:hAnsi="Times New Roman" w:cs="Times New Roman"/>
+          <w:b/>
+          <w:bCs/>
+          <w:kern w:val="36"/>
+          <w:sz w:val="48"/>
+          <w:szCs w:val="48"/>
+          <w:lang w:eastAsia="en-GB" w:bidi="hi-IN"/>
+          <w14:ligatures w14:val="none"/>
+        </w:rPr>
+      </w:pPr>
+      <w:r>
+        <w:rPr>
+          <w:rFonts w:ascii="Times New Roman" w:eastAsia="Times New Roman" w:hAnsi="Times New Roman" w:cs="Times New Roman"/>
+          <w:b/>
+          <w:bCs/>
+          <w:kern w:val="36"/>
+          <w:sz w:val="48"/>
+          <w:szCs w:val="48"/>
+          <w:lang w:eastAsia="en-GB" w:bidi="hi-IN"/>
+          <w14:ligatures w14:val="none"/>
+        </w:rPr>
+        <w:t>10. Applications</w:t>
+      </w:r>
+    </w:p>
+    <w:p>
+      <w:pPr>
+        <w:spacing w:before="100" w:beforeAutospacing="1" w:after="100" w:afterAutospacing="1"/>
+        <w:rPr>
+          <w:rFonts w:ascii="Times New Roman" w:eastAsia="Times New Roman" w:hAnsi="Times New Roman" w:cs="Times New Roman"/>
+          <w:kern w:val="0"/>
+          <w:szCs w:val="24"/>
+          <w:lang w:eastAsia="en-GB" w:bidi="hi-IN"/>
+          <w14:ligatures w14:val="none"/>
+        </w:rPr>
+      </w:pPr>
+      <w:r>
+        <w:rPr>
+          <w:rFonts w:ascii="Times New Roman" w:eastAsia="Times New Roman" w:hAnsi="Times New Roman" w:cs="Times New Roman"/>
+          <w:kern w:val="0"/>
+          <w:szCs w:val="24"/>
+          <w:lang w:eastAsia="en-GB" w:bidi="hi-IN"/>
+          <w14:ligatures w14:val="none"/>
+        </w:rPr>
+        <w:t>Prediction models are widely used in:</w:t>
+      </w:r>
+    </w:p>
+    <w:p>
+      <w:pPr>
+        <w:numPr>
+          <w:ilvl w:val="0"/>
+          <w:numId w:val="5"/>
+        </w:numPr>
+        <w:spacing w:before="100" w:beforeAutospacing="1" w:after="100" w:afterAutospacing="1"/>
+        <w:rPr>
+          <w:rFonts w:ascii="Times New Roman" w:eastAsia="Times New Roman" w:hAnsi="Times New Roman" w:cs="Times New Roman"/>
+          <w:kern w:val="0"/>
+          <w:szCs w:val="24"/>
+          <w:lang w:eastAsia="en-GB" w:bidi="hi-IN"/>
+          <w14:ligatures w14:val="none"/>
+        </w:rPr>
+      </w:pPr>
+      <w:r>
+        <w:rPr>
+          <w:rFonts w:ascii="Times New Roman" w:eastAsia="Times New Roman" w:hAnsi="Times New Roman" w:cs="Times New Roman"/>
+          <w:kern w:val="0"/>
+          <w:szCs w:val="24"/>
+          <w:lang w:eastAsia="en-GB" w:bidi="hi-IN"/>
+          <w14:ligatures w14:val="none"/>
+        </w:rPr>
+        <w:t>Student performance prediction</w:t>
+      </w:r>
+    </w:p>
+    <w:p>
+      <w:pPr>
+        <w:numPr>
+          <w:ilvl w:val="0"/>
+          <w:numId w:val="5"/>
+        </w:numPr>
+        <w:spacing w:before="100" w:beforeAutospacing="1" w:after="100" w:afterAutospacing="1"/>
+        <w:rPr>
+          <w:rFonts w:ascii="Times New Roman" w:eastAsia="Times New Roman" w:hAnsi="Times New Roman" w:cs="Times New Roman"/>
+          <w:kern w:val="0"/>
+          <w:szCs w:val="24"/>
+          <w:lang w:eastAsia="en-GB" w:bidi="hi-IN"/>
+          <w14:ligatures w14:val="none"/>
+        </w:rPr>
+      </w:pPr>
+      <w:r>
+        <w:rPr>
+          <w:rFonts w:ascii="Times New Roman" w:eastAsia="Times New Roman" w:hAnsi="Times New Roman" w:cs="Times New Roman"/>
+          <w:kern w:val="0"/>
+          <w:szCs w:val="24"/>
+          <w:lang w:eastAsia="en-GB" w:bidi="hi-IN"/>
+          <w14:ligatures w14:val="none"/>
+        </w:rPr>
+        <w:t>House price prediction</w:t>
+      </w:r>
+    </w:p>
+    <w:p>
+      <w:pPr>
+        <w:numPr>
+          <w:ilvl w:val="0"/>
+          <w:numId w:val="5"/>
+        </w:numPr>
+        <w:spacing w:before="100" w:beforeAutospacing="1" w:after="100" w:afterAutospacing="1"/>
+        <w:rPr>
+          <w:rFonts w:ascii="Times New Roman" w:eastAsia="Times New Roman" w:hAnsi="Times New Roman" w:cs="Times New Roman"/>
+          <w:kern w:val="0"/>
+          <w:szCs w:val="24"/>
+          <w:lang w:eastAsia="en-GB" w:bidi="hi-IN"/>
+          <w14:ligatures w14:val="none"/>
+        </w:rPr>
+      </w:pPr>
+      <w:r>
+        <w:rPr>
+          <w:rFonts w:ascii="Times New Roman" w:eastAsia="Times New Roman" w:hAnsi="Times New Roman" w:cs="Times New Roman"/>
+          <w:kern w:val="0"/>
+          <w:szCs w:val="24"/>
+          <w:lang w:eastAsia="en-GB" w:bidi="hi-IN"/>
+          <w14:ligatures w14:val="none"/>
+        </w:rPr>
+        <w:t>Weather forecasting</w:t>
+      </w:r>
+    </w:p>
+    <w:p>
+      <w:pPr>
+        <w:numPr>
+          <w:ilvl w:val="0"/>
+          <w:numId w:val="5"/>
+        </w:numPr>
+        <w:spacing w:before="100" w:beforeAutospacing="1" w:after="100" w:afterAutospacing="1"/>
+        <w:rPr>
+          <w:rFonts w:ascii="Times New Roman" w:eastAsia="Times New Roman" w:hAnsi="Times New Roman" w:cs="Times New Roman"/>
+          <w:kern w:val="0"/>
+          <w:szCs w:val="24"/>
+          <w:lang w:eastAsia="en-GB" w:bidi="hi-IN"/>
+          <w14:ligatures w14:val="none"/>
+        </w:rPr>
+      </w:pPr>
+      <w:r>
+        <w:rPr>
+          <w:rFonts w:ascii="Times New Roman" w:eastAsia="Times New Roman" w:hAnsi="Times New Roman" w:cs="Times New Roman"/>
+          <w:kern w:val="0"/>
+          <w:szCs w:val="24"/>
+          <w:lang w:eastAsia="en-GB" w:bidi="hi-IN"/>
+          <w14:ligatures w14:val="none"/>
+        </w:rPr>
+        <w:t>Disease prediction</w:t>
+      </w:r>
+    </w:p>
+    <w:p>
+      <w:pPr>
+        <w:numPr>
+          <w:ilvl w:val="0"/>
+          <w:numId w:val="5"/>
+        </w:numPr>
+        <w:spacing w:before="100" w:beforeAutospacing="1" w:after="100" w:afterAutospacing="1"/>
+        <w:rPr>
+          <w:rFonts w:ascii="Times New Roman" w:eastAsia="Times New Roman" w:hAnsi="Times New Roman" w:cs="Times New Roman"/>
+          <w:kern w:val="0"/>
+          <w:szCs w:val="24"/>
+          <w:lang w:eastAsia="en-GB" w:bidi="hi-IN"/>
+          <w14:ligatures w14:val="none"/>
+        </w:rPr>
+      </w:pPr>
+      <w:r>
+        <w:rPr>
+          <w:rFonts w:ascii="Times New Roman" w:eastAsia="Times New Roman" w:hAnsi="Times New Roman" w:cs="Times New Roman"/>
+          <w:kern w:val="0"/>
+          <w:szCs w:val="24"/>
+          <w:lang w:eastAsia="en-GB" w:bidi="hi-IN"/>
+          <w14:ligatures w14:val="none"/>
+        </w:rPr>
+        <w:t>Sales forecasting</w:t>
+      </w:r>
+    </w:p>
+    <w:p>
+      <w:pPr>
+        <w:numPr>
+          <w:ilvl w:val="0"/>
+          <w:numId w:val="5"/>
+        </w:numPr>
+        <w:spacing w:before="100" w:beforeAutospacing="1" w:after="100" w:afterAutospacing="1"/>
+        <w:rPr>
+          <w:rFonts w:ascii="Times New Roman" w:eastAsia="Times New Roman" w:hAnsi="Times New Roman" w:cs="Times New Roman"/>
+          <w:kern w:val="0"/>
+          <w:szCs w:val="24"/>
+          <w:lang w:eastAsia="en-GB" w:bidi="hi-IN"/>
+          <w14:ligatures w14:val="none"/>
+        </w:rPr>
+      </w:pPr>
+      <w:r>
+        <w:rPr>
+          <w:rFonts w:ascii="Times New Roman" w:eastAsia="Times New Roman" w:hAnsi="Times New Roman" w:cs="Times New Roman"/>
+          <w:kern w:val="0"/>
+          <w:szCs w:val="24"/>
+          <w:lang w:eastAsia="en-GB" w:bidi="hi-IN"/>
+          <w14:ligatures w14:val="none"/>
+        </w:rPr>
+        <w:t>Stock market analysis</w:t>
+      </w:r>
+    </w:p>
+    <w:p>
+      <w:pPr>
+        <w:numPr>
+          <w:ilvl w:val="0"/>
+          <w:numId w:val="5"/>
+        </w:numPr>
+        <w:spacing w:before="100" w:beforeAutospacing="1" w:after="100" w:afterAutospacing="1"/>
+        <w:rPr>
+          <w:rFonts w:ascii="Times New Roman" w:eastAsia="Times New Roman" w:hAnsi="Times New Roman" w:cs="Times New Roman"/>
+          <w:kern w:val="0"/>
+          <w:szCs w:val="24"/>
+          <w:lang w:eastAsia="en-GB" w:bidi="hi-IN"/>
+          <w14:ligatures w14:val="none"/>
+        </w:rPr>
+      </w:pPr>
+      <w:r>
+        <w:rPr>
+          <w:rFonts w:ascii="Times New Roman" w:eastAsia="Times New Roman" w:hAnsi="Times New Roman" w:cs="Times New Roman"/>
+          <w:kern w:val="0"/>
+          <w:szCs w:val="24"/>
+          <w:lang w:eastAsia="en-GB" w:bidi="hi-IN"/>
+          <w14:ligatures w14:val="none"/>
+        </w:rPr>
+        <w:t>Crop yield prediction</w:t>
+      </w:r>
+    </w:p>
+    <w:p>
+      <w:pPr>
+        <w:numPr>
+          <w:ilvl w:val="0"/>
+          <w:numId w:val="5"/>
+        </w:numPr>
+        <w:spacing w:before="100" w:beforeAutospacing="1" w:after="100" w:afterAutospacing="1"/>
+        <w:rPr>
+          <w:rFonts w:ascii="Times New Roman" w:eastAsia="Times New Roman" w:hAnsi="Times New Roman" w:cs="Times New Roman"/>
+          <w:kern w:val="0"/>
+          <w:szCs w:val="24"/>
+          <w:lang w:eastAsia="en-GB" w:bidi="hi-IN"/>
+          <w14:ligatures w14:val="none"/>
+        </w:rPr>
+      </w:pPr>
+      <w:r>
+        <w:rPr>
+          <w:rFonts w:ascii="Times New Roman" w:eastAsia="Times New Roman" w:hAnsi="Times New Roman" w:cs="Times New Roman"/>
+          <w:kern w:val="0"/>
+          <w:szCs w:val="24"/>
+          <w:lang w:eastAsia="en-GB" w:bidi="hi-IN"/>
+          <w14:ligatures w14:val="none"/>
+        </w:rPr>
+        <w:t>Traffic prediction</w:t>
+      </w:r>
+    </w:p>
+    <w:p>
+      <w:pPr>
+        <w:rPr>
+          <w:rFonts w:ascii="Times New Roman" w:eastAsia="Times New Roman" w:hAnsi="Times New Roman" w:cs="Times New Roman"/>
+          <w:kern w:val="0"/>
+          <w:szCs w:val="24"/>
+          <w:lang w:eastAsia="en-GB" w:bidi="hi-IN"/>
+          <w14:ligatures w14:val="none"/>
+        </w:rPr>
+      </w:pPr>
+      <w:r>
+        <w:rPr>
+          <w:rFonts w:ascii="Times New Roman" w:eastAsia="Times New Roman" w:hAnsi="Times New Roman" w:cs="Times New Roman"/>
+          <w:noProof/>
+          <w:kern w:val="0"/>
+          <w:szCs w:val="24"/>
+          <w:lang w:eastAsia="en-GB" w:bidi="hi-IN"/>
+        </w:rPr>
+        <w:pict>
+          <v:rect id="_x0000_i1028" alt="" style="width:451.3pt;height:.05pt;mso-width-percent:0;mso-height-percent:0;mso-width-percent:0;mso-height-percent:0" o:hralign="center" o:hrstd="t" o:hr="t" fillcolor="#a0a0a0" stroked="f"/>
+        </w:pict>
+      </w:r>
+    </w:p>
+    <w:p>
+      <w:pPr>
+        <w:spacing w:before="100" w:beforeAutospacing="1" w:after="100" w:afterAutospacing="1"/>
+        <w:outlineLvl w:val="0"/>
+        <w:rPr>
+          <w:rFonts w:ascii="Times New Roman" w:eastAsia="Times New Roman" w:hAnsi="Times New Roman" w:cs="Times New Roman"/>
+          <w:b/>
+          <w:bCs/>
+          <w:kern w:val="36"/>
+          <w:sz w:val="48"/>
+          <w:szCs w:val="48"/>
+          <w:lang w:eastAsia="en-GB" w:bidi="hi-IN"/>
+          <w14:ligatures w14:val="none"/>
+        </w:rPr>
+      </w:pPr>
+      <w:r>
+        <w:rPr>
+          <w:rFonts w:ascii="Times New Roman" w:eastAsia="Times New Roman" w:hAnsi="Times New Roman" w:cs="Times New Roman"/>
+          <w:b/>
+          <w:bCs/>
+          <w:kern w:val="36"/>
+          <w:sz w:val="48"/>
+          <w:szCs w:val="48"/>
+          <w:lang w:eastAsia="en-GB" w:bidi="hi-IN"/>
+          <w14:ligatures w14:val="none"/>
+        </w:rPr>
+        <w:t>11. Advantages</w:t>
+      </w:r>
+    </w:p>
+    <w:p>
+      <w:pPr>
+        <w:numPr>
+          <w:ilvl w:val="0"/>
+          <w:numId w:val="6"/>
+        </w:numPr>
+        <w:spacing w:before="100" w:beforeAutospacing="1" w:after="100" w:afterAutospacing="1"/>
+        <w:rPr>
+          <w:rFonts w:ascii="Times New Roman" w:eastAsia="Times New Roman" w:hAnsi="Times New Roman" w:cs="Times New Roman"/>
+          <w:kern w:val="0"/>
+          <w:szCs w:val="24"/>
+          <w:lang w:eastAsia="en-GB" w:bidi="hi-IN"/>
+          <w14:ligatures w14:val="none"/>
+        </w:rPr>
+      </w:pPr>
+      <w:r>
+        <w:rPr>
+          <w:rFonts w:ascii="Times New Roman" w:eastAsia="Times New Roman" w:hAnsi="Times New Roman" w:cs="Times New Roman"/>
+          <w:kern w:val="0"/>
+          <w:szCs w:val="24"/>
+          <w:lang w:eastAsia="en-GB" w:bidi="hi-IN"/>
+          <w14:ligatures w14:val="none"/>
+        </w:rPr>
+        <w:t>Predicts unknown values accurately.</w:t>
+      </w:r>
+    </w:p>
+    <w:p>
+      <w:pPr>
+        <w:numPr>
+          <w:ilvl w:val="0"/>
+          <w:numId w:val="6"/>
+        </w:numPr>
+        <w:spacing w:before="100" w:beforeAutospacing="1" w:after="100" w:afterAutospacing="1"/>
+        <w:rPr>
+          <w:rFonts w:ascii="Times New Roman" w:eastAsia="Times New Roman" w:hAnsi="Times New Roman" w:cs="Times New Roman"/>
+          <w:kern w:val="0"/>
+          <w:szCs w:val="24"/>
+          <w:lang w:eastAsia="en-GB" w:bidi="hi-IN"/>
+          <w14:ligatures w14:val="none"/>
+        </w:rPr>
+      </w:pPr>
+      <w:r>
+        <w:rPr>
+          <w:rFonts w:ascii="Times New Roman" w:eastAsia="Times New Roman" w:hAnsi="Times New Roman" w:cs="Times New Roman"/>
+          <w:kern w:val="0"/>
+          <w:szCs w:val="24"/>
+          <w:lang w:eastAsia="en-GB" w:bidi="hi-IN"/>
+          <w14:ligatures w14:val="none"/>
+        </w:rPr>
+        <w:t>Handles large datasets efficiently.</w:t>
+      </w:r>
+    </w:p>
+    <w:p>
+      <w:pPr>
+        <w:numPr>
+          <w:ilvl w:val="0"/>
+          <w:numId w:val="6"/>
+        </w:numPr>
+        <w:spacing w:before="100" w:beforeAutospacing="1" w:after="100" w:afterAutospacing="1"/>
+        <w:rPr>
+          <w:rFonts w:ascii="Times New Roman" w:eastAsia="Times New Roman" w:hAnsi="Times New Roman" w:cs="Times New Roman"/>
+          <w:kern w:val="0"/>
+          <w:szCs w:val="24"/>
+          <w:lang w:eastAsia="en-GB" w:bidi="hi-IN"/>
+          <w14:ligatures w14:val="none"/>
+        </w:rPr>
+      </w:pPr>
+      <w:r>
+        <w:rPr>
+          <w:rFonts w:ascii="Times New Roman" w:eastAsia="Times New Roman" w:hAnsi="Times New Roman" w:cs="Times New Roman"/>
+          <w:kern w:val="0"/>
+          <w:szCs w:val="24"/>
+          <w:lang w:eastAsia="en-GB" w:bidi="hi-IN"/>
+          <w14:ligatures w14:val="none"/>
+        </w:rPr>
+        <w:t>Supports intelligent decision-making.</w:t>
+      </w:r>
+    </w:p>
+    <w:p>
+      <w:pPr>
+        <w:numPr>
+          <w:ilvl w:val="0"/>
+          <w:numId w:val="6"/>
+        </w:numPr>
+        <w:spacing w:before="100" w:beforeAutospacing="1" w:after="100" w:afterAutospacing="1"/>
+        <w:rPr>
+          <w:rFonts w:ascii="Times New Roman" w:eastAsia="Times New Roman" w:hAnsi="Times New Roman" w:cs="Times New Roman"/>
+          <w:kern w:val="0"/>
+          <w:szCs w:val="24"/>
+          <w:lang w:eastAsia="en-GB" w:bidi="hi-IN"/>
+          <w14:ligatures w14:val="none"/>
+        </w:rPr>
+      </w:pPr>
+      <w:r>
+        <w:rPr>
+          <w:rFonts w:ascii="Times New Roman" w:eastAsia="Times New Roman" w:hAnsi="Times New Roman" w:cs="Times New Roman"/>
+          <w:kern w:val="0"/>
+          <w:szCs w:val="24"/>
+          <w:lang w:eastAsia="en-GB" w:bidi="hi-IN"/>
+          <w14:ligatures w14:val="none"/>
+        </w:rPr>
+        <w:t>Reduces manual estimation.</w:t>
+      </w:r>
+    </w:p>
+    <w:p>
+      <w:pPr>
+        <w:numPr>
+          <w:ilvl w:val="0"/>
+          <w:numId w:val="6"/>
+        </w:numPr>
+        <w:spacing w:before="100" w:beforeAutospacing="1" w:after="100" w:afterAutospacing="1"/>
+        <w:rPr>
+          <w:rFonts w:ascii="Times New Roman" w:eastAsia="Times New Roman" w:hAnsi="Times New Roman" w:cs="Times New Roman"/>
+          <w:kern w:val="0"/>
+          <w:szCs w:val="24"/>
+          <w:lang w:eastAsia="en-GB" w:bidi="hi-IN"/>
+          <w14:ligatures w14:val="none"/>
+        </w:rPr>
+      </w:pPr>
+      <w:r>
+        <w:rPr>
+          <w:rFonts w:ascii="Times New Roman" w:eastAsia="Times New Roman" w:hAnsi="Times New Roman" w:cs="Times New Roman"/>
+          <w:kern w:val="0"/>
+          <w:szCs w:val="24"/>
+          <w:lang w:eastAsia="en-GB" w:bidi="hi-IN"/>
+          <w14:ligatures w14:val="none"/>
+        </w:rPr>
+        <w:t>Useful in many real-world applications.</w:t>
+      </w:r>
+    </w:p>
+    <w:p>
+      <w:pPr>
+        <w:rPr>
+          <w:rFonts w:ascii="Times New Roman" w:eastAsia="Times New Roman" w:hAnsi="Times New Roman" w:cs="Times New Roman"/>
+          <w:kern w:val="0"/>
+          <w:szCs w:val="24"/>
+          <w:lang w:eastAsia="en-GB" w:bidi="hi-IN"/>
+          <w14:ligatures w14:val="none"/>
+        </w:rPr>
+      </w:pPr>
+      <w:r>
+        <w:rPr>
+          <w:rFonts w:ascii="Times New Roman" w:eastAsia="Times New Roman" w:hAnsi="Times New Roman" w:cs="Times New Roman"/>
+          <w:noProof/>
+          <w:kern w:val="0"/>
+          <w:szCs w:val="24"/>
+          <w:lang w:eastAsia="en-GB" w:bidi="hi-IN"/>
+        </w:rPr>
+        <w:pict>
+          <v:rect id="_x0000_i1027" alt="" style="width:451.3pt;height:.05pt;mso-width-percent:0;mso-height-percent:0;mso-width-percent:0;mso-height-percent:0" o:hralign="center" o:hrstd="t" o:hr="t" fillcolor="#a0a0a0" stroked="f"/>
+        </w:pict>
+      </w:r>
+    </w:p>
+    <w:p>
+      <w:pPr>
+        <w:spacing w:before="100" w:beforeAutospacing="1" w:after="100" w:afterAutospacing="1"/>
+        <w:outlineLvl w:val="0"/>
+        <w:rPr>
+          <w:rFonts w:ascii="Times New Roman" w:eastAsia="Times New Roman" w:hAnsi="Times New Roman" w:cs="Times New Roman"/>
+          <w:b/>
+          <w:bCs/>
+          <w:kern w:val="36"/>
+          <w:sz w:val="48"/>
+          <w:szCs w:val="48"/>
+          <w:lang w:eastAsia="en-GB" w:bidi="hi-IN"/>
+          <w14:ligatures w14:val="none"/>
+        </w:rPr>
+      </w:pPr>
+      <w:r>
+        <w:rPr>
+          <w:rFonts w:ascii="Times New Roman" w:eastAsia="Times New Roman" w:hAnsi="Times New Roman" w:cs="Times New Roman"/>
+          <w:b/>
+          <w:bCs/>
+          <w:kern w:val="36"/>
+          <w:sz w:val="48"/>
+          <w:szCs w:val="48"/>
+          <w:lang w:eastAsia="en-GB" w:bidi="hi-IN"/>
+          <w14:ligatures w14:val="none"/>
+        </w:rPr>
+        <w:t>12. Limitations</w:t>
+      </w:r>
+    </w:p>
+    <w:p>
+      <w:pPr>
+        <w:numPr>
+          <w:ilvl w:val="0"/>
+          <w:numId w:val="7"/>
+        </w:numPr>
+        <w:spacing w:before="100" w:beforeAutospacing="1" w:after="100" w:afterAutospacing="1"/>
+        <w:rPr>
+          <w:rFonts w:ascii="Times New Roman" w:eastAsia="Times New Roman" w:hAnsi="Times New Roman" w:cs="Times New Roman"/>
+          <w:kern w:val="0"/>
+          <w:szCs w:val="24"/>
+          <w:lang w:eastAsia="en-GB" w:bidi="hi-IN"/>
+          <w14:ligatures w14:val="none"/>
+        </w:rPr>
+      </w:pPr>
+      <w:r>
+        <w:rPr>
+          <w:rFonts w:ascii="Times New Roman" w:eastAsia="Times New Roman" w:hAnsi="Times New Roman" w:cs="Times New Roman"/>
+          <w:kern w:val="0"/>
+          <w:szCs w:val="24"/>
+          <w:lang w:eastAsia="en-GB" w:bidi="hi-IN"/>
+          <w14:ligatures w14:val="none"/>
         </w:rPr>
         <w:lastRenderedPageBreak/>
-        <w:drawing>
-          <wp:anchor distT="0" distB="0" distL="114300" distR="114300" simplePos="0" relativeHeight="251661312" behindDoc="0" locked="0" layoutInCell="1" allowOverlap="1">
-            <wp:simplePos x="0" y="0"/>
-            <wp:positionH relativeFrom="column">
-              <wp:posOffset>-628650</wp:posOffset>
-            </wp:positionH>
-            <wp:positionV relativeFrom="paragraph">
-              <wp:posOffset>190500</wp:posOffset>
-            </wp:positionV>
-            <wp:extent cx="7353300" cy="8496300"/>
-            <wp:effectExtent l="0" t="0" r="0" b="0"/>
-            <wp:wrapNone/>
-            <wp:docPr id="1982384696" name="Picture 4"/>
-            <wp:cNvGraphicFramePr>
-              <a:graphicFrameLocks xmlns:a="http://schemas.openxmlformats.org/drawingml/2006/main" noChangeAspect="1"/>
-            </wp:cNvGraphicFramePr>
-            <a:graphic xmlns:a="http://schemas.openxmlformats.org/drawingml/2006/main">
-              <a:graphicData uri="http://schemas.openxmlformats.org/drawingml/2006/picture">
-                <pic:pic xmlns:pic="http://schemas.openxmlformats.org/drawingml/2006/picture">
-                  <pic:nvPicPr>
-                    <pic:cNvPr id="1982384696" name="Picture 1982384696"/>
-                    <pic:cNvPicPr/>
-                  </pic:nvPicPr>
-                  <pic:blipFill>
-                    <a:blip r:embed="rId8" cstate="print">
-                      <a:extLst>
-                        <a:ext uri="{28A0092B-C50C-407E-A947-70E740481C1C}">
-                          <a14:useLocalDpi xmlns:a14="http://schemas.microsoft.com/office/drawing/2010/main" val="0"/>
-                        </a:ext>
-                      </a:extLst>
-                    </a:blip>
-                    <a:stretch>
-                      <a:fillRect/>
-                    </a:stretch>
-                  </pic:blipFill>
-                  <pic:spPr>
-                    <a:xfrm>
-                      <a:off x="0" y="0"/>
-                      <a:ext cx="7353300" cy="8496300"/>
-                    </a:xfrm>
-                    <a:prstGeom prst="rect">
-                      <a:avLst/>
-                    </a:prstGeom>
-                  </pic:spPr>
-                </pic:pic>
-              </a:graphicData>
-            </a:graphic>
-            <wp14:sizeRelH relativeFrom="page">
-              <wp14:pctWidth>0</wp14:pctWidth>
-            </wp14:sizeRelH>
-            <wp14:sizeRelV relativeFrom="page">
-              <wp14:pctHeight>0</wp14:pctHeight>
-            </wp14:sizeRelV>
-          </wp:anchor>
-        </w:drawing>
-      </w:r>
-    </w:p>
-    <w:p>
-      <w:r>
-        <w:br w:type="page"/>
-      </w:r>
-    </w:p>
-    <w:p>
-      <w:r>
-        <w:rPr>
+        <w:t>Depends on the quality of training data.</w:t>
+      </w:r>
+    </w:p>
+    <w:p>
+      <w:pPr>
+        <w:numPr>
+          <w:ilvl w:val="0"/>
+          <w:numId w:val="7"/>
+        </w:numPr>
+        <w:spacing w:before="100" w:beforeAutospacing="1" w:after="100" w:afterAutospacing="1"/>
+        <w:rPr>
+          <w:rFonts w:ascii="Times New Roman" w:eastAsia="Times New Roman" w:hAnsi="Times New Roman" w:cs="Times New Roman"/>
+          <w:kern w:val="0"/>
+          <w:szCs w:val="24"/>
+          <w:lang w:eastAsia="en-GB" w:bidi="hi-IN"/>
+          <w14:ligatures w14:val="none"/>
+        </w:rPr>
+      </w:pPr>
+      <w:r>
+        <w:rPr>
+          <w:rFonts w:ascii="Times New Roman" w:eastAsia="Times New Roman" w:hAnsi="Times New Roman" w:cs="Times New Roman"/>
+          <w:kern w:val="0"/>
+          <w:szCs w:val="24"/>
+          <w:lang w:eastAsia="en-GB" w:bidi="hi-IN"/>
+          <w14:ligatures w14:val="none"/>
+        </w:rPr>
+        <w:t>Poor-quality data reduces accuracy.</w:t>
+      </w:r>
+    </w:p>
+    <w:p>
+      <w:pPr>
+        <w:numPr>
+          <w:ilvl w:val="0"/>
+          <w:numId w:val="7"/>
+        </w:numPr>
+        <w:spacing w:before="100" w:beforeAutospacing="1" w:after="100" w:afterAutospacing="1"/>
+        <w:rPr>
+          <w:rFonts w:ascii="Times New Roman" w:eastAsia="Times New Roman" w:hAnsi="Times New Roman" w:cs="Times New Roman"/>
+          <w:kern w:val="0"/>
+          <w:szCs w:val="24"/>
+          <w:lang w:eastAsia="en-GB" w:bidi="hi-IN"/>
+          <w14:ligatures w14:val="none"/>
+        </w:rPr>
+      </w:pPr>
+      <w:r>
+        <w:rPr>
+          <w:rFonts w:ascii="Times New Roman" w:eastAsia="Times New Roman" w:hAnsi="Times New Roman" w:cs="Times New Roman"/>
+          <w:kern w:val="0"/>
+          <w:szCs w:val="24"/>
+          <w:lang w:eastAsia="en-GB" w:bidi="hi-IN"/>
+          <w14:ligatures w14:val="none"/>
+        </w:rPr>
+        <w:t>Linear Regression assumes a linear relationship.</w:t>
+      </w:r>
+    </w:p>
+    <w:p>
+      <w:pPr>
+        <w:numPr>
+          <w:ilvl w:val="0"/>
+          <w:numId w:val="7"/>
+        </w:numPr>
+        <w:spacing w:before="100" w:beforeAutospacing="1" w:after="100" w:afterAutospacing="1"/>
+        <w:rPr>
+          <w:rFonts w:ascii="Times New Roman" w:eastAsia="Times New Roman" w:hAnsi="Times New Roman" w:cs="Times New Roman"/>
+          <w:kern w:val="0"/>
+          <w:szCs w:val="24"/>
+          <w:lang w:eastAsia="en-GB" w:bidi="hi-IN"/>
+          <w14:ligatures w14:val="none"/>
+        </w:rPr>
+      </w:pPr>
+      <w:r>
+        <w:rPr>
+          <w:rFonts w:ascii="Times New Roman" w:eastAsia="Times New Roman" w:hAnsi="Times New Roman" w:cs="Times New Roman"/>
+          <w:kern w:val="0"/>
+          <w:szCs w:val="24"/>
+          <w:lang w:eastAsia="en-GB" w:bidi="hi-IN"/>
+          <w14:ligatures w14:val="none"/>
+        </w:rPr>
+        <w:t>Complex problems may require advanced models such as Random Forest or Neural Networks.</w:t>
+      </w:r>
+    </w:p>
+    <w:p>
+      <w:pPr>
+        <w:rPr>
+          <w:rFonts w:ascii="Times New Roman" w:eastAsia="Times New Roman" w:hAnsi="Times New Roman" w:cs="Times New Roman"/>
+          <w:kern w:val="0"/>
+          <w:szCs w:val="24"/>
+          <w:lang w:eastAsia="en-GB" w:bidi="hi-IN"/>
+          <w14:ligatures w14:val="none"/>
+        </w:rPr>
+      </w:pPr>
+      <w:r>
+        <w:rPr>
+          <w:rFonts w:ascii="Times New Roman" w:eastAsia="Times New Roman" w:hAnsi="Times New Roman" w:cs="Times New Roman"/>
           <w:noProof/>
-        </w:rPr>
-        <w:lastRenderedPageBreak/>
-        <w:drawing>
-          <wp:anchor distT="0" distB="0" distL="114300" distR="114300" simplePos="0" relativeHeight="251662336" behindDoc="0" locked="0" layoutInCell="1" allowOverlap="1" wp14:anchorId="4E17D047">
-            <wp:simplePos x="0" y="0"/>
-            <wp:positionH relativeFrom="column">
-              <wp:posOffset>114300</wp:posOffset>
-            </wp:positionH>
-            <wp:positionV relativeFrom="paragraph">
-              <wp:posOffset>38735</wp:posOffset>
-            </wp:positionV>
-            <wp:extent cx="5731510" cy="3012440"/>
-            <wp:effectExtent l="0" t="0" r="0" b="0"/>
-            <wp:wrapNone/>
-            <wp:docPr id="1165992211" name="Picture 5"/>
-            <wp:cNvGraphicFramePr>
-              <a:graphicFrameLocks xmlns:a="http://schemas.openxmlformats.org/drawingml/2006/main" noChangeAspect="1"/>
-            </wp:cNvGraphicFramePr>
-            <a:graphic xmlns:a="http://schemas.openxmlformats.org/drawingml/2006/main">
-              <a:graphicData uri="http://schemas.openxmlformats.org/drawingml/2006/picture">
-                <pic:pic xmlns:pic="http://schemas.openxmlformats.org/drawingml/2006/picture">
-                  <pic:nvPicPr>
-                    <pic:cNvPr id="1165992211" name="Picture 1165992211"/>
-                    <pic:cNvPicPr/>
-                  </pic:nvPicPr>
-                  <pic:blipFill>
-                    <a:blip r:embed="rId9" cstate="print">
-                      <a:extLst>
-                        <a:ext uri="{28A0092B-C50C-407E-A947-70E740481C1C}">
-                          <a14:useLocalDpi xmlns:a14="http://schemas.microsoft.com/office/drawing/2010/main" val="0"/>
-                        </a:ext>
-                      </a:extLst>
-                    </a:blip>
-                    <a:stretch>
-                      <a:fillRect/>
-                    </a:stretch>
-                  </pic:blipFill>
-                  <pic:spPr>
-                    <a:xfrm>
-                      <a:off x="0" y="0"/>
-                      <a:ext cx="5731510" cy="3012440"/>
-                    </a:xfrm>
-                    <a:prstGeom prst="rect">
-                      <a:avLst/>
-                    </a:prstGeom>
-                  </pic:spPr>
-                </pic:pic>
-              </a:graphicData>
-            </a:graphic>
-            <wp14:sizeRelH relativeFrom="page">
-              <wp14:pctWidth>0</wp14:pctWidth>
-            </wp14:sizeRelH>
-            <wp14:sizeRelV relativeFrom="page">
-              <wp14:pctHeight>0</wp14:pctHeight>
-            </wp14:sizeRelV>
-          </wp:anchor>
-        </w:drawing>
-      </w:r>
-    </w:p>
-    <w:p>
-      <w:r>
-        <w:rPr>
+          <w:kern w:val="0"/>
+          <w:szCs w:val="24"/>
+          <w:lang w:eastAsia="en-GB" w:bidi="hi-IN"/>
+        </w:rPr>
+        <w:pict>
+          <v:rect id="_x0000_i1026" alt="" style="width:451.3pt;height:.05pt;mso-width-percent:0;mso-height-percent:0;mso-width-percent:0;mso-height-percent:0" o:hralign="center" o:hrstd="t" o:hr="t" fillcolor="#a0a0a0" stroked="f"/>
+        </w:pict>
+      </w:r>
+    </w:p>
+    <w:p>
+      <w:pPr>
+        <w:spacing w:before="100" w:beforeAutospacing="1" w:after="100" w:afterAutospacing="1"/>
+        <w:outlineLvl w:val="0"/>
+        <w:rPr>
+          <w:rFonts w:ascii="Times New Roman" w:eastAsia="Times New Roman" w:hAnsi="Times New Roman" w:cs="Times New Roman"/>
+          <w:b/>
+          <w:bCs/>
+          <w:kern w:val="36"/>
+          <w:sz w:val="48"/>
+          <w:szCs w:val="48"/>
+          <w:lang w:eastAsia="en-GB" w:bidi="hi-IN"/>
+          <w14:ligatures w14:val="none"/>
+        </w:rPr>
+      </w:pPr>
+      <w:r>
+        <w:rPr>
+          <w:rFonts w:ascii="Times New Roman" w:eastAsia="Times New Roman" w:hAnsi="Times New Roman" w:cs="Times New Roman"/>
+          <w:b/>
+          <w:bCs/>
+          <w:kern w:val="36"/>
+          <w:sz w:val="48"/>
+          <w:szCs w:val="48"/>
+          <w:lang w:eastAsia="en-GB" w:bidi="hi-IN"/>
+          <w14:ligatures w14:val="none"/>
+        </w:rPr>
+        <w:t>13. Result and Discussion</w:t>
+      </w:r>
+    </w:p>
+    <w:p>
+      <w:pPr>
+        <w:spacing w:before="100" w:beforeAutospacing="1" w:after="100" w:afterAutospacing="1"/>
+        <w:rPr>
+          <w:rFonts w:ascii="Times New Roman" w:eastAsia="Times New Roman" w:hAnsi="Times New Roman" w:cs="Times New Roman"/>
+          <w:kern w:val="0"/>
+          <w:szCs w:val="24"/>
+          <w:lang w:eastAsia="en-GB" w:bidi="hi-IN"/>
+          <w14:ligatures w14:val="none"/>
+        </w:rPr>
+      </w:pPr>
+      <w:r>
+        <w:rPr>
+          <w:rFonts w:ascii="Times New Roman" w:eastAsia="Times New Roman" w:hAnsi="Times New Roman" w:cs="Times New Roman"/>
+          <w:kern w:val="0"/>
+          <w:szCs w:val="24"/>
+          <w:lang w:eastAsia="en-GB" w:bidi="hi-IN"/>
+          <w14:ligatures w14:val="none"/>
+        </w:rPr>
+        <w:t>A Linear Regression prediction model was successfully implemented using Python. The model learned from the available student records and accurately predicted the missing final marks. The experiment demonstrates how supervised learning techniques can estimate unknown values using historical data. Such prediction models are widely used in educational analytics, healthcare, finance, and business forecasting.</w:t>
+      </w:r>
+    </w:p>
+    <w:p>
+      <w:pPr>
+        <w:rPr>
+          <w:rFonts w:ascii="Times New Roman" w:eastAsia="Times New Roman" w:hAnsi="Times New Roman" w:cs="Times New Roman"/>
+          <w:kern w:val="0"/>
+          <w:szCs w:val="24"/>
+          <w:lang w:eastAsia="en-GB" w:bidi="hi-IN"/>
+          <w14:ligatures w14:val="none"/>
+        </w:rPr>
+      </w:pPr>
+      <w:r>
+        <w:rPr>
+          <w:rFonts w:ascii="Times New Roman" w:eastAsia="Times New Roman" w:hAnsi="Times New Roman" w:cs="Times New Roman"/>
           <w:noProof/>
-        </w:rPr>
-        <w:drawing>
-          <wp:anchor distT="0" distB="0" distL="114300" distR="114300" simplePos="0" relativeHeight="251663360" behindDoc="0" locked="0" layoutInCell="1" allowOverlap="1">
-            <wp:simplePos x="0" y="0"/>
-            <wp:positionH relativeFrom="column">
-              <wp:posOffset>57150</wp:posOffset>
-            </wp:positionH>
-            <wp:positionV relativeFrom="paragraph">
-              <wp:posOffset>3167380</wp:posOffset>
-            </wp:positionV>
-            <wp:extent cx="5731510" cy="5025390"/>
-            <wp:effectExtent l="0" t="0" r="0" b="3810"/>
-            <wp:wrapNone/>
-            <wp:docPr id="776208876" name="Picture 7"/>
-            <wp:cNvGraphicFramePr>
-              <a:graphicFrameLocks xmlns:a="http://schemas.openxmlformats.org/drawingml/2006/main" noChangeAspect="1"/>
-            </wp:cNvGraphicFramePr>
-            <a:graphic xmlns:a="http://schemas.openxmlformats.org/drawingml/2006/main">
-              <a:graphicData uri="http://schemas.openxmlformats.org/drawingml/2006/picture">
-                <pic:pic xmlns:pic="http://schemas.openxmlformats.org/drawingml/2006/picture">
-                  <pic:nvPicPr>
-                    <pic:cNvPr id="776208876" name="Picture 776208876"/>
-                    <pic:cNvPicPr/>
-                  </pic:nvPicPr>
-                  <pic:blipFill>
-                    <a:blip r:embed="rId10">
-                      <a:extLst>
-                        <a:ext uri="{28A0092B-C50C-407E-A947-70E740481C1C}">
-                          <a14:useLocalDpi xmlns:a14="http://schemas.microsoft.com/office/drawing/2010/main" val="0"/>
-                        </a:ext>
-                      </a:extLst>
-                    </a:blip>
-                    <a:stretch>
-                      <a:fillRect/>
-                    </a:stretch>
-                  </pic:blipFill>
-                  <pic:spPr>
-                    <a:xfrm>
-                      <a:off x="0" y="0"/>
-                      <a:ext cx="5731510" cy="5025390"/>
-                    </a:xfrm>
-                    <a:prstGeom prst="rect">
-                      <a:avLst/>
-                    </a:prstGeom>
-                  </pic:spPr>
-                </pic:pic>
-              </a:graphicData>
-            </a:graphic>
-            <wp14:sizeRelH relativeFrom="page">
-              <wp14:pctWidth>0</wp14:pctWidth>
-            </wp14:sizeRelH>
-            <wp14:sizeRelV relativeFrom="page">
-              <wp14:pctHeight>0</wp14:pctHeight>
-            </wp14:sizeRelV>
-          </wp:anchor>
-        </w:drawing>
-      </w:r>
-      <w:r>
-        <w:br w:type="page"/>
-      </w:r>
-    </w:p>
-    <w:p/>
-    <w:p>
-      <w:r>
-        <w:rPr>
-          <w:noProof/>
-        </w:rPr>
-        <w:drawing>
-          <wp:anchor distT="0" distB="0" distL="114300" distR="114300" simplePos="0" relativeHeight="251664384" behindDoc="0" locked="0" layoutInCell="1" allowOverlap="1" wp14:anchorId="60954173">
-            <wp:simplePos x="0" y="0"/>
-            <wp:positionH relativeFrom="column">
-              <wp:posOffset>0</wp:posOffset>
-            </wp:positionH>
-            <wp:positionV relativeFrom="paragraph">
-              <wp:posOffset>5080</wp:posOffset>
-            </wp:positionV>
-            <wp:extent cx="5731510" cy="4212590"/>
-            <wp:effectExtent l="0" t="0" r="0" b="3810"/>
-            <wp:wrapNone/>
-            <wp:docPr id="114745863" name="Picture 8"/>
-            <wp:cNvGraphicFramePr>
-              <a:graphicFrameLocks xmlns:a="http://schemas.openxmlformats.org/drawingml/2006/main" noChangeAspect="1"/>
-            </wp:cNvGraphicFramePr>
-            <a:graphic xmlns:a="http://schemas.openxmlformats.org/drawingml/2006/main">
-              <a:graphicData uri="http://schemas.openxmlformats.org/drawingml/2006/picture">
-                <pic:pic xmlns:pic="http://schemas.openxmlformats.org/drawingml/2006/picture">
-                  <pic:nvPicPr>
-                    <pic:cNvPr id="114745863" name="Picture 114745863"/>
-                    <pic:cNvPicPr/>
-                  </pic:nvPicPr>
-                  <pic:blipFill>
-                    <a:blip r:embed="rId11" cstate="print">
-                      <a:extLst>
-                        <a:ext uri="{28A0092B-C50C-407E-A947-70E740481C1C}">
-                          <a14:useLocalDpi xmlns:a14="http://schemas.microsoft.com/office/drawing/2010/main" val="0"/>
-                        </a:ext>
-                      </a:extLst>
-                    </a:blip>
-                    <a:stretch>
-                      <a:fillRect/>
-                    </a:stretch>
-                  </pic:blipFill>
-                  <pic:spPr>
-                    <a:xfrm>
-                      <a:off x="0" y="0"/>
-                      <a:ext cx="5731510" cy="4212590"/>
-                    </a:xfrm>
-                    <a:prstGeom prst="rect">
-                      <a:avLst/>
-                    </a:prstGeom>
-                  </pic:spPr>
-                </pic:pic>
-              </a:graphicData>
-            </a:graphic>
-            <wp14:sizeRelH relativeFrom="page">
-              <wp14:pctWidth>0</wp14:pctWidth>
-            </wp14:sizeRelH>
-            <wp14:sizeRelV relativeFrom="page">
-              <wp14:pctHeight>0</wp14:pctHeight>
-            </wp14:sizeRelV>
-          </wp:anchor>
-        </w:drawing>
-      </w:r>
-      <w:r>
-        <w:br w:type="page"/>
-      </w:r>
-    </w:p>
-    <w:p>
-      <w:r>
-        <w:rPr>
-          <w:noProof/>
-        </w:rPr>
-        <w:lastRenderedPageBreak/>
-        <w:drawing>
-          <wp:anchor distT="0" distB="0" distL="114300" distR="114300" simplePos="0" relativeHeight="251665408" behindDoc="0" locked="0" layoutInCell="1" allowOverlap="1">
-            <wp:simplePos x="0" y="0"/>
-            <wp:positionH relativeFrom="column">
-              <wp:posOffset>-704850</wp:posOffset>
-            </wp:positionH>
-            <wp:positionV relativeFrom="paragraph">
-              <wp:posOffset>190500</wp:posOffset>
-            </wp:positionV>
-            <wp:extent cx="7277100" cy="8705850"/>
-            <wp:effectExtent l="0" t="0" r="0" b="6350"/>
-            <wp:wrapNone/>
-            <wp:docPr id="1597390680" name="Picture 9"/>
-            <wp:cNvGraphicFramePr>
-              <a:graphicFrameLocks xmlns:a="http://schemas.openxmlformats.org/drawingml/2006/main" noChangeAspect="1"/>
-            </wp:cNvGraphicFramePr>
-            <a:graphic xmlns:a="http://schemas.openxmlformats.org/drawingml/2006/main">
-              <a:graphicData uri="http://schemas.openxmlformats.org/drawingml/2006/picture">
-                <pic:pic xmlns:pic="http://schemas.openxmlformats.org/drawingml/2006/picture">
-                  <pic:nvPicPr>
-                    <pic:cNvPr id="1597390680" name="Picture 1597390680"/>
-                    <pic:cNvPicPr/>
-                  </pic:nvPicPr>
-                  <pic:blipFill>
-                    <a:blip r:embed="rId12" cstate="print">
-                      <a:extLst>
-                        <a:ext uri="{28A0092B-C50C-407E-A947-70E740481C1C}">
-                          <a14:useLocalDpi xmlns:a14="http://schemas.microsoft.com/office/drawing/2010/main" val="0"/>
-                        </a:ext>
-                      </a:extLst>
-                    </a:blip>
-                    <a:stretch>
-                      <a:fillRect/>
-                    </a:stretch>
-                  </pic:blipFill>
-                  <pic:spPr>
-                    <a:xfrm>
-                      <a:off x="0" y="0"/>
-                      <a:ext cx="7277100" cy="8705850"/>
-                    </a:xfrm>
-                    <a:prstGeom prst="rect">
-                      <a:avLst/>
-                    </a:prstGeom>
-                  </pic:spPr>
-                </pic:pic>
-              </a:graphicData>
-            </a:graphic>
-            <wp14:sizeRelH relativeFrom="page">
-              <wp14:pctWidth>0</wp14:pctWidth>
-            </wp14:sizeRelH>
-            <wp14:sizeRelV relativeFrom="page">
-              <wp14:pctHeight>0</wp14:pctHeight>
-            </wp14:sizeRelV>
-          </wp:anchor>
-        </w:drawing>
-      </w:r>
-    </w:p>
-    <w:p>
-      <w:r>
-        <w:br w:type="page"/>
-      </w:r>
-    </w:p>
-    <w:p>
-      <w:r>
-        <w:rPr>
-          <w:noProof/>
-        </w:rPr>
-        <w:lastRenderedPageBreak/>
-        <w:drawing>
-          <wp:anchor distT="0" distB="0" distL="114300" distR="114300" simplePos="0" relativeHeight="251666432" behindDoc="0" locked="0" layoutInCell="1" allowOverlap="1" wp14:anchorId="235D415D">
-            <wp:simplePos x="0" y="0"/>
-            <wp:positionH relativeFrom="column">
-              <wp:posOffset>-819150</wp:posOffset>
-            </wp:positionH>
-            <wp:positionV relativeFrom="paragraph">
-              <wp:posOffset>190500</wp:posOffset>
-            </wp:positionV>
-            <wp:extent cx="7239000" cy="8420100"/>
-            <wp:effectExtent l="0" t="0" r="0" b="0"/>
-            <wp:wrapNone/>
-            <wp:docPr id="215388224" name="Picture 10"/>
-            <wp:cNvGraphicFramePr>
-              <a:graphicFrameLocks xmlns:a="http://schemas.openxmlformats.org/drawingml/2006/main" noChangeAspect="1"/>
-            </wp:cNvGraphicFramePr>
-            <a:graphic xmlns:a="http://schemas.openxmlformats.org/drawingml/2006/main">
-              <a:graphicData uri="http://schemas.openxmlformats.org/drawingml/2006/picture">
-                <pic:pic xmlns:pic="http://schemas.openxmlformats.org/drawingml/2006/picture">
-                  <pic:nvPicPr>
-                    <pic:cNvPr id="215388224" name="Picture 215388224"/>
-                    <pic:cNvPicPr/>
-                  </pic:nvPicPr>
-                  <pic:blipFill>
-                    <a:blip r:embed="rId13" cstate="print">
-                      <a:extLst>
-                        <a:ext uri="{28A0092B-C50C-407E-A947-70E740481C1C}">
-                          <a14:useLocalDpi xmlns:a14="http://schemas.microsoft.com/office/drawing/2010/main" val="0"/>
-                        </a:ext>
-                      </a:extLst>
-                    </a:blip>
-                    <a:stretch>
-                      <a:fillRect/>
-                    </a:stretch>
-                  </pic:blipFill>
-                  <pic:spPr>
-                    <a:xfrm>
-                      <a:off x="0" y="0"/>
-                      <a:ext cx="7239000" cy="8420100"/>
-                    </a:xfrm>
-                    <a:prstGeom prst="rect">
-                      <a:avLst/>
-                    </a:prstGeom>
-                  </pic:spPr>
-                </pic:pic>
-              </a:graphicData>
-            </a:graphic>
-            <wp14:sizeRelH relativeFrom="page">
-              <wp14:pctWidth>0</wp14:pctWidth>
-            </wp14:sizeRelH>
-            <wp14:sizeRelV relativeFrom="page">
-              <wp14:pctHeight>0</wp14:pctHeight>
-            </wp14:sizeRelV>
-          </wp:anchor>
-        </w:drawing>
-      </w:r>
-    </w:p>
-    <w:p>
-      <w:r>
-        <w:br w:type="page"/>
-      </w:r>
-    </w:p>
-    <w:p>
-      <w:r>
-        <w:rPr>
-          <w:noProof/>
-        </w:rPr>
-        <w:lastRenderedPageBreak/>
-        <w:drawing>
-          <wp:anchor distT="0" distB="0" distL="114300" distR="114300" simplePos="0" relativeHeight="251667456" behindDoc="0" locked="0" layoutInCell="1" allowOverlap="1" wp14:anchorId="46CA5909">
-            <wp:simplePos x="0" y="0"/>
-            <wp:positionH relativeFrom="column">
-              <wp:posOffset>-628650</wp:posOffset>
-            </wp:positionH>
-            <wp:positionV relativeFrom="paragraph">
-              <wp:posOffset>190500</wp:posOffset>
-            </wp:positionV>
-            <wp:extent cx="6991350" cy="8343900"/>
-            <wp:effectExtent l="0" t="0" r="6350" b="0"/>
-            <wp:wrapNone/>
-            <wp:docPr id="2026451380" name="Picture 11"/>
-            <wp:cNvGraphicFramePr>
-              <a:graphicFrameLocks xmlns:a="http://schemas.openxmlformats.org/drawingml/2006/main" noChangeAspect="1"/>
-            </wp:cNvGraphicFramePr>
-            <a:graphic xmlns:a="http://schemas.openxmlformats.org/drawingml/2006/main">
-              <a:graphicData uri="http://schemas.openxmlformats.org/drawingml/2006/picture">
-                <pic:pic xmlns:pic="http://schemas.openxmlformats.org/drawingml/2006/picture">
-                  <pic:nvPicPr>
-                    <pic:cNvPr id="2026451380" name="Picture 2026451380"/>
-                    <pic:cNvPicPr/>
-                  </pic:nvPicPr>
-                  <pic:blipFill>
-                    <a:blip r:embed="rId14" cstate="print">
-                      <a:extLst>
-                        <a:ext uri="{28A0092B-C50C-407E-A947-70E740481C1C}">
-                          <a14:useLocalDpi xmlns:a14="http://schemas.microsoft.com/office/drawing/2010/main" val="0"/>
-                        </a:ext>
-                      </a:extLst>
-                    </a:blip>
-                    <a:stretch>
-                      <a:fillRect/>
-                    </a:stretch>
-                  </pic:blipFill>
-                  <pic:spPr>
-                    <a:xfrm>
-                      <a:off x="0" y="0"/>
-                      <a:ext cx="6991350" cy="8343900"/>
-                    </a:xfrm>
-                    <a:prstGeom prst="rect">
-                      <a:avLst/>
-                    </a:prstGeom>
-                  </pic:spPr>
-                </pic:pic>
-              </a:graphicData>
-            </a:graphic>
-            <wp14:sizeRelH relativeFrom="page">
-              <wp14:pctWidth>0</wp14:pctWidth>
-            </wp14:sizeRelH>
-            <wp14:sizeRelV relativeFrom="page">
-              <wp14:pctHeight>0</wp14:pctHeight>
-            </wp14:sizeRelV>
-          </wp:anchor>
-        </w:drawing>
-      </w:r>
-    </w:p>
-    <w:p>
-      <w:r>
-        <w:br w:type="page"/>
-      </w:r>
-    </w:p>
-    <w:p/>
-    <w:p>
-      <w:r>
-        <w:rPr>
-          <w:noProof/>
-        </w:rPr>
-        <w:drawing>
-          <wp:anchor distT="0" distB="0" distL="114300" distR="114300" simplePos="0" relativeHeight="251668480" behindDoc="0" locked="0" layoutInCell="1" allowOverlap="1" wp14:anchorId="50680479">
-            <wp:simplePos x="0" y="0"/>
-            <wp:positionH relativeFrom="column">
-              <wp:posOffset>0</wp:posOffset>
-            </wp:positionH>
-            <wp:positionV relativeFrom="paragraph">
-              <wp:posOffset>5080</wp:posOffset>
-            </wp:positionV>
-            <wp:extent cx="5731510" cy="2610485"/>
-            <wp:effectExtent l="0" t="0" r="0" b="5715"/>
-            <wp:wrapNone/>
-            <wp:docPr id="233573549" name="Picture 12"/>
-            <wp:cNvGraphicFramePr>
-              <a:graphicFrameLocks xmlns:a="http://schemas.openxmlformats.org/drawingml/2006/main" noChangeAspect="1"/>
-            </wp:cNvGraphicFramePr>
-            <a:graphic xmlns:a="http://schemas.openxmlformats.org/drawingml/2006/main">
-              <a:graphicData uri="http://schemas.openxmlformats.org/drawingml/2006/picture">
-                <pic:pic xmlns:pic="http://schemas.openxmlformats.org/drawingml/2006/picture">
-                  <pic:nvPicPr>
-                    <pic:cNvPr id="233573549" name="Picture 233573549"/>
-                    <pic:cNvPicPr/>
-                  </pic:nvPicPr>
-                  <pic:blipFill>
-                    <a:blip r:embed="rId15" cstate="print">
-                      <a:extLst>
-                        <a:ext uri="{28A0092B-C50C-407E-A947-70E740481C1C}">
-                          <a14:useLocalDpi xmlns:a14="http://schemas.microsoft.com/office/drawing/2010/main" val="0"/>
-                        </a:ext>
-                      </a:extLst>
-                    </a:blip>
-                    <a:stretch>
-                      <a:fillRect/>
-                    </a:stretch>
-                  </pic:blipFill>
-                  <pic:spPr>
-                    <a:xfrm>
-                      <a:off x="0" y="0"/>
-                      <a:ext cx="5731510" cy="2610485"/>
-                    </a:xfrm>
-                    <a:prstGeom prst="rect">
-                      <a:avLst/>
-                    </a:prstGeom>
-                  </pic:spPr>
-                </pic:pic>
-              </a:graphicData>
-            </a:graphic>
-            <wp14:sizeRelH relativeFrom="page">
-              <wp14:pctWidth>0</wp14:pctWidth>
-            </wp14:sizeRelH>
-            <wp14:sizeRelV relativeFrom="page">
-              <wp14:pctHeight>0</wp14:pctHeight>
-            </wp14:sizeRelV>
-          </wp:anchor>
-        </w:drawing>
-      </w:r>
-      <w:r>
-        <w:br w:type="page"/>
-      </w:r>
-    </w:p>
-    <w:p>
-      <w:r>
-        <w:rPr>
-          <w:noProof/>
-        </w:rPr>
-        <w:lastRenderedPageBreak/>
-        <w:drawing>
-          <wp:anchor distT="0" distB="0" distL="114300" distR="114300" simplePos="0" relativeHeight="251669504" behindDoc="0" locked="0" layoutInCell="1" allowOverlap="1">
-            <wp:simplePos x="0" y="0"/>
-            <wp:positionH relativeFrom="column">
-              <wp:posOffset>-857250</wp:posOffset>
-            </wp:positionH>
-            <wp:positionV relativeFrom="paragraph">
-              <wp:posOffset>190500</wp:posOffset>
-            </wp:positionV>
-            <wp:extent cx="7562850" cy="8305800"/>
-            <wp:effectExtent l="0" t="0" r="6350" b="0"/>
-            <wp:wrapNone/>
-            <wp:docPr id="1841549647" name="Picture 13"/>
-            <wp:cNvGraphicFramePr>
-              <a:graphicFrameLocks xmlns:a="http://schemas.openxmlformats.org/drawingml/2006/main" noChangeAspect="1"/>
-            </wp:cNvGraphicFramePr>
-            <a:graphic xmlns:a="http://schemas.openxmlformats.org/drawingml/2006/main">
-              <a:graphicData uri="http://schemas.openxmlformats.org/drawingml/2006/picture">
-                <pic:pic xmlns:pic="http://schemas.openxmlformats.org/drawingml/2006/picture">
-                  <pic:nvPicPr>
-                    <pic:cNvPr id="1841549647" name="Picture 1841549647"/>
-                    <pic:cNvPicPr/>
-                  </pic:nvPicPr>
-                  <pic:blipFill>
-                    <a:blip r:embed="rId16" cstate="print">
-                      <a:extLst>
-                        <a:ext uri="{28A0092B-C50C-407E-A947-70E740481C1C}">
-                          <a14:useLocalDpi xmlns:a14="http://schemas.microsoft.com/office/drawing/2010/main" val="0"/>
-                        </a:ext>
-                      </a:extLst>
-                    </a:blip>
-                    <a:stretch>
-                      <a:fillRect/>
-                    </a:stretch>
-                  </pic:blipFill>
-                  <pic:spPr>
-                    <a:xfrm>
-                      <a:off x="0" y="0"/>
-                      <a:ext cx="7562850" cy="8305800"/>
-                    </a:xfrm>
-                    <a:prstGeom prst="rect">
-                      <a:avLst/>
-                    </a:prstGeom>
-                  </pic:spPr>
-                </pic:pic>
-              </a:graphicData>
-            </a:graphic>
-            <wp14:sizeRelH relativeFrom="page">
-              <wp14:pctWidth>0</wp14:pctWidth>
-            </wp14:sizeRelH>
-            <wp14:sizeRelV relativeFrom="page">
-              <wp14:pctHeight>0</wp14:pctHeight>
-            </wp14:sizeRelV>
-          </wp:anchor>
-        </w:drawing>
-      </w:r>
-    </w:p>
-    <w:p>
-      <w:r>
-        <w:br w:type="page"/>
-      </w:r>
-    </w:p>
-    <w:p>
-      <w:r>
-        <w:rPr>
-          <w:noProof/>
-        </w:rPr>
-        <w:lastRenderedPageBreak/>
-        <w:drawing>
-          <wp:anchor distT="0" distB="0" distL="114300" distR="114300" simplePos="0" relativeHeight="251670528" behindDoc="0" locked="0" layoutInCell="1" allowOverlap="1" wp14:anchorId="591B862E">
-            <wp:simplePos x="0" y="0"/>
-            <wp:positionH relativeFrom="column">
-              <wp:posOffset>-876300</wp:posOffset>
-            </wp:positionH>
-            <wp:positionV relativeFrom="paragraph">
-              <wp:posOffset>190500</wp:posOffset>
-            </wp:positionV>
-            <wp:extent cx="7562850" cy="8515350"/>
-            <wp:effectExtent l="0" t="0" r="6350" b="6350"/>
-            <wp:wrapNone/>
-            <wp:docPr id="1803284858" name="Picture 14"/>
-            <wp:cNvGraphicFramePr>
-              <a:graphicFrameLocks xmlns:a="http://schemas.openxmlformats.org/drawingml/2006/main" noChangeAspect="1"/>
-            </wp:cNvGraphicFramePr>
-            <a:graphic xmlns:a="http://schemas.openxmlformats.org/drawingml/2006/main">
-              <a:graphicData uri="http://schemas.openxmlformats.org/drawingml/2006/picture">
-                <pic:pic xmlns:pic="http://schemas.openxmlformats.org/drawingml/2006/picture">
-                  <pic:nvPicPr>
-                    <pic:cNvPr id="1803284858" name="Picture 1803284858"/>
-                    <pic:cNvPicPr/>
-                  </pic:nvPicPr>
-                  <pic:blipFill>
-                    <a:blip r:embed="rId17" cstate="print">
-                      <a:extLst>
-                        <a:ext uri="{28A0092B-C50C-407E-A947-70E740481C1C}">
-                          <a14:useLocalDpi xmlns:a14="http://schemas.microsoft.com/office/drawing/2010/main" val="0"/>
-                        </a:ext>
-                      </a:extLst>
-                    </a:blip>
-                    <a:stretch>
-                      <a:fillRect/>
-                    </a:stretch>
-                  </pic:blipFill>
-                  <pic:spPr>
-                    <a:xfrm>
-                      <a:off x="0" y="0"/>
-                      <a:ext cx="7562850" cy="8515350"/>
-                    </a:xfrm>
-                    <a:prstGeom prst="rect">
-                      <a:avLst/>
-                    </a:prstGeom>
-                  </pic:spPr>
-                </pic:pic>
-              </a:graphicData>
-            </a:graphic>
-            <wp14:sizeRelH relativeFrom="page">
-              <wp14:pctWidth>0</wp14:pctWidth>
-            </wp14:sizeRelH>
-            <wp14:sizeRelV relativeFrom="page">
-              <wp14:pctHeight>0</wp14:pctHeight>
-            </wp14:sizeRelV>
-          </wp:anchor>
-        </w:drawing>
+          <w:kern w:val="0"/>
+          <w:szCs w:val="24"/>
+          <w:lang w:eastAsia="en-GB" w:bidi="hi-IN"/>
+        </w:rPr>
+        <w:pict>
+          <v:rect id="_x0000_i1025" alt="" style="width:451.3pt;height:.05pt;mso-width-percent:0;mso-height-percent:0;mso-width-percent:0;mso-height-percent:0" o:hralign="center" o:hrstd="t" o:hr="t" fillcolor="#a0a0a0" stroked="f"/>
+        </w:pict>
+      </w:r>
+    </w:p>
+    <w:p>
+      <w:pPr>
+        <w:spacing w:before="100" w:beforeAutospacing="1" w:after="100" w:afterAutospacing="1"/>
+        <w:outlineLvl w:val="0"/>
+        <w:rPr>
+          <w:rFonts w:ascii="Times New Roman" w:eastAsia="Times New Roman" w:hAnsi="Times New Roman" w:cs="Times New Roman"/>
+          <w:b/>
+          <w:bCs/>
+          <w:kern w:val="36"/>
+          <w:sz w:val="48"/>
+          <w:szCs w:val="48"/>
+          <w:lang w:eastAsia="en-GB" w:bidi="hi-IN"/>
+          <w14:ligatures w14:val="none"/>
+        </w:rPr>
+      </w:pPr>
+      <w:r>
+        <w:rPr>
+          <w:rFonts w:ascii="Times New Roman" w:eastAsia="Times New Roman" w:hAnsi="Times New Roman" w:cs="Times New Roman"/>
+          <w:b/>
+          <w:bCs/>
+          <w:kern w:val="36"/>
+          <w:sz w:val="48"/>
+          <w:szCs w:val="48"/>
+          <w:lang w:eastAsia="en-GB" w:bidi="hi-IN"/>
+          <w14:ligatures w14:val="none"/>
+        </w:rPr>
+        <w:t>14. Conclusion</w:t>
+      </w:r>
+    </w:p>
+    <w:p>
+      <w:pPr>
+        <w:spacing w:before="100" w:beforeAutospacing="1" w:after="100" w:afterAutospacing="1"/>
+        <w:rPr>
+          <w:rFonts w:ascii="Times New Roman" w:eastAsia="Times New Roman" w:hAnsi="Times New Roman" w:cs="Times New Roman"/>
+          <w:kern w:val="0"/>
+          <w:szCs w:val="24"/>
+          <w:lang w:eastAsia="en-GB" w:bidi="hi-IN"/>
+          <w14:ligatures w14:val="none"/>
+        </w:rPr>
+      </w:pPr>
+      <w:r>
+        <w:rPr>
+          <w:rFonts w:ascii="Times New Roman" w:eastAsia="Times New Roman" w:hAnsi="Times New Roman" w:cs="Times New Roman"/>
+          <w:kern w:val="0"/>
+          <w:szCs w:val="24"/>
+          <w:lang w:eastAsia="en-GB" w:bidi="hi-IN"/>
+          <w14:ligatures w14:val="none"/>
+        </w:rPr>
+        <w:t>In this experiment, a prediction model was developed to estimate missing output values from given input variables. The Linear Regression algorithm successfully predicted the missing marks based on study hours, attendance, and assignment scores. The experiment shows that prediction models are effective tools for forecasting unknown values and supporting data-driven decision making.</w:t>
       </w:r>
     </w:p>
     <w:p/>
@@ -2361,6 +6996,1039 @@
     </w:sectPr>
   </w:body>
 </w:document>
+</file>
+
+<file path=word/numbering.xml><?xml version="1.0" encoding="utf-8"?>
+<w:numbering xmlns:wpc="http://schemas.microsoft.com/office/word/2010/wordprocessingCanvas" xmlns:cx="http://schemas.microsoft.com/office/drawing/2014/chartex" xmlns:cx1="http://schemas.microsoft.com/office/drawing/2015/9/8/chartex" xmlns:cx2="http://schemas.microsoft.com/office/drawing/2015/10/21/chartex" xmlns:cx3="http://schemas.microsoft.com/office/drawing/2016/5/9/chartex" xmlns:cx4="http://schemas.microsoft.com/office/drawing/2016/5/10/chartex" xmlns:cx5="http://schemas.microsoft.com/office/drawing/2016/5/11/chartex" xmlns:cx6="http://schemas.microsoft.com/office/drawing/2016/5/12/chartex" xmlns:cx7="http://schemas.microsoft.com/office/drawing/2016/5/13/chartex" xmlns:cx8="http://schemas.microsoft.com/office/drawing/2016/5/14/chartex" xmlns:mc="http://schemas.openxmlformats.org/markup-compatibility/2006" xmlns:aink="http://schemas.microsoft.com/office/drawing/2016/ink" xmlns:am3d="http://schemas.microsoft.com/office/drawing/2017/model3d" xmlns:o="urn:schemas-microsoft-com:office:office" xmlns:oel="http://schemas.microsoft.com/office/2019/extlst" xmlns:r="http://schemas.openxmlformats.org/officeDocument/2006/relationships" xmlns:m="http://schemas.openxmlformats.org/officeDocument/2006/math" xmlns:v="urn:schemas-microsoft-com:vml" xmlns:wp14="http://schemas.microsoft.com/office/word/2010/wordprocessingDrawing" xmlns:wp="http://schemas.openxmlformats.org/drawingml/2006/wordprocessingDrawing" xmlns:w10="urn:schemas-microsoft-com:office:word" xmlns:w="http://schemas.openxmlformats.org/wordprocessingml/2006/main" xmlns:w14="http://schemas.microsoft.com/office/word/2010/wordml" xmlns:w15="http://schemas.microsoft.com/office/word/2012/wordml" xmlns:w16cex="http://schemas.microsoft.com/office/word/2018/wordml/cex" xmlns:w16cid="http://schemas.microsoft.com/office/word/2016/wordml/cid" xmlns:w16="http://schemas.microsoft.com/office/word/2018/wordml" xmlns:w16sdtdh="http://schemas.microsoft.com/office/word/2020/wordml/sdtdatahash" xmlns:w16se="http://schemas.microsoft.com/office/word/2015/wordml/symex" xmlns:wpg="http://schemas.microsoft.com/office/word/2010/wordprocessingGroup" xmlns:wpi="http://schemas.microsoft.com/office/word/2010/wordprocessingInk" xmlns:wne="http://schemas.microsoft.com/office/word/2006/wordml" xmlns:wps="http://schemas.microsoft.com/office/word/2010/wordprocessingShape" mc:Ignorable="w14 w15 w16se w16cid w16 w16cex w16sdtdh wp14">
+  <w:abstractNum w:abstractNumId="0" w15:restartNumberingAfterBreak="0">
+    <w:nsid w:val="02B511F3"/>
+    <w:multiLevelType w:val="multilevel"/>
+    <w:tmpl w:val="B22E18A6"/>
+    <w:lvl w:ilvl="0">
+      <w:start w:val="1"/>
+      <w:numFmt w:val="bullet"/>
+      <w:lvlText w:val=""/>
+      <w:lvlJc w:val="left"/>
+      <w:pPr>
+        <w:tabs>
+          <w:tab w:val="num" w:pos="720"/>
+        </w:tabs>
+        <w:ind w:left="720" w:hanging="360"/>
+      </w:pPr>
+      <w:rPr>
+        <w:rFonts w:ascii="Symbol" w:hAnsi="Symbol" w:hint="default"/>
+        <w:sz w:val="20"/>
+      </w:rPr>
+    </w:lvl>
+    <w:lvl w:ilvl="1" w:tentative="1">
+      <w:start w:val="1"/>
+      <w:numFmt w:val="bullet"/>
+      <w:lvlText w:val="o"/>
+      <w:lvlJc w:val="left"/>
+      <w:pPr>
+        <w:tabs>
+          <w:tab w:val="num" w:pos="1440"/>
+        </w:tabs>
+        <w:ind w:left="1440" w:hanging="360"/>
+      </w:pPr>
+      <w:rPr>
+        <w:rFonts w:ascii="Courier New" w:hAnsi="Courier New" w:hint="default"/>
+        <w:sz w:val="20"/>
+      </w:rPr>
+    </w:lvl>
+    <w:lvl w:ilvl="2" w:tentative="1">
+      <w:start w:val="1"/>
+      <w:numFmt w:val="bullet"/>
+      <w:lvlText w:val=""/>
+      <w:lvlJc w:val="left"/>
+      <w:pPr>
+        <w:tabs>
+          <w:tab w:val="num" w:pos="2160"/>
+        </w:tabs>
+        <w:ind w:left="2160" w:hanging="360"/>
+      </w:pPr>
+      <w:rPr>
+        <w:rFonts w:ascii="Wingdings" w:hAnsi="Wingdings" w:hint="default"/>
+        <w:sz w:val="20"/>
+      </w:rPr>
+    </w:lvl>
+    <w:lvl w:ilvl="3" w:tentative="1">
+      <w:start w:val="1"/>
+      <w:numFmt w:val="bullet"/>
+      <w:lvlText w:val=""/>
+      <w:lvlJc w:val="left"/>
+      <w:pPr>
+        <w:tabs>
+          <w:tab w:val="num" w:pos="2880"/>
+        </w:tabs>
+        <w:ind w:left="2880" w:hanging="360"/>
+      </w:pPr>
+      <w:rPr>
+        <w:rFonts w:ascii="Wingdings" w:hAnsi="Wingdings" w:hint="default"/>
+        <w:sz w:val="20"/>
+      </w:rPr>
+    </w:lvl>
+    <w:lvl w:ilvl="4" w:tentative="1">
+      <w:start w:val="1"/>
+      <w:numFmt w:val="bullet"/>
+      <w:lvlText w:val=""/>
+      <w:lvlJc w:val="left"/>
+      <w:pPr>
+        <w:tabs>
+          <w:tab w:val="num" w:pos="3600"/>
+        </w:tabs>
+        <w:ind w:left="3600" w:hanging="360"/>
+      </w:pPr>
+      <w:rPr>
+        <w:rFonts w:ascii="Wingdings" w:hAnsi="Wingdings" w:hint="default"/>
+        <w:sz w:val="20"/>
+      </w:rPr>
+    </w:lvl>
+    <w:lvl w:ilvl="5" w:tentative="1">
+      <w:start w:val="1"/>
+      <w:numFmt w:val="bullet"/>
+      <w:lvlText w:val=""/>
+      <w:lvlJc w:val="left"/>
+      <w:pPr>
+        <w:tabs>
+          <w:tab w:val="num" w:pos="4320"/>
+        </w:tabs>
+        <w:ind w:left="4320" w:hanging="360"/>
+      </w:pPr>
+      <w:rPr>
+        <w:rFonts w:ascii="Wingdings" w:hAnsi="Wingdings" w:hint="default"/>
+        <w:sz w:val="20"/>
+      </w:rPr>
+    </w:lvl>
+    <w:lvl w:ilvl="6" w:tentative="1">
+      <w:start w:val="1"/>
+      <w:numFmt w:val="bullet"/>
+      <w:lvlText w:val=""/>
+      <w:lvlJc w:val="left"/>
+      <w:pPr>
+        <w:tabs>
+          <w:tab w:val="num" w:pos="5040"/>
+        </w:tabs>
+        <w:ind w:left="5040" w:hanging="360"/>
+      </w:pPr>
+      <w:rPr>
+        <w:rFonts w:ascii="Wingdings" w:hAnsi="Wingdings" w:hint="default"/>
+        <w:sz w:val="20"/>
+      </w:rPr>
+    </w:lvl>
+    <w:lvl w:ilvl="7" w:tentative="1">
+      <w:start w:val="1"/>
+      <w:numFmt w:val="bullet"/>
+      <w:lvlText w:val=""/>
+      <w:lvlJc w:val="left"/>
+      <w:pPr>
+        <w:tabs>
+          <w:tab w:val="num" w:pos="5760"/>
+        </w:tabs>
+        <w:ind w:left="5760" w:hanging="360"/>
+      </w:pPr>
+      <w:rPr>
+        <w:rFonts w:ascii="Wingdings" w:hAnsi="Wingdings" w:hint="default"/>
+        <w:sz w:val="20"/>
+      </w:rPr>
+    </w:lvl>
+    <w:lvl w:ilvl="8" w:tentative="1">
+      <w:start w:val="1"/>
+      <w:numFmt w:val="bullet"/>
+      <w:lvlText w:val=""/>
+      <w:lvlJc w:val="left"/>
+      <w:pPr>
+        <w:tabs>
+          <w:tab w:val="num" w:pos="6480"/>
+        </w:tabs>
+        <w:ind w:left="6480" w:hanging="360"/>
+      </w:pPr>
+      <w:rPr>
+        <w:rFonts w:ascii="Wingdings" w:hAnsi="Wingdings" w:hint="default"/>
+        <w:sz w:val="20"/>
+      </w:rPr>
+    </w:lvl>
+  </w:abstractNum>
+  <w:abstractNum w:abstractNumId="1" w15:restartNumberingAfterBreak="0">
+    <w:nsid w:val="0D070688"/>
+    <w:multiLevelType w:val="multilevel"/>
+    <w:tmpl w:val="A268FC6A"/>
+    <w:lvl w:ilvl="0">
+      <w:start w:val="1"/>
+      <w:numFmt w:val="bullet"/>
+      <w:lvlText w:val=""/>
+      <w:lvlJc w:val="left"/>
+      <w:pPr>
+        <w:tabs>
+          <w:tab w:val="num" w:pos="720"/>
+        </w:tabs>
+        <w:ind w:left="720" w:hanging="360"/>
+      </w:pPr>
+      <w:rPr>
+        <w:rFonts w:ascii="Symbol" w:hAnsi="Symbol" w:hint="default"/>
+        <w:sz w:val="20"/>
+      </w:rPr>
+    </w:lvl>
+    <w:lvl w:ilvl="1" w:tentative="1">
+      <w:start w:val="1"/>
+      <w:numFmt w:val="bullet"/>
+      <w:lvlText w:val="o"/>
+      <w:lvlJc w:val="left"/>
+      <w:pPr>
+        <w:tabs>
+          <w:tab w:val="num" w:pos="1440"/>
+        </w:tabs>
+        <w:ind w:left="1440" w:hanging="360"/>
+      </w:pPr>
+      <w:rPr>
+        <w:rFonts w:ascii="Courier New" w:hAnsi="Courier New" w:hint="default"/>
+        <w:sz w:val="20"/>
+      </w:rPr>
+    </w:lvl>
+    <w:lvl w:ilvl="2" w:tentative="1">
+      <w:start w:val="1"/>
+      <w:numFmt w:val="bullet"/>
+      <w:lvlText w:val=""/>
+      <w:lvlJc w:val="left"/>
+      <w:pPr>
+        <w:tabs>
+          <w:tab w:val="num" w:pos="2160"/>
+        </w:tabs>
+        <w:ind w:left="2160" w:hanging="360"/>
+      </w:pPr>
+      <w:rPr>
+        <w:rFonts w:ascii="Wingdings" w:hAnsi="Wingdings" w:hint="default"/>
+        <w:sz w:val="20"/>
+      </w:rPr>
+    </w:lvl>
+    <w:lvl w:ilvl="3" w:tentative="1">
+      <w:start w:val="1"/>
+      <w:numFmt w:val="bullet"/>
+      <w:lvlText w:val=""/>
+      <w:lvlJc w:val="left"/>
+      <w:pPr>
+        <w:tabs>
+          <w:tab w:val="num" w:pos="2880"/>
+        </w:tabs>
+        <w:ind w:left="2880" w:hanging="360"/>
+      </w:pPr>
+      <w:rPr>
+        <w:rFonts w:ascii="Wingdings" w:hAnsi="Wingdings" w:hint="default"/>
+        <w:sz w:val="20"/>
+      </w:rPr>
+    </w:lvl>
+    <w:lvl w:ilvl="4" w:tentative="1">
+      <w:start w:val="1"/>
+      <w:numFmt w:val="bullet"/>
+      <w:lvlText w:val=""/>
+      <w:lvlJc w:val="left"/>
+      <w:pPr>
+        <w:tabs>
+          <w:tab w:val="num" w:pos="3600"/>
+        </w:tabs>
+        <w:ind w:left="3600" w:hanging="360"/>
+      </w:pPr>
+      <w:rPr>
+        <w:rFonts w:ascii="Wingdings" w:hAnsi="Wingdings" w:hint="default"/>
+        <w:sz w:val="20"/>
+      </w:rPr>
+    </w:lvl>
+    <w:lvl w:ilvl="5" w:tentative="1">
+      <w:start w:val="1"/>
+      <w:numFmt w:val="bullet"/>
+      <w:lvlText w:val=""/>
+      <w:lvlJc w:val="left"/>
+      <w:pPr>
+        <w:tabs>
+          <w:tab w:val="num" w:pos="4320"/>
+        </w:tabs>
+        <w:ind w:left="4320" w:hanging="360"/>
+      </w:pPr>
+      <w:rPr>
+        <w:rFonts w:ascii="Wingdings" w:hAnsi="Wingdings" w:hint="default"/>
+        <w:sz w:val="20"/>
+      </w:rPr>
+    </w:lvl>
+    <w:lvl w:ilvl="6" w:tentative="1">
+      <w:start w:val="1"/>
+      <w:numFmt w:val="bullet"/>
+      <w:lvlText w:val=""/>
+      <w:lvlJc w:val="left"/>
+      <w:pPr>
+        <w:tabs>
+          <w:tab w:val="num" w:pos="5040"/>
+        </w:tabs>
+        <w:ind w:left="5040" w:hanging="360"/>
+      </w:pPr>
+      <w:rPr>
+        <w:rFonts w:ascii="Wingdings" w:hAnsi="Wingdings" w:hint="default"/>
+        <w:sz w:val="20"/>
+      </w:rPr>
+    </w:lvl>
+    <w:lvl w:ilvl="7" w:tentative="1">
+      <w:start w:val="1"/>
+      <w:numFmt w:val="bullet"/>
+      <w:lvlText w:val=""/>
+      <w:lvlJc w:val="left"/>
+      <w:pPr>
+        <w:tabs>
+          <w:tab w:val="num" w:pos="5760"/>
+        </w:tabs>
+        <w:ind w:left="5760" w:hanging="360"/>
+      </w:pPr>
+      <w:rPr>
+        <w:rFonts w:ascii="Wingdings" w:hAnsi="Wingdings" w:hint="default"/>
+        <w:sz w:val="20"/>
+      </w:rPr>
+    </w:lvl>
+    <w:lvl w:ilvl="8" w:tentative="1">
+      <w:start w:val="1"/>
+      <w:numFmt w:val="bullet"/>
+      <w:lvlText w:val=""/>
+      <w:lvlJc w:val="left"/>
+      <w:pPr>
+        <w:tabs>
+          <w:tab w:val="num" w:pos="6480"/>
+        </w:tabs>
+        <w:ind w:left="6480" w:hanging="360"/>
+      </w:pPr>
+      <w:rPr>
+        <w:rFonts w:ascii="Wingdings" w:hAnsi="Wingdings" w:hint="default"/>
+        <w:sz w:val="20"/>
+      </w:rPr>
+    </w:lvl>
+  </w:abstractNum>
+  <w:abstractNum w:abstractNumId="2" w15:restartNumberingAfterBreak="0">
+    <w:nsid w:val="111A5550"/>
+    <w:multiLevelType w:val="multilevel"/>
+    <w:tmpl w:val="5A18A3CC"/>
+    <w:lvl w:ilvl="0">
+      <w:start w:val="1"/>
+      <w:numFmt w:val="bullet"/>
+      <w:lvlText w:val=""/>
+      <w:lvlJc w:val="left"/>
+      <w:pPr>
+        <w:tabs>
+          <w:tab w:val="num" w:pos="720"/>
+        </w:tabs>
+        <w:ind w:left="720" w:hanging="360"/>
+      </w:pPr>
+      <w:rPr>
+        <w:rFonts w:ascii="Symbol" w:hAnsi="Symbol" w:hint="default"/>
+        <w:sz w:val="20"/>
+      </w:rPr>
+    </w:lvl>
+    <w:lvl w:ilvl="1" w:tentative="1">
+      <w:start w:val="1"/>
+      <w:numFmt w:val="bullet"/>
+      <w:lvlText w:val="o"/>
+      <w:lvlJc w:val="left"/>
+      <w:pPr>
+        <w:tabs>
+          <w:tab w:val="num" w:pos="1440"/>
+        </w:tabs>
+        <w:ind w:left="1440" w:hanging="360"/>
+      </w:pPr>
+      <w:rPr>
+        <w:rFonts w:ascii="Courier New" w:hAnsi="Courier New" w:hint="default"/>
+        <w:sz w:val="20"/>
+      </w:rPr>
+    </w:lvl>
+    <w:lvl w:ilvl="2" w:tentative="1">
+      <w:start w:val="1"/>
+      <w:numFmt w:val="bullet"/>
+      <w:lvlText w:val=""/>
+      <w:lvlJc w:val="left"/>
+      <w:pPr>
+        <w:tabs>
+          <w:tab w:val="num" w:pos="2160"/>
+        </w:tabs>
+        <w:ind w:left="2160" w:hanging="360"/>
+      </w:pPr>
+      <w:rPr>
+        <w:rFonts w:ascii="Wingdings" w:hAnsi="Wingdings" w:hint="default"/>
+        <w:sz w:val="20"/>
+      </w:rPr>
+    </w:lvl>
+    <w:lvl w:ilvl="3" w:tentative="1">
+      <w:start w:val="1"/>
+      <w:numFmt w:val="bullet"/>
+      <w:lvlText w:val=""/>
+      <w:lvlJc w:val="left"/>
+      <w:pPr>
+        <w:tabs>
+          <w:tab w:val="num" w:pos="2880"/>
+        </w:tabs>
+        <w:ind w:left="2880" w:hanging="360"/>
+      </w:pPr>
+      <w:rPr>
+        <w:rFonts w:ascii="Wingdings" w:hAnsi="Wingdings" w:hint="default"/>
+        <w:sz w:val="20"/>
+      </w:rPr>
+    </w:lvl>
+    <w:lvl w:ilvl="4" w:tentative="1">
+      <w:start w:val="1"/>
+      <w:numFmt w:val="bullet"/>
+      <w:lvlText w:val=""/>
+      <w:lvlJc w:val="left"/>
+      <w:pPr>
+        <w:tabs>
+          <w:tab w:val="num" w:pos="3600"/>
+        </w:tabs>
+        <w:ind w:left="3600" w:hanging="360"/>
+      </w:pPr>
+      <w:rPr>
+        <w:rFonts w:ascii="Wingdings" w:hAnsi="Wingdings" w:hint="default"/>
+        <w:sz w:val="20"/>
+      </w:rPr>
+    </w:lvl>
+    <w:lvl w:ilvl="5" w:tentative="1">
+      <w:start w:val="1"/>
+      <w:numFmt w:val="bullet"/>
+      <w:lvlText w:val=""/>
+      <w:lvlJc w:val="left"/>
+      <w:pPr>
+        <w:tabs>
+          <w:tab w:val="num" w:pos="4320"/>
+        </w:tabs>
+        <w:ind w:left="4320" w:hanging="360"/>
+      </w:pPr>
+      <w:rPr>
+        <w:rFonts w:ascii="Wingdings" w:hAnsi="Wingdings" w:hint="default"/>
+        <w:sz w:val="20"/>
+      </w:rPr>
+    </w:lvl>
+    <w:lvl w:ilvl="6" w:tentative="1">
+      <w:start w:val="1"/>
+      <w:numFmt w:val="bullet"/>
+      <w:lvlText w:val=""/>
+      <w:lvlJc w:val="left"/>
+      <w:pPr>
+        <w:tabs>
+          <w:tab w:val="num" w:pos="5040"/>
+        </w:tabs>
+        <w:ind w:left="5040" w:hanging="360"/>
+      </w:pPr>
+      <w:rPr>
+        <w:rFonts w:ascii="Wingdings" w:hAnsi="Wingdings" w:hint="default"/>
+        <w:sz w:val="20"/>
+      </w:rPr>
+    </w:lvl>
+    <w:lvl w:ilvl="7" w:tentative="1">
+      <w:start w:val="1"/>
+      <w:numFmt w:val="bullet"/>
+      <w:lvlText w:val=""/>
+      <w:lvlJc w:val="left"/>
+      <w:pPr>
+        <w:tabs>
+          <w:tab w:val="num" w:pos="5760"/>
+        </w:tabs>
+        <w:ind w:left="5760" w:hanging="360"/>
+      </w:pPr>
+      <w:rPr>
+        <w:rFonts w:ascii="Wingdings" w:hAnsi="Wingdings" w:hint="default"/>
+        <w:sz w:val="20"/>
+      </w:rPr>
+    </w:lvl>
+    <w:lvl w:ilvl="8" w:tentative="1">
+      <w:start w:val="1"/>
+      <w:numFmt w:val="bullet"/>
+      <w:lvlText w:val=""/>
+      <w:lvlJc w:val="left"/>
+      <w:pPr>
+        <w:tabs>
+          <w:tab w:val="num" w:pos="6480"/>
+        </w:tabs>
+        <w:ind w:left="6480" w:hanging="360"/>
+      </w:pPr>
+      <w:rPr>
+        <w:rFonts w:ascii="Wingdings" w:hAnsi="Wingdings" w:hint="default"/>
+        <w:sz w:val="20"/>
+      </w:rPr>
+    </w:lvl>
+  </w:abstractNum>
+  <w:abstractNum w:abstractNumId="3" w15:restartNumberingAfterBreak="0">
+    <w:nsid w:val="11B50C79"/>
+    <w:multiLevelType w:val="multilevel"/>
+    <w:tmpl w:val="73B41A54"/>
+    <w:lvl w:ilvl="0">
+      <w:start w:val="1"/>
+      <w:numFmt w:val="decimal"/>
+      <w:lvlText w:val="%1."/>
+      <w:lvlJc w:val="left"/>
+      <w:pPr>
+        <w:tabs>
+          <w:tab w:val="num" w:pos="720"/>
+        </w:tabs>
+        <w:ind w:left="720" w:hanging="360"/>
+      </w:pPr>
+    </w:lvl>
+    <w:lvl w:ilvl="1" w:tentative="1">
+      <w:start w:val="1"/>
+      <w:numFmt w:val="decimal"/>
+      <w:lvlText w:val="%2."/>
+      <w:lvlJc w:val="left"/>
+      <w:pPr>
+        <w:tabs>
+          <w:tab w:val="num" w:pos="1440"/>
+        </w:tabs>
+        <w:ind w:left="1440" w:hanging="360"/>
+      </w:pPr>
+    </w:lvl>
+    <w:lvl w:ilvl="2" w:tentative="1">
+      <w:start w:val="1"/>
+      <w:numFmt w:val="decimal"/>
+      <w:lvlText w:val="%3."/>
+      <w:lvlJc w:val="left"/>
+      <w:pPr>
+        <w:tabs>
+          <w:tab w:val="num" w:pos="2160"/>
+        </w:tabs>
+        <w:ind w:left="2160" w:hanging="360"/>
+      </w:pPr>
+    </w:lvl>
+    <w:lvl w:ilvl="3" w:tentative="1">
+      <w:start w:val="1"/>
+      <w:numFmt w:val="decimal"/>
+      <w:lvlText w:val="%4."/>
+      <w:lvlJc w:val="left"/>
+      <w:pPr>
+        <w:tabs>
+          <w:tab w:val="num" w:pos="2880"/>
+        </w:tabs>
+        <w:ind w:left="2880" w:hanging="360"/>
+      </w:pPr>
+    </w:lvl>
+    <w:lvl w:ilvl="4" w:tentative="1">
+      <w:start w:val="1"/>
+      <w:numFmt w:val="decimal"/>
+      <w:lvlText w:val="%5."/>
+      <w:lvlJc w:val="left"/>
+      <w:pPr>
+        <w:tabs>
+          <w:tab w:val="num" w:pos="3600"/>
+        </w:tabs>
+        <w:ind w:left="3600" w:hanging="360"/>
+      </w:pPr>
+    </w:lvl>
+    <w:lvl w:ilvl="5" w:tentative="1">
+      <w:start w:val="1"/>
+      <w:numFmt w:val="decimal"/>
+      <w:lvlText w:val="%6."/>
+      <w:lvlJc w:val="left"/>
+      <w:pPr>
+        <w:tabs>
+          <w:tab w:val="num" w:pos="4320"/>
+        </w:tabs>
+        <w:ind w:left="4320" w:hanging="360"/>
+      </w:pPr>
+    </w:lvl>
+    <w:lvl w:ilvl="6" w:tentative="1">
+      <w:start w:val="1"/>
+      <w:numFmt w:val="decimal"/>
+      <w:lvlText w:val="%7."/>
+      <w:lvlJc w:val="left"/>
+      <w:pPr>
+        <w:tabs>
+          <w:tab w:val="num" w:pos="5040"/>
+        </w:tabs>
+        <w:ind w:left="5040" w:hanging="360"/>
+      </w:pPr>
+    </w:lvl>
+    <w:lvl w:ilvl="7" w:tentative="1">
+      <w:start w:val="1"/>
+      <w:numFmt w:val="decimal"/>
+      <w:lvlText w:val="%8."/>
+      <w:lvlJc w:val="left"/>
+      <w:pPr>
+        <w:tabs>
+          <w:tab w:val="num" w:pos="5760"/>
+        </w:tabs>
+        <w:ind w:left="5760" w:hanging="360"/>
+      </w:pPr>
+    </w:lvl>
+    <w:lvl w:ilvl="8" w:tentative="1">
+      <w:start w:val="1"/>
+      <w:numFmt w:val="decimal"/>
+      <w:lvlText w:val="%9."/>
+      <w:lvlJc w:val="left"/>
+      <w:pPr>
+        <w:tabs>
+          <w:tab w:val="num" w:pos="6480"/>
+        </w:tabs>
+        <w:ind w:left="6480" w:hanging="360"/>
+      </w:pPr>
+    </w:lvl>
+  </w:abstractNum>
+  <w:abstractNum w:abstractNumId="4" w15:restartNumberingAfterBreak="0">
+    <w:nsid w:val="425F02E7"/>
+    <w:multiLevelType w:val="multilevel"/>
+    <w:tmpl w:val="304E7496"/>
+    <w:lvl w:ilvl="0">
+      <w:start w:val="1"/>
+      <w:numFmt w:val="bullet"/>
+      <w:lvlText w:val=""/>
+      <w:lvlJc w:val="left"/>
+      <w:pPr>
+        <w:tabs>
+          <w:tab w:val="num" w:pos="720"/>
+        </w:tabs>
+        <w:ind w:left="720" w:hanging="360"/>
+      </w:pPr>
+      <w:rPr>
+        <w:rFonts w:ascii="Symbol" w:hAnsi="Symbol" w:hint="default"/>
+        <w:sz w:val="20"/>
+      </w:rPr>
+    </w:lvl>
+    <w:lvl w:ilvl="1" w:tentative="1">
+      <w:start w:val="1"/>
+      <w:numFmt w:val="bullet"/>
+      <w:lvlText w:val="o"/>
+      <w:lvlJc w:val="left"/>
+      <w:pPr>
+        <w:tabs>
+          <w:tab w:val="num" w:pos="1440"/>
+        </w:tabs>
+        <w:ind w:left="1440" w:hanging="360"/>
+      </w:pPr>
+      <w:rPr>
+        <w:rFonts w:ascii="Courier New" w:hAnsi="Courier New" w:hint="default"/>
+        <w:sz w:val="20"/>
+      </w:rPr>
+    </w:lvl>
+    <w:lvl w:ilvl="2" w:tentative="1">
+      <w:start w:val="1"/>
+      <w:numFmt w:val="bullet"/>
+      <w:lvlText w:val=""/>
+      <w:lvlJc w:val="left"/>
+      <w:pPr>
+        <w:tabs>
+          <w:tab w:val="num" w:pos="2160"/>
+        </w:tabs>
+        <w:ind w:left="2160" w:hanging="360"/>
+      </w:pPr>
+      <w:rPr>
+        <w:rFonts w:ascii="Wingdings" w:hAnsi="Wingdings" w:hint="default"/>
+        <w:sz w:val="20"/>
+      </w:rPr>
+    </w:lvl>
+    <w:lvl w:ilvl="3" w:tentative="1">
+      <w:start w:val="1"/>
+      <w:numFmt w:val="bullet"/>
+      <w:lvlText w:val=""/>
+      <w:lvlJc w:val="left"/>
+      <w:pPr>
+        <w:tabs>
+          <w:tab w:val="num" w:pos="2880"/>
+        </w:tabs>
+        <w:ind w:left="2880" w:hanging="360"/>
+      </w:pPr>
+      <w:rPr>
+        <w:rFonts w:ascii="Wingdings" w:hAnsi="Wingdings" w:hint="default"/>
+        <w:sz w:val="20"/>
+      </w:rPr>
+    </w:lvl>
+    <w:lvl w:ilvl="4" w:tentative="1">
+      <w:start w:val="1"/>
+      <w:numFmt w:val="bullet"/>
+      <w:lvlText w:val=""/>
+      <w:lvlJc w:val="left"/>
+      <w:pPr>
+        <w:tabs>
+          <w:tab w:val="num" w:pos="3600"/>
+        </w:tabs>
+        <w:ind w:left="3600" w:hanging="360"/>
+      </w:pPr>
+      <w:rPr>
+        <w:rFonts w:ascii="Wingdings" w:hAnsi="Wingdings" w:hint="default"/>
+        <w:sz w:val="20"/>
+      </w:rPr>
+    </w:lvl>
+    <w:lvl w:ilvl="5" w:tentative="1">
+      <w:start w:val="1"/>
+      <w:numFmt w:val="bullet"/>
+      <w:lvlText w:val=""/>
+      <w:lvlJc w:val="left"/>
+      <w:pPr>
+        <w:tabs>
+          <w:tab w:val="num" w:pos="4320"/>
+        </w:tabs>
+        <w:ind w:left="4320" w:hanging="360"/>
+      </w:pPr>
+      <w:rPr>
+        <w:rFonts w:ascii="Wingdings" w:hAnsi="Wingdings" w:hint="default"/>
+        <w:sz w:val="20"/>
+      </w:rPr>
+    </w:lvl>
+    <w:lvl w:ilvl="6" w:tentative="1">
+      <w:start w:val="1"/>
+      <w:numFmt w:val="bullet"/>
+      <w:lvlText w:val=""/>
+      <w:lvlJc w:val="left"/>
+      <w:pPr>
+        <w:tabs>
+          <w:tab w:val="num" w:pos="5040"/>
+        </w:tabs>
+        <w:ind w:left="5040" w:hanging="360"/>
+      </w:pPr>
+      <w:rPr>
+        <w:rFonts w:ascii="Wingdings" w:hAnsi="Wingdings" w:hint="default"/>
+        <w:sz w:val="20"/>
+      </w:rPr>
+    </w:lvl>
+    <w:lvl w:ilvl="7" w:tentative="1">
+      <w:start w:val="1"/>
+      <w:numFmt w:val="bullet"/>
+      <w:lvlText w:val=""/>
+      <w:lvlJc w:val="left"/>
+      <w:pPr>
+        <w:tabs>
+          <w:tab w:val="num" w:pos="5760"/>
+        </w:tabs>
+        <w:ind w:left="5760" w:hanging="360"/>
+      </w:pPr>
+      <w:rPr>
+        <w:rFonts w:ascii="Wingdings" w:hAnsi="Wingdings" w:hint="default"/>
+        <w:sz w:val="20"/>
+      </w:rPr>
+    </w:lvl>
+    <w:lvl w:ilvl="8" w:tentative="1">
+      <w:start w:val="1"/>
+      <w:numFmt w:val="bullet"/>
+      <w:lvlText w:val=""/>
+      <w:lvlJc w:val="left"/>
+      <w:pPr>
+        <w:tabs>
+          <w:tab w:val="num" w:pos="6480"/>
+        </w:tabs>
+        <w:ind w:left="6480" w:hanging="360"/>
+      </w:pPr>
+      <w:rPr>
+        <w:rFonts w:ascii="Wingdings" w:hAnsi="Wingdings" w:hint="default"/>
+        <w:sz w:val="20"/>
+      </w:rPr>
+    </w:lvl>
+  </w:abstractNum>
+  <w:abstractNum w:abstractNumId="5" w15:restartNumberingAfterBreak="0">
+    <w:nsid w:val="666E5A6F"/>
+    <w:multiLevelType w:val="multilevel"/>
+    <w:tmpl w:val="52504DCE"/>
+    <w:lvl w:ilvl="0">
+      <w:start w:val="1"/>
+      <w:numFmt w:val="bullet"/>
+      <w:lvlText w:val=""/>
+      <w:lvlJc w:val="left"/>
+      <w:pPr>
+        <w:tabs>
+          <w:tab w:val="num" w:pos="720"/>
+        </w:tabs>
+        <w:ind w:left="720" w:hanging="360"/>
+      </w:pPr>
+      <w:rPr>
+        <w:rFonts w:ascii="Symbol" w:hAnsi="Symbol" w:hint="default"/>
+        <w:sz w:val="20"/>
+      </w:rPr>
+    </w:lvl>
+    <w:lvl w:ilvl="1" w:tentative="1">
+      <w:start w:val="1"/>
+      <w:numFmt w:val="bullet"/>
+      <w:lvlText w:val="o"/>
+      <w:lvlJc w:val="left"/>
+      <w:pPr>
+        <w:tabs>
+          <w:tab w:val="num" w:pos="1440"/>
+        </w:tabs>
+        <w:ind w:left="1440" w:hanging="360"/>
+      </w:pPr>
+      <w:rPr>
+        <w:rFonts w:ascii="Courier New" w:hAnsi="Courier New" w:hint="default"/>
+        <w:sz w:val="20"/>
+      </w:rPr>
+    </w:lvl>
+    <w:lvl w:ilvl="2" w:tentative="1">
+      <w:start w:val="1"/>
+      <w:numFmt w:val="bullet"/>
+      <w:lvlText w:val=""/>
+      <w:lvlJc w:val="left"/>
+      <w:pPr>
+        <w:tabs>
+          <w:tab w:val="num" w:pos="2160"/>
+        </w:tabs>
+        <w:ind w:left="2160" w:hanging="360"/>
+      </w:pPr>
+      <w:rPr>
+        <w:rFonts w:ascii="Wingdings" w:hAnsi="Wingdings" w:hint="default"/>
+        <w:sz w:val="20"/>
+      </w:rPr>
+    </w:lvl>
+    <w:lvl w:ilvl="3" w:tentative="1">
+      <w:start w:val="1"/>
+      <w:numFmt w:val="bullet"/>
+      <w:lvlText w:val=""/>
+      <w:lvlJc w:val="left"/>
+      <w:pPr>
+        <w:tabs>
+          <w:tab w:val="num" w:pos="2880"/>
+        </w:tabs>
+        <w:ind w:left="2880" w:hanging="360"/>
+      </w:pPr>
+      <w:rPr>
+        <w:rFonts w:ascii="Wingdings" w:hAnsi="Wingdings" w:hint="default"/>
+        <w:sz w:val="20"/>
+      </w:rPr>
+    </w:lvl>
+    <w:lvl w:ilvl="4" w:tentative="1">
+      <w:start w:val="1"/>
+      <w:numFmt w:val="bullet"/>
+      <w:lvlText w:val=""/>
+      <w:lvlJc w:val="left"/>
+      <w:pPr>
+        <w:tabs>
+          <w:tab w:val="num" w:pos="3600"/>
+        </w:tabs>
+        <w:ind w:left="3600" w:hanging="360"/>
+      </w:pPr>
+      <w:rPr>
+        <w:rFonts w:ascii="Wingdings" w:hAnsi="Wingdings" w:hint="default"/>
+        <w:sz w:val="20"/>
+      </w:rPr>
+    </w:lvl>
+    <w:lvl w:ilvl="5" w:tentative="1">
+      <w:start w:val="1"/>
+      <w:numFmt w:val="bullet"/>
+      <w:lvlText w:val=""/>
+      <w:lvlJc w:val="left"/>
+      <w:pPr>
+        <w:tabs>
+          <w:tab w:val="num" w:pos="4320"/>
+        </w:tabs>
+        <w:ind w:left="4320" w:hanging="360"/>
+      </w:pPr>
+      <w:rPr>
+        <w:rFonts w:ascii="Wingdings" w:hAnsi="Wingdings" w:hint="default"/>
+        <w:sz w:val="20"/>
+      </w:rPr>
+    </w:lvl>
+    <w:lvl w:ilvl="6" w:tentative="1">
+      <w:start w:val="1"/>
+      <w:numFmt w:val="bullet"/>
+      <w:lvlText w:val=""/>
+      <w:lvlJc w:val="left"/>
+      <w:pPr>
+        <w:tabs>
+          <w:tab w:val="num" w:pos="5040"/>
+        </w:tabs>
+        <w:ind w:left="5040" w:hanging="360"/>
+      </w:pPr>
+      <w:rPr>
+        <w:rFonts w:ascii="Wingdings" w:hAnsi="Wingdings" w:hint="default"/>
+        <w:sz w:val="20"/>
+      </w:rPr>
+    </w:lvl>
+    <w:lvl w:ilvl="7" w:tentative="1">
+      <w:start w:val="1"/>
+      <w:numFmt w:val="bullet"/>
+      <w:lvlText w:val=""/>
+      <w:lvlJc w:val="left"/>
+      <w:pPr>
+        <w:tabs>
+          <w:tab w:val="num" w:pos="5760"/>
+        </w:tabs>
+        <w:ind w:left="5760" w:hanging="360"/>
+      </w:pPr>
+      <w:rPr>
+        <w:rFonts w:ascii="Wingdings" w:hAnsi="Wingdings" w:hint="default"/>
+        <w:sz w:val="20"/>
+      </w:rPr>
+    </w:lvl>
+    <w:lvl w:ilvl="8" w:tentative="1">
+      <w:start w:val="1"/>
+      <w:numFmt w:val="bullet"/>
+      <w:lvlText w:val=""/>
+      <w:lvlJc w:val="left"/>
+      <w:pPr>
+        <w:tabs>
+          <w:tab w:val="num" w:pos="6480"/>
+        </w:tabs>
+        <w:ind w:left="6480" w:hanging="360"/>
+      </w:pPr>
+      <w:rPr>
+        <w:rFonts w:ascii="Wingdings" w:hAnsi="Wingdings" w:hint="default"/>
+        <w:sz w:val="20"/>
+      </w:rPr>
+    </w:lvl>
+  </w:abstractNum>
+  <w:abstractNum w:abstractNumId="6" w15:restartNumberingAfterBreak="0">
+    <w:nsid w:val="67586857"/>
+    <w:multiLevelType w:val="multilevel"/>
+    <w:tmpl w:val="1FC29F40"/>
+    <w:lvl w:ilvl="0">
+      <w:start w:val="1"/>
+      <w:numFmt w:val="bullet"/>
+      <w:lvlText w:val=""/>
+      <w:lvlJc w:val="left"/>
+      <w:pPr>
+        <w:tabs>
+          <w:tab w:val="num" w:pos="720"/>
+        </w:tabs>
+        <w:ind w:left="720" w:hanging="360"/>
+      </w:pPr>
+      <w:rPr>
+        <w:rFonts w:ascii="Symbol" w:hAnsi="Symbol" w:hint="default"/>
+        <w:sz w:val="20"/>
+      </w:rPr>
+    </w:lvl>
+    <w:lvl w:ilvl="1" w:tentative="1">
+      <w:start w:val="1"/>
+      <w:numFmt w:val="bullet"/>
+      <w:lvlText w:val="o"/>
+      <w:lvlJc w:val="left"/>
+      <w:pPr>
+        <w:tabs>
+          <w:tab w:val="num" w:pos="1440"/>
+        </w:tabs>
+        <w:ind w:left="1440" w:hanging="360"/>
+      </w:pPr>
+      <w:rPr>
+        <w:rFonts w:ascii="Courier New" w:hAnsi="Courier New" w:hint="default"/>
+        <w:sz w:val="20"/>
+      </w:rPr>
+    </w:lvl>
+    <w:lvl w:ilvl="2" w:tentative="1">
+      <w:start w:val="1"/>
+      <w:numFmt w:val="bullet"/>
+      <w:lvlText w:val=""/>
+      <w:lvlJc w:val="left"/>
+      <w:pPr>
+        <w:tabs>
+          <w:tab w:val="num" w:pos="2160"/>
+        </w:tabs>
+        <w:ind w:left="2160" w:hanging="360"/>
+      </w:pPr>
+      <w:rPr>
+        <w:rFonts w:ascii="Wingdings" w:hAnsi="Wingdings" w:hint="default"/>
+        <w:sz w:val="20"/>
+      </w:rPr>
+    </w:lvl>
+    <w:lvl w:ilvl="3" w:tentative="1">
+      <w:start w:val="1"/>
+      <w:numFmt w:val="bullet"/>
+      <w:lvlText w:val=""/>
+      <w:lvlJc w:val="left"/>
+      <w:pPr>
+        <w:tabs>
+          <w:tab w:val="num" w:pos="2880"/>
+        </w:tabs>
+        <w:ind w:left="2880" w:hanging="360"/>
+      </w:pPr>
+      <w:rPr>
+        <w:rFonts w:ascii="Wingdings" w:hAnsi="Wingdings" w:hint="default"/>
+        <w:sz w:val="20"/>
+      </w:rPr>
+    </w:lvl>
+    <w:lvl w:ilvl="4" w:tentative="1">
+      <w:start w:val="1"/>
+      <w:numFmt w:val="bullet"/>
+      <w:lvlText w:val=""/>
+      <w:lvlJc w:val="left"/>
+      <w:pPr>
+        <w:tabs>
+          <w:tab w:val="num" w:pos="3600"/>
+        </w:tabs>
+        <w:ind w:left="3600" w:hanging="360"/>
+      </w:pPr>
+      <w:rPr>
+        <w:rFonts w:ascii="Wingdings" w:hAnsi="Wingdings" w:hint="default"/>
+        <w:sz w:val="20"/>
+      </w:rPr>
+    </w:lvl>
+    <w:lvl w:ilvl="5" w:tentative="1">
+      <w:start w:val="1"/>
+      <w:numFmt w:val="bullet"/>
+      <w:lvlText w:val=""/>
+      <w:lvlJc w:val="left"/>
+      <w:pPr>
+        <w:tabs>
+          <w:tab w:val="num" w:pos="4320"/>
+        </w:tabs>
+        <w:ind w:left="4320" w:hanging="360"/>
+      </w:pPr>
+      <w:rPr>
+        <w:rFonts w:ascii="Wingdings" w:hAnsi="Wingdings" w:hint="default"/>
+        <w:sz w:val="20"/>
+      </w:rPr>
+    </w:lvl>
+    <w:lvl w:ilvl="6" w:tentative="1">
+      <w:start w:val="1"/>
+      <w:numFmt w:val="bullet"/>
+      <w:lvlText w:val=""/>
+      <w:lvlJc w:val="left"/>
+      <w:pPr>
+        <w:tabs>
+          <w:tab w:val="num" w:pos="5040"/>
+        </w:tabs>
+        <w:ind w:left="5040" w:hanging="360"/>
+      </w:pPr>
+      <w:rPr>
+        <w:rFonts w:ascii="Wingdings" w:hAnsi="Wingdings" w:hint="default"/>
+        <w:sz w:val="20"/>
+      </w:rPr>
+    </w:lvl>
+    <w:lvl w:ilvl="7" w:tentative="1">
+      <w:start w:val="1"/>
+      <w:numFmt w:val="bullet"/>
+      <w:lvlText w:val=""/>
+      <w:lvlJc w:val="left"/>
+      <w:pPr>
+        <w:tabs>
+          <w:tab w:val="num" w:pos="5760"/>
+        </w:tabs>
+        <w:ind w:left="5760" w:hanging="360"/>
+      </w:pPr>
+      <w:rPr>
+        <w:rFonts w:ascii="Wingdings" w:hAnsi="Wingdings" w:hint="default"/>
+        <w:sz w:val="20"/>
+      </w:rPr>
+    </w:lvl>
+    <w:lvl w:ilvl="8" w:tentative="1">
+      <w:start w:val="1"/>
+      <w:numFmt w:val="bullet"/>
+      <w:lvlText w:val=""/>
+      <w:lvlJc w:val="left"/>
+      <w:pPr>
+        <w:tabs>
+          <w:tab w:val="num" w:pos="6480"/>
+        </w:tabs>
+        <w:ind w:left="6480" w:hanging="360"/>
+      </w:pPr>
+      <w:rPr>
+        <w:rFonts w:ascii="Wingdings" w:hAnsi="Wingdings" w:hint="default"/>
+        <w:sz w:val="20"/>
+      </w:rPr>
+    </w:lvl>
+  </w:abstractNum>
+  <w:num w:numId="1" w16cid:durableId="479007114">
+    <w:abstractNumId w:val="4"/>
+  </w:num>
+  <w:num w:numId="2" w16cid:durableId="76445859">
+    <w:abstractNumId w:val="0"/>
+  </w:num>
+  <w:num w:numId="3" w16cid:durableId="921991393">
+    <w:abstractNumId w:val="5"/>
+  </w:num>
+  <w:num w:numId="4" w16cid:durableId="855459193">
+    <w:abstractNumId w:val="3"/>
+  </w:num>
+  <w:num w:numId="5" w16cid:durableId="1851524155">
+    <w:abstractNumId w:val="6"/>
+  </w:num>
+  <w:num w:numId="6" w16cid:durableId="371611340">
+    <w:abstractNumId w:val="1"/>
+  </w:num>
+  <w:num w:numId="7" w16cid:durableId="1018695738">
+    <w:abstractNumId w:val="2"/>
+  </w:num>
+</w:numbering>
 </file>
 
 <file path=word/styles.xml><?xml version="1.0" encoding="utf-8"?>
@@ -2764,10 +8432,75 @@
       <w:rFonts w:cs="Vrinda"/>
     </w:rPr>
   </w:style>
+  <w:style w:type="paragraph" w:styleId="Heading1">
+    <w:name w:val="heading 1"/>
+    <w:basedOn w:val="Normal"/>
+    <w:link w:val="Heading1Char"/>
+    <w:uiPriority w:val="9"/>
+    <w:qFormat/>
+    <w:rsid w:val="00220B95"/>
+    <w:pPr>
+      <w:spacing w:before="100" w:beforeAutospacing="1" w:after="100" w:afterAutospacing="1"/>
+      <w:outlineLvl w:val="0"/>
+    </w:pPr>
+    <w:rPr>
+      <w:rFonts w:ascii="Times New Roman" w:eastAsia="Times New Roman" w:hAnsi="Times New Roman" w:cs="Times New Roman"/>
+      <w:b/>
+      <w:bCs/>
+      <w:kern w:val="36"/>
+      <w:sz w:val="48"/>
+      <w:szCs w:val="48"/>
+      <w:lang w:eastAsia="en-GB" w:bidi="hi-IN"/>
+      <w14:ligatures w14:val="none"/>
+    </w:rPr>
+  </w:style>
+  <w:style w:type="paragraph" w:styleId="Heading2">
+    <w:name w:val="heading 2"/>
+    <w:basedOn w:val="Normal"/>
+    <w:link w:val="Heading2Char"/>
+    <w:uiPriority w:val="9"/>
+    <w:qFormat/>
+    <w:rsid w:val="00220B95"/>
+    <w:pPr>
+      <w:spacing w:before="100" w:beforeAutospacing="1" w:after="100" w:afterAutospacing="1"/>
+      <w:outlineLvl w:val="1"/>
+    </w:pPr>
+    <w:rPr>
+      <w:rFonts w:ascii="Times New Roman" w:eastAsia="Times New Roman" w:hAnsi="Times New Roman" w:cs="Times New Roman"/>
+      <w:b/>
+      <w:bCs/>
+      <w:kern w:val="0"/>
+      <w:sz w:val="36"/>
+      <w:szCs w:val="36"/>
+      <w:lang w:eastAsia="en-GB" w:bidi="hi-IN"/>
+      <w14:ligatures w14:val="none"/>
+    </w:rPr>
+  </w:style>
+  <w:style w:type="paragraph" w:styleId="Heading3">
+    <w:name w:val="heading 3"/>
+    <w:basedOn w:val="Normal"/>
+    <w:link w:val="Heading3Char"/>
+    <w:uiPriority w:val="9"/>
+    <w:qFormat/>
+    <w:rsid w:val="00220B95"/>
+    <w:pPr>
+      <w:spacing w:before="100" w:beforeAutospacing="1" w:after="100" w:afterAutospacing="1"/>
+      <w:outlineLvl w:val="2"/>
+    </w:pPr>
+    <w:rPr>
+      <w:rFonts w:ascii="Times New Roman" w:eastAsia="Times New Roman" w:hAnsi="Times New Roman" w:cs="Times New Roman"/>
+      <w:b/>
+      <w:bCs/>
+      <w:kern w:val="0"/>
+      <w:sz w:val="27"/>
+      <w:szCs w:val="27"/>
+      <w:lang w:eastAsia="en-GB" w:bidi="hi-IN"/>
+      <w14:ligatures w14:val="none"/>
+    </w:rPr>
+  </w:style>
   <w:style w:type="character" w:default="1" w:styleId="DefaultParagraphFont">
     <w:name w:val="Default Paragraph Font"/>
     <w:uiPriority w:val="1"/>
-    <w:semiHidden/>
     <w:unhideWhenUsed/>
   </w:style>
   <w:style w:type="table" w:default="1" w:styleId="TableNormal">
@@ -2790,6 +8523,168 @@
     <w:uiPriority w:val="99"/>
     <w:semiHidden/>
     <w:unhideWhenUsed/>
+  </w:style>
+  <w:style w:type="character" w:customStyle="1" w:styleId="Heading1Char">
+    <w:name w:val="Heading 1 Char"/>
+    <w:basedOn w:val="DefaultParagraphFont"/>
+    <w:link w:val="Heading1"/>
+    <w:uiPriority w:val="9"/>
+    <w:rsid w:val="00220B95"/>
+    <w:rPr>
+      <w:rFonts w:ascii="Times New Roman" w:eastAsia="Times New Roman" w:hAnsi="Times New Roman" w:cs="Times New Roman"/>
+      <w:b/>
+      <w:bCs/>
+      <w:kern w:val="36"/>
+      <w:sz w:val="48"/>
+      <w:szCs w:val="48"/>
+      <w:lang w:eastAsia="en-GB" w:bidi="hi-IN"/>
+      <w14:ligatures w14:val="none"/>
+    </w:rPr>
+  </w:style>
+  <w:style w:type="character" w:customStyle="1" w:styleId="Heading2Char">
+    <w:name w:val="Heading 2 Char"/>
+    <w:basedOn w:val="DefaultParagraphFont"/>
+    <w:link w:val="Heading2"/>
+    <w:uiPriority w:val="9"/>
+    <w:rsid w:val="00220B95"/>
+    <w:rPr>
+      <w:rFonts w:ascii="Times New Roman" w:eastAsia="Times New Roman" w:hAnsi="Times New Roman" w:cs="Times New Roman"/>
+      <w:b/>
+      <w:bCs/>
+      <w:kern w:val="0"/>
+      <w:sz w:val="36"/>
+      <w:szCs w:val="36"/>
+      <w:lang w:eastAsia="en-GB" w:bidi="hi-IN"/>
+      <w14:ligatures w14:val="none"/>
+    </w:rPr>
+  </w:style>
+  <w:style w:type="character" w:customStyle="1" w:styleId="Heading3Char">
+    <w:name w:val="Heading 3 Char"/>
+    <w:basedOn w:val="DefaultParagraphFont"/>
+    <w:link w:val="Heading3"/>
+    <w:uiPriority w:val="9"/>
+    <w:rsid w:val="00220B95"/>
+    <w:rPr>
+      <w:rFonts w:ascii="Times New Roman" w:eastAsia="Times New Roman" w:hAnsi="Times New Roman" w:cs="Times New Roman"/>
+      <w:b/>
+      <w:bCs/>
+      <w:kern w:val="0"/>
+      <w:sz w:val="27"/>
+      <w:szCs w:val="27"/>
+      <w:lang w:eastAsia="en-GB" w:bidi="hi-IN"/>
+      <w14:ligatures w14:val="none"/>
+    </w:rPr>
+  </w:style>
+  <w:style w:type="paragraph" w:styleId="NormalWeb">
+    <w:name w:val="Normal (Web)"/>
+    <w:basedOn w:val="Normal"/>
+    <w:uiPriority w:val="99"/>
+    <w:semiHidden/>
+    <w:unhideWhenUsed/>
+    <w:rsid w:val="00220B95"/>
+    <w:pPr>
+      <w:spacing w:before="100" w:beforeAutospacing="1" w:after="100" w:afterAutospacing="1"/>
+    </w:pPr>
+    <w:rPr>
+      <w:rFonts w:ascii="Times New Roman" w:eastAsia="Times New Roman" w:hAnsi="Times New Roman" w:cs="Times New Roman"/>
+      <w:kern w:val="0"/>
+      <w:szCs w:val="24"/>
+      <w:lang w:eastAsia="en-GB" w:bidi="hi-IN"/>
+      <w14:ligatures w14:val="none"/>
+    </w:rPr>
+  </w:style>
+  <w:style w:type="character" w:styleId="Strong">
+    <w:name w:val="Strong"/>
+    <w:basedOn w:val="DefaultParagraphFont"/>
+    <w:uiPriority w:val="22"/>
+    <w:qFormat/>
+    <w:rsid w:val="00220B95"/>
+    <w:rPr>
+      <w:b/>
+      <w:bCs/>
+    </w:rPr>
+  </w:style>
+  <w:style w:type="paragraph" w:styleId="HTMLPreformatted">
+    <w:name w:val="HTML Preformatted"/>
+    <w:basedOn w:val="Normal"/>
+    <w:link w:val="HTMLPreformattedChar"/>
+    <w:uiPriority w:val="99"/>
+    <w:semiHidden/>
+    <w:unhideWhenUsed/>
+    <w:rsid w:val="00220B95"/>
+    <w:pPr>
+      <w:tabs>
+        <w:tab w:val="left" w:pos="916"/>
+        <w:tab w:val="left" w:pos="1832"/>
+        <w:tab w:val="left" w:pos="2748"/>
+        <w:tab w:val="left" w:pos="3664"/>
+        <w:tab w:val="left" w:pos="4580"/>
+        <w:tab w:val="left" w:pos="5496"/>
+        <w:tab w:val="left" w:pos="6412"/>
+        <w:tab w:val="left" w:pos="7328"/>
+        <w:tab w:val="left" w:pos="8244"/>
+        <w:tab w:val="left" w:pos="9160"/>
+        <w:tab w:val="left" w:pos="10076"/>
+        <w:tab w:val="left" w:pos="10992"/>
+        <w:tab w:val="left" w:pos="11908"/>
+        <w:tab w:val="left" w:pos="12824"/>
+        <w:tab w:val="left" w:pos="13740"/>
+        <w:tab w:val="left" w:pos="14656"/>
+      </w:tabs>
+    </w:pPr>
+    <w:rPr>
+      <w:rFonts w:ascii="Courier New" w:eastAsia="Times New Roman" w:hAnsi="Courier New" w:cs="Courier New"/>
+      <w:kern w:val="0"/>
+      <w:sz w:val="20"/>
+      <w:szCs w:val="20"/>
+      <w:lang w:eastAsia="en-GB" w:bidi="hi-IN"/>
+      <w14:ligatures w14:val="none"/>
+    </w:rPr>
+  </w:style>
+  <w:style w:type="character" w:customStyle="1" w:styleId="HTMLPreformattedChar">
+    <w:name w:val="HTML Preformatted Char"/>
+    <w:basedOn w:val="DefaultParagraphFont"/>
+    <w:link w:val="HTMLPreformatted"/>
+    <w:uiPriority w:val="99"/>
+    <w:semiHidden/>
+    <w:rsid w:val="00220B95"/>
+    <w:rPr>
+      <w:rFonts w:ascii="Courier New" w:eastAsia="Times New Roman" w:hAnsi="Courier New" w:cs="Courier New"/>
+      <w:kern w:val="0"/>
+      <w:sz w:val="20"/>
+      <w:szCs w:val="20"/>
+      <w:lang w:eastAsia="en-GB" w:bidi="hi-IN"/>
+      <w14:ligatures w14:val="none"/>
+    </w:rPr>
+  </w:style>
+  <w:style w:type="character" w:styleId="HTMLCode">
+    <w:name w:val="HTML Code"/>
+    <w:basedOn w:val="DefaultParagraphFont"/>
+    <w:uiPriority w:val="99"/>
+    <w:semiHidden/>
+    <w:unhideWhenUsed/>
+    <w:rsid w:val="00220B95"/>
+    <w:rPr>
+      <w:rFonts w:ascii="Courier New" w:eastAsia="Times New Roman" w:hAnsi="Courier New" w:cs="Courier New"/>
+      <w:sz w:val="20"/>
+      <w:szCs w:val="20"/>
+    </w:rPr>
+  </w:style>
+  <w:style w:type="table" w:styleId="TableGrid">
+    <w:name w:val="Table Grid"/>
+    <w:basedOn w:val="TableNormal"/>
+    <w:uiPriority w:val="39"/>
+    <w:rsid w:val="00220B95"/>
+    <w:tblPr>
+      <w:tblBorders>
+        <w:top w:val="single" w:sz="4" w:space="0" w:color="auto"/>
+        <w:left w:val="single" w:sz="4" w:space="0" w:color="auto"/>
+        <w:bottom w:val="single" w:sz="4" w:space="0" w:color="auto"/>
+        <w:right w:val="single" w:sz="4" w:space="0" w:color="auto"/>
+        <w:insideH w:val="single" w:sz="4" w:space="0" w:color="auto"/>
+        <w:insideV w:val="single" w:sz="4" w:space="0" w:color="auto"/>
+      </w:tblBorders>
+    </w:tblPr>
   </w:style>
 </w:styles>
 </file>
